--- a/rapports/16_02_2026/DIAKHOU/coh_EQ7_sup_013202020086.docx
+++ b/rapports/16_02_2026/DIAKHOU/coh_EQ7_sup_013202020086.docx
@@ -25,7 +25,7 @@
         <w:br/>
         <w:t>Grappe: 013202020086</w:t>
         <w:br/>
-        <w:t>Date: 16/02/2026 a 12:41</w:t>
+        <w:t>Date: 16/02/2026 a 12:58</w:t>
       </w:r>
     </w:p>
     <w:p/>

--- a/rapports/16_02_2026/DIAKHOU/coh_EQ7_sup_013202020086.docx
+++ b/rapports/16_02_2026/DIAKHOU/coh_EQ7_sup_013202020086.docx
@@ -25,7 +25,7 @@
         <w:br/>
         <w:t>Grappe: 013202020086</w:t>
         <w:br/>
-        <w:t>Date: 16/02/2026 a 12:58</w:t>
+        <w:t>Date: 16/02/2026 a 13:06</w:t>
       </w:r>
     </w:p>
     <w:p/>
@@ -97,7 +97,7 @@
           </w:tcPr>
           <w:p>
             <w:r>
-              <w:t>4</w:t>
+              <w:t>12</w:t>
             </w:r>
           </w:p>
         </w:tc>
@@ -119,7 +119,7 @@
           </w:tcPr>
           <w:p>
             <w:r>
-              <w:t>17</w:t>
+              <w:t>23</w:t>
             </w:r>
           </w:p>
         </w:tc>
@@ -199,6 +199,134 @@
           </w:tcPr>
           <w:p>
             <w:r>
+              <w:t>Section2</w:t>
+            </w:r>
+          </w:p>
+        </w:tc>
+        <w:tc>
+          <w:tcPr>
+            <w:tcW w:type="dxa" w:w="3324"/>
+          </w:tcPr>
+          <w:p>
+            <w:r>
+              <w:t>Education</w:t>
+            </w:r>
+          </w:p>
+        </w:tc>
+        <w:tc>
+          <w:tcPr>
+            <w:tcW w:type="dxa" w:w="3324"/>
+          </w:tcPr>
+          <w:p>
+            <w:r>
+              <w:t>12</w:t>
+            </w:r>
+          </w:p>
+        </w:tc>
+      </w:tr>
+      <w:tr>
+        <w:tc>
+          <w:tcPr>
+            <w:tcW w:type="dxa" w:w="3324"/>
+          </w:tcPr>
+          <w:p>
+            <w:r>
+              <w:t>Section7b</w:t>
+            </w:r>
+          </w:p>
+        </w:tc>
+        <w:tc>
+          <w:tcPr>
+            <w:tcW w:type="dxa" w:w="3324"/>
+          </w:tcPr>
+          <w:p>
+            <w:r>
+              <w:t>Consommation alimentaire - 7 jours</w:t>
+            </w:r>
+          </w:p>
+        </w:tc>
+        <w:tc>
+          <w:tcPr>
+            <w:tcW w:type="dxa" w:w="3324"/>
+          </w:tcPr>
+          <w:p>
+            <w:r>
+              <w:t>12</w:t>
+            </w:r>
+          </w:p>
+        </w:tc>
+      </w:tr>
+      <w:tr>
+        <w:tc>
+          <w:tcPr>
+            <w:tcW w:type="dxa" w:w="3324"/>
+          </w:tcPr>
+          <w:p>
+            <w:r>
+              <w:t>Section11</w:t>
+            </w:r>
+          </w:p>
+        </w:tc>
+        <w:tc>
+          <w:tcPr>
+            <w:tcW w:type="dxa" w:w="3324"/>
+          </w:tcPr>
+          <w:p>
+            <w:r>
+              <w:t>Caracteristiques logement</w:t>
+            </w:r>
+          </w:p>
+        </w:tc>
+        <w:tc>
+          <w:tcPr>
+            <w:tcW w:type="dxa" w:w="3324"/>
+          </w:tcPr>
+          <w:p>
+            <w:r>
+              <w:t>12</w:t>
+            </w:r>
+          </w:p>
+        </w:tc>
+      </w:tr>
+      <w:tr>
+        <w:tc>
+          <w:tcPr>
+            <w:tcW w:type="dxa" w:w="3324"/>
+          </w:tcPr>
+          <w:p>
+            <w:r>
+              <w:t>Section16a</w:t>
+            </w:r>
+          </w:p>
+        </w:tc>
+        <w:tc>
+          <w:tcPr>
+            <w:tcW w:type="dxa" w:w="3324"/>
+          </w:tcPr>
+          <w:p>
+            <w:r>
+              <w:t>Champs et parcelles</w:t>
+            </w:r>
+          </w:p>
+        </w:tc>
+        <w:tc>
+          <w:tcPr>
+            <w:tcW w:type="dxa" w:w="3324"/>
+          </w:tcPr>
+          <w:p>
+            <w:r>
+              <w:t>12</w:t>
+            </w:r>
+          </w:p>
+        </w:tc>
+      </w:tr>
+      <w:tr>
+        <w:tc>
+          <w:tcPr>
+            <w:tcW w:type="dxa" w:w="3324"/>
+          </w:tcPr>
+          <w:p>
+            <w:r>
               <w:t>Section1</w:t>
             </w:r>
           </w:p>
@@ -219,7 +347,7 @@
           </w:tcPr>
           <w:p>
             <w:r>
-              <w:t>4</w:t>
+              <w:t>11</w:t>
             </w:r>
           </w:p>
         </w:tc>
@@ -231,7 +359,7 @@
           </w:tcPr>
           <w:p>
             <w:r>
-              <w:t>Section2</w:t>
+              <w:t>Section12</w:t>
             </w:r>
           </w:p>
         </w:tc>
@@ -241,7 +369,7 @@
           </w:tcPr>
           <w:p>
             <w:r>
-              <w:t>Education</w:t>
+              <w:t>Actifs du menage</w:t>
             </w:r>
           </w:p>
         </w:tc>
@@ -251,7 +379,39 @@
           </w:tcPr>
           <w:p>
             <w:r>
-              <w:t>4</w:t>
+              <w:t>11</w:t>
+            </w:r>
+          </w:p>
+        </w:tc>
+      </w:tr>
+      <w:tr>
+        <w:tc>
+          <w:tcPr>
+            <w:tcW w:type="dxa" w:w="3324"/>
+          </w:tcPr>
+          <w:p>
+            <w:r>
+              <w:t>Section14</w:t>
+            </w:r>
+          </w:p>
+        </w:tc>
+        <w:tc>
+          <w:tcPr>
+            <w:tcW w:type="dxa" w:w="3324"/>
+          </w:tcPr>
+          <w:p>
+            <w:r>
+              <w:t>Chocs</w:t>
+            </w:r>
+          </w:p>
+        </w:tc>
+        <w:tc>
+          <w:tcPr>
+            <w:tcW w:type="dxa" w:w="3324"/>
+          </w:tcPr>
+          <w:p>
+            <w:r>
+              <w:t>11</w:t>
             </w:r>
           </w:p>
         </w:tc>
@@ -283,7 +443,39 @@
           </w:tcPr>
           <w:p>
             <w:r>
-              <w:t>4</w:t>
+              <w:t>10</w:t>
+            </w:r>
+          </w:p>
+        </w:tc>
+      </w:tr>
+      <w:tr>
+        <w:tc>
+          <w:tcPr>
+            <w:tcW w:type="dxa" w:w="3324"/>
+          </w:tcPr>
+          <w:p>
+            <w:r>
+              <w:t>Section3</w:t>
+            </w:r>
+          </w:p>
+        </w:tc>
+        <w:tc>
+          <w:tcPr>
+            <w:tcW w:type="dxa" w:w="3324"/>
+          </w:tcPr>
+          <w:p>
+            <w:r>
+              <w:t>Sante</w:t>
+            </w:r>
+          </w:p>
+        </w:tc>
+        <w:tc>
+          <w:tcPr>
+            <w:tcW w:type="dxa" w:w="3324"/>
+          </w:tcPr>
+          <w:p>
+            <w:r>
+              <w:t>7</w:t>
             </w:r>
           </w:p>
         </w:tc>
@@ -315,199 +507,7 @@
           </w:tcPr>
           <w:p>
             <w:r>
-              <w:t>4</w:t>
-            </w:r>
-          </w:p>
-        </w:tc>
-      </w:tr>
-      <w:tr>
-        <w:tc>
-          <w:tcPr>
-            <w:tcW w:type="dxa" w:w="3324"/>
-          </w:tcPr>
-          <w:p>
-            <w:r>
-              <w:t>Section7b</w:t>
-            </w:r>
-          </w:p>
-        </w:tc>
-        <w:tc>
-          <w:tcPr>
-            <w:tcW w:type="dxa" w:w="3324"/>
-          </w:tcPr>
-          <w:p>
-            <w:r>
-              <w:t>Consommation alimentaire - 7 jours</w:t>
-            </w:r>
-          </w:p>
-        </w:tc>
-        <w:tc>
-          <w:tcPr>
-            <w:tcW w:type="dxa" w:w="3324"/>
-          </w:tcPr>
-          <w:p>
-            <w:r>
-              <w:t>4</w:t>
-            </w:r>
-          </w:p>
-        </w:tc>
-      </w:tr>
-      <w:tr>
-        <w:tc>
-          <w:tcPr>
-            <w:tcW w:type="dxa" w:w="3324"/>
-          </w:tcPr>
-          <w:p>
-            <w:r>
-              <w:t>Section11</w:t>
-            </w:r>
-          </w:p>
-        </w:tc>
-        <w:tc>
-          <w:tcPr>
-            <w:tcW w:type="dxa" w:w="3324"/>
-          </w:tcPr>
-          <w:p>
-            <w:r>
-              <w:t>Caracteristiques logement</w:t>
-            </w:r>
-          </w:p>
-        </w:tc>
-        <w:tc>
-          <w:tcPr>
-            <w:tcW w:type="dxa" w:w="3324"/>
-          </w:tcPr>
-          <w:p>
-            <w:r>
-              <w:t>4</w:t>
-            </w:r>
-          </w:p>
-        </w:tc>
-      </w:tr>
-      <w:tr>
-        <w:tc>
-          <w:tcPr>
-            <w:tcW w:type="dxa" w:w="3324"/>
-          </w:tcPr>
-          <w:p>
-            <w:r>
-              <w:t>Section12</w:t>
-            </w:r>
-          </w:p>
-        </w:tc>
-        <w:tc>
-          <w:tcPr>
-            <w:tcW w:type="dxa" w:w="3324"/>
-          </w:tcPr>
-          <w:p>
-            <w:r>
-              <w:t>Actifs du menage</w:t>
-            </w:r>
-          </w:p>
-        </w:tc>
-        <w:tc>
-          <w:tcPr>
-            <w:tcW w:type="dxa" w:w="3324"/>
-          </w:tcPr>
-          <w:p>
-            <w:r>
-              <w:t>4</w:t>
-            </w:r>
-          </w:p>
-        </w:tc>
-      </w:tr>
-      <w:tr>
-        <w:tc>
-          <w:tcPr>
-            <w:tcW w:type="dxa" w:w="3324"/>
-          </w:tcPr>
-          <w:p>
-            <w:r>
-              <w:t>Section16a</w:t>
-            </w:r>
-          </w:p>
-        </w:tc>
-        <w:tc>
-          <w:tcPr>
-            <w:tcW w:type="dxa" w:w="3324"/>
-          </w:tcPr>
-          <w:p>
-            <w:r>
-              <w:t>Champs et parcelles</w:t>
-            </w:r>
-          </w:p>
-        </w:tc>
-        <w:tc>
-          <w:tcPr>
-            <w:tcW w:type="dxa" w:w="3324"/>
-          </w:tcPr>
-          <w:p>
-            <w:r>
-              <w:t>4</w:t>
-            </w:r>
-          </w:p>
-        </w:tc>
-      </w:tr>
-      <w:tr>
-        <w:tc>
-          <w:tcPr>
-            <w:tcW w:type="dxa" w:w="3324"/>
-          </w:tcPr>
-          <w:p>
-            <w:r>
-              <w:t>Section3</w:t>
-            </w:r>
-          </w:p>
-        </w:tc>
-        <w:tc>
-          <w:tcPr>
-            <w:tcW w:type="dxa" w:w="3324"/>
-          </w:tcPr>
-          <w:p>
-            <w:r>
-              <w:t>Sante</w:t>
-            </w:r>
-          </w:p>
-        </w:tc>
-        <w:tc>
-          <w:tcPr>
-            <w:tcW w:type="dxa" w:w="3324"/>
-          </w:tcPr>
-          <w:p>
-            <w:r>
-              <w:t>3</w:t>
-            </w:r>
-          </w:p>
-        </w:tc>
-      </w:tr>
-      <w:tr>
-        <w:tc>
-          <w:tcPr>
-            <w:tcW w:type="dxa" w:w="3324"/>
-          </w:tcPr>
-          <w:p>
-            <w:r>
-              <w:t>Section14</w:t>
-            </w:r>
-          </w:p>
-        </w:tc>
-        <w:tc>
-          <w:tcPr>
-            <w:tcW w:type="dxa" w:w="3324"/>
-          </w:tcPr>
-          <w:p>
-            <w:r>
-              <w:t>Chocs</w:t>
-            </w:r>
-          </w:p>
-        </w:tc>
-        <w:tc>
-          <w:tcPr>
-            <w:tcW w:type="dxa" w:w="3324"/>
-          </w:tcPr>
-          <w:p>
-            <w:r>
-              <w:t>3</w:t>
+              <w:t>7</w:t>
             </w:r>
           </w:p>
         </w:tc>
@@ -935,9 +935,7 @@
         <w:rPr>
           <w:sz w:val="20"/>
         </w:rPr>
-        <w:t xml:space="preserve">- ||  Avertissementamadou souleymane ndiaye  travaille mais les questions relatives à son emploi principal ne sont pas renseignées à 100%, prière de les renseigner. Vous avez sélectionné l'option 'Ne sait pas' pour la catégorie socioprofessionnelle de amadou souleymane ndiaye ou vous ne l'avez pas renseigné. prière de corriger. </w:t>
-        <w:br/>
-        <w:t>- Attention! le nombre d'heure que faty ndiaye a travaillé par jour semble être inferieur à 4, veuillez s'il vous plait confirmer cette information avec le QG.</w:t>
+        <w:t>- || Attention! le nombre d'heure que faty ndiaye a travaillé par jour semble être inferieur à 4, veuillez s'il vous plait confirmer cette information avec le QG.</w:t>
       </w:r>
     </w:p>
     <w:p>
@@ -958,7 +956,7 @@
         <w:rPr>
           <w:sz w:val="20"/>
         </w:rPr>
-        <w:t>- Le ménage a consommé Ail mais les informations sur la quantité, l'unité ou la taille ne sont pas renseignées.Prière de renseigner. Le ménage a consommé Arachides pilées mais les informations sur la quantité, l'unité ou la taille ne sont pas renseignées.Prière de renseigner. Le ménage a consommé Arôme (Maggi, Jumbo, etc.) mais les informations sur la quantité, l'unité ou la taille ne sont pas renseignées.Prière de renseigner. Le ménage a consommé Aubergine   mais les informations sur la quantité, l'unité ou la taille ne sont pas renseignées.Prière de renseigner. Le ménage a consommé Aubergine sauvage  mais les informations sur la quantité, l'unité ou la taille ne sont pas renseignées.Prière de renseigner. Le ménage a consommé Autres pâtes alimentaires mais les informations sur la quantité, l'unité ou la taille ne sont pas renseignées.Prière de renseigner. Le ménage a consommé Banane douce mais les informations sur la quantité, l'unité ou la taille ne sont pas renseignées.Prière de renseigner. Le ménage a consommé Biscuits mais les informations sur la quantité, l'unité ou la taille ne sont pas renseignées.Prière de renseigner. Le ménage a consommé Café en poudre soluble mais les informations sur la quantité, l'unité ou la taille ne sont pas renseignées.Prière de renseigner. Le ménage a consommé Capitaine frais mais les informations sur la quantité, l'unité ou la taille ne sont pas renseignées.Prière de renseigner. Le ménage a consommé Carotte mais les informations sur la quantité, l'unité ou la taille ne sont pas renseignées.Prière de renseigner. Le ménage a consommé Choux mais les informations sur la quantité, l'unité ou la taille ne sont pas renseignées.Prière de renseigner. Le ménage a consommé Citron mais les informations sur la quantité, l'unité ou la taille ne sont pas renseignées.Prière de renseigner. Le ménage a consommé Concentré de tomate mais les informations sur la quantité, l'unité ou la taille ne sont pas renseignées.Prière de renseigner. Le ménage a consommé Cube alimentaire (Maggi, Jumbo, ) mais les informations sur la quantité, l'unité ou la taille ne sont pas renseignées.Prière de renseigner. Le ménage a consommé Feuilles de  Haricot mais les informations sur la quantité, l'unité ou la taille ne sont pas renseignées.Prière de renseigner. Le ménage a consommé Feuilles de Fakoye (Feuille de corete) mais les informations sur la quantité, l'unité ou la taille ne sont pas renseignées.Prière de renseigner. Le ménage a consommé Feuilles de patate mais les informations sur la quantité, l'unité ou la taille ne sont pas renseignées.Prière de renseigner. Le ménage a consommé Gombo en poudre mais les informations sur la quantité, l'unité ou la taille ne sont pas renseignées.Prière de renseigner. Le ménage a consommé Gombo frais mais les informations sur la quantité, l'unité ou la taille ne sont pas renseignées.Prière de renseigner. Le ménage a consommé Gombo sec mais les informations sur la quantité, l'unité ou la taille ne sont pas renseignées.Prière de renseigner. Le ménage a consommé Huile de palme raffinée mais les informations sur la quantité, l'unité ou la taille ne sont pas renseignées.Prière de renseigner. Le ménage a consommé Huile de soja  mais les informations sur la quantité, l'unité ou la taille ne sont pas renseignées.Prière de renseigner. Le ménage a consommé Lait caillé mais les informations sur la quantité, l'unité ou la taille ne sont pas renseignées.Prière de renseigner. Le ménage a consommé Lait frais de vache mais les informations sur la quantité, l'unité ou la taille ne sont pas renseignées.Prière de renseigner. Le ménage a consommé Manioc en tubercules mais les informations sur la quantité, l'unité ou la taille ne sont pas renseignées.Prière de renseigner. Le ménage a consommé Mayonnaise mais les informations sur la quantité, l'unité ou la taille ne sont pas renseignées.Prière de renseigner. Le ménage a consommé Mil mais les informations sur la quantité, l'unité ou la taille ne sont pas renseignées.Prière de renseigner. Le ménage a consommé Mâchoiron séchée (Kon) mais les informations sur la quantité, l'unité ou la taille ne sont pas renseignées.Prière de renseigner. Le ménage a consommé Niébé/Haricots secs mais les informations sur la quantité, l'unité ou la taille ne sont pas renseignées.Prière de renseigner. Le ménage a consommé Oignon frais mais les informations sur la quantité, l'unité ou la taille ne sont pas renseignées.Prière de renseigner. Le ménage a consommé Pain moderne (Baguette) mais les informations sur la quantité, l'unité ou la taille ne sont pas renseignées.Prière de renseigner. Le ménage a consommé Patate douce mais les informations sur la quantité, l'unité ou la taille ne sont pas renseignées.Prière de renseigner. Le ménage a consommé Piment frais mais les informations sur la quantité, l'unité ou la taille ne sont pas renseignées.Prière de renseigner. Le ménage a consommé Piment séché mais les informations sur la quantité, l'unité ou la taille ne sont pas renseignées.Prière de renseigner. Le ménage a consommé Poireau mais les informations sur la quantité, l'unité ou la taille ne sont pas renseignées.Prière de renseigner. Le ménage a consommé Poisson frais type 8 mais les informations sur la quantité, l'unité ou la taille ne sont pas renseignées.Prière de renseigner. Le ménage a consommé Poivre mais les informations sur la quantité, l'unité ou la taille ne sont pas renseignées.Prière de renseigner. Le ménage a consommé Poivron frais mais les informations sur la quantité, l'unité ou la taille ne sont pas renseignées.Prière de renseigner. Le ménage a consommé Pomme de terre mais les informations sur la quantité, l'unité ou la taille ne sont pas renseignées.Prière de renseigner. Le ménage a consommé Pommes mais les informations sur la quantité, l'unité ou la taille ne sont pas renseignées.Prière de renseigner. Le ménage a consommé Pâte d'arachide mais les informations sur la quantité, l'unité ou la taille ne sont pas renseignées.Prière de renseigner. Le ménage a consommé Riz local fumé (malo-woussou) mais les informations sur la quantité, l'unité ou la taille ne sont pas renseignées.Prière de renseigner. Le ménage a consommé Sel mais les informations sur la quantité, l'unité ou la taille ne sont pas renseignées.Prière de renseigner. Difficile de consommer le Sel en   prière de verifier. Le ménage a consommé Soumbala (moutarde africaine) mais les informations sur la quantité, l'unité ou la taille ne sont pas renseignées.Prière de renseigner. Le ménage a consommé Sucre en poudre  mais les informations sur la quantité, l'unité ou la taille ne sont pas renseignées.Prière de renseigner. Le ménage a consommé Thé en sachet mais les informations sur la quantité, l'unité ou la taille ne sont pas renseignées.Prière de renseigner. Avertissement!!! Le ménage a consommé .a   de Thé en sachet, cette quantité semble anormale pour une consommation des 7 derniers jours.Les ménages consomment géneralement en sachet ou en paquet, prière de corriger ou de confirmer avec le QG. Le ménage a consommé Tomate fraîche mais les informations sur la quantité, l'unité ou la taille ne sont pas renseignées.Prière de renseigner. Le ménage a consommé Viande de bœuf: filet, faux-filet mais les informations sur la quantité, l'unité ou la taille ne sont pas renseignées.Prière de renseigner. Le ménage a consommé Viande de poulet entier mais les informations sur la quantité, l'unité ou la taille ne sont pas renseignées.Prière de renseigner. Le ménage a consommé Vinaigre de vin mais les informations sur la quantité, l'unité ou la taille ne sont pas renseignées.Prière de renseigner.</w:t>
+        <w:t>- Attention ! Le prix unitaire d'achat (250 Fcfa) de Autres pâtes alimentaires en Sachets industriel (Tres petit) est relativement faible par rapport aux autres prix observés dans cette zone. Prière de corriger ou de confirmer avec le QG. Avertissement!!! Le ménage a consommé 5 Paquet Tres petit de Thé en sachet, cette quantité semble anormale pour une consommation des 7 derniers jours.Prière de corriger ou de confirmer avec le QG. Avertissement!! le prix unitaire (150 Fcfa) de Thé en sachet (unité: Paquet) de taille Tres petit est très faible ou élevé. Prière de corriger ou de confirmer avec le QG. Difficile de consommer le Sel en Sachets industriel Petit prière de verifier.</w:t>
       </w:r>
     </w:p>
     <w:p>
@@ -1428,6 +1426,8 @@
         <w:br/>
         <w:t xml:space="preserve">- Peu probable! astou sandigui  n'arrive pas  à comprendre un petit texte lu dans une langue locale (s02q03). Veuillez corriger ou donner des explications au QG. </w:t>
         <w:br/>
+        <w:t xml:space="preserve">- Peu probable! babacar diallo  n'arrive pas  à comprendre un petit texte lu dans une langue locale (s02q03). Veuillez corriger ou donner des explications au QG. Dans les milieux urbains c'est peu probable de voir une école dont les élèves ou étudiants ne dépensent pas en frais d'uniformes, prière de verifier pour babacar diallo et corriger ou confirmer avec le QG. Le montant des autres depenses pour l'année scolaire de babacar diallo est faible ou élevé. veuillez, s'il vous plait, confirmer ces informations avec le QG ou apporter les corrections nécessaires. </w:t>
+        <w:br/>
         <w:t xml:space="preserve">- Peu probable! mamadou badiane  n'arrive pas  à comprendre un petit texte lu dans une langue locale (s02q03). Veuillez corriger ou donner des explications au QG. </w:t>
         <w:br/>
         <w:t>- Peu probable! mame kebe sandigui  n'arrive pas  à comprendre un petit texte lu dans une langue locale (s02q03). Veuillez corriger ou donner des explications au QG.</w:t>
@@ -1537,7 +1537,7 @@
         <w:rPr>
           <w:sz w:val="20"/>
         </w:rPr>
-        <w:t>- Le ménage a consommé Ail mais les informations sur la quantité, l'unité ou la taille ne sont pas renseignées.Prière de renseigner. Le ménage a consommé Aubergine   mais les informations sur la quantité, l'unité ou la taille ne sont pas renseignées.Prière de renseigner. Le ménage a consommé Aubergine sauvage  mais les informations sur la quantité, l'unité ou la taille ne sont pas renseignées.Prière de renseigner. Le ménage a consommé Café en poudre soluble mais les informations sur la quantité, l'unité ou la taille ne sont pas renseignées.Prière de renseigner. Le ménage a consommé Capitaine frais mais les informations sur la quantité, l'unité ou la taille ne sont pas renseignées.Prière de renseigner. Le ménage a consommé Carotte mais les informations sur la quantité, l'unité ou la taille ne sont pas renseignées.Prière de renseigner. Le ménage a consommé Carpe séchée mais les informations sur la quantité, l'unité ou la taille ne sont pas renseignées.Prière de renseigner. Le ménage a consommé Choux mais les informations sur la quantité, l'unité ou la taille ne sont pas renseignées.Prière de renseigner. Le ménage a consommé Citron mais les informations sur la quantité, l'unité ou la taille ne sont pas renseignées.Prière de renseigner. Le ménage a consommé Concentré de tomate mais les informations sur la quantité, l'unité ou la taille ne sont pas renseignées.Prière de renseigner. Le ménage a consommé Conserves de poisson  mais les informations sur la quantité, l'unité ou la taille ne sont pas renseignées.Prière de renseigner. Le ménage a consommé Crevettes séchées mais les informations sur la quantité, l'unité ou la taille ne sont pas renseignées.Prière de renseigner. Le ménage a consommé Crevettes/Gambas fraîches locales mais les informations sur la quantité, l'unité ou la taille ne sont pas renseignées.Prière de renseigner. Le ménage a consommé Cube alimentaire (Maggi, Jumbo, ) mais les informations sur la quantité, l'unité ou la taille ne sont pas renseignées.Prière de renseigner. Le ménage a consommé Escargots mais les informations sur la quantité, l'unité ou la taille ne sont pas renseignées.Prière de renseigner. Le ménage a consommé Farines pour bébé mais les informations sur la quantité, l'unité ou la taille ne sont pas renseignées.Prière de renseigner. Le ménage a consommé Gombo frais mais les informations sur la quantité, l'unité ou la taille ne sont pas renseignées.Prière de renseigner. Le ménage a consommé Huile de palme raffinée mais les informations sur la quantité, l'unité ou la taille ne sont pas renseignées.Prière de renseigner. Le ménage a consommé Huile de soja  mais les informations sur la quantité, l'unité ou la taille ne sont pas renseignées.Prière de renseigner. Le ménage a consommé Lait concentré non-sucré mais les informations sur la quantité, l'unité ou la taille ne sont pas renseignées.Prière de renseigner. Le ménage a consommé Lait en poudre mais les informations sur la quantité, l'unité ou la taille ne sont pas renseignées.Prière de renseigner. Le ménage a consommé Lait frais de vache mais les informations sur la quantité, l'unité ou la taille ne sont pas renseignées.Prière de renseigner. Le ménage a consommé Lait pour bébé mais les informations sur la quantité, l'unité ou la taille ne sont pas renseignées.Prière de renseigner. Le ménage a consommé Mayonnaise mais les informations sur la quantité, l'unité ou la taille ne sont pas renseignées.Prière de renseigner. Le ménage a consommé Mil mais les informations sur la quantité, l'unité ou la taille ne sont pas renseignées.Prière de renseigner. Le ménage a consommé Oignon frais mais les informations sur la quantité, l'unité ou la taille ne sont pas renseignées.Prière de renseigner. Le ménage a consommé Orange  mais les informations sur la quantité, l'unité ou la taille ne sont pas renseignées.Prière de renseigner. Le ménage a consommé Pain moderne (Baguette) mais les informations sur la quantité, l'unité ou la taille ne sont pas renseignées.Prière de renseigner. Le ménage a consommé Pamplemousse  mais les informations sur la quantité, l'unité ou la taille ne sont pas renseignées.Prière de renseigner. Le ménage a consommé Papaye mais les informations sur la quantité, l'unité ou la taille ne sont pas renseignées.Prière de renseigner. Le ménage a consommé Patate douce mais les informations sur la quantité, l'unité ou la taille ne sont pas renseignées.Prière de renseigner. Le ménage a consommé Petits pois frais mais les informations sur la quantité, l'unité ou la taille ne sont pas renseignées.Prière de renseigner. Le ménage a consommé Piment frais mais les informations sur la quantité, l'unité ou la taille ne sont pas renseignées.Prière de renseigner. Le ménage a consommé Piment séché mais les informations sur la quantité, l'unité ou la taille ne sont pas renseignées.Prière de renseigner. Le ménage a consommé Poireau mais les informations sur la quantité, l'unité ou la taille ne sont pas renseignées.Prière de renseigner. Le ménage a consommé Poisson frais type 8 mais les informations sur la quantité, l'unité ou la taille ne sont pas renseignées.Prière de renseigner. Le ménage a consommé Poivre mais les informations sur la quantité, l'unité ou la taille ne sont pas renseignées.Prière de renseigner. Le ménage a consommé Poivron frais mais les informations sur la quantité, l'unité ou la taille ne sont pas renseignées.Prière de renseigner. Le ménage a consommé Riz importé parfumé mais les informations sur la quantité, l'unité ou la taille ne sont pas renseignées.Prière de renseigner. Le ménage a consommé Sel mais les informations sur la quantité, l'unité ou la taille ne sont pas renseignées.Prière de renseigner. Difficile de consommer le Sel en   prière de verifier. Le ménage a consommé Silure fumé mais les informations sur la quantité, l'unité ou la taille ne sont pas renseignées.Prière de renseigner. Le ménage a consommé Silure séché mais les informations sur la quantité, l'unité ou la taille ne sont pas renseignées.Prière de renseigner. Le ménage a consommé Soumbala (moutarde africaine) mais les informations sur la quantité, l'unité ou la taille ne sont pas renseignées.Prière de renseigner. Le ménage a consommé Spaghettis mais les informations sur la quantité, l'unité ou la taille ne sont pas renseignées.Prière de renseigner. Le ménage a consommé Sucre en poudre  mais les informations sur la quantité, l'unité ou la taille ne sont pas renseignées.Prière de renseigner. Le ménage a consommé Tomate fraîche mais les informations sur la quantité, l'unité ou la taille ne sont pas renseignées.Prière de renseigner. Le ménage a consommé Vermicelles mais les informations sur la quantité, l'unité ou la taille ne sont pas renseignées.Prière de renseigner. Le ménage a consommé Viande de boeuf: Abats et tripes (foie, rognon, etc.) mais les informations sur la quantité, l'unité ou la taille ne sont pas renseignées.Prière de renseigner. Le ménage a consommé Viande de bœuf: filet, faux-filet mais les informations sur la quantité, l'unité ou la taille ne sont pas renseignées.Prière de renseigner. Le ménage a consommé Viande de poulet entier mais les informations sur la quantité, l'unité ou la taille ne sont pas renseignées.Prière de renseigner. Le ménage a consommé Vinaigre de vin mais les informations sur la quantité, l'unité ou la taille ne sont pas renseignées.Prière de renseigner. Le ménage a consommé Œufs frais mais les informations sur la quantité, l'unité ou la taille ne sont pas renseignées.Prière de renseigner.</w:t>
+        <w:t>- Attention ! Le prix unitaire d'achat (150 Fcfa) de Aubergine   en Pièce (Moyen) est relativement élevé par rapport aux autres prix observés dans cette zone. Prière de corriger ou de confirmer avec le QG. Attention ! Le prix unitaire d'achat (300 Fcfa) de Lait concentré non-sucré en Boite (Autre que la boite/pot de tomate) (Petit) est relativement faible par rapport aux autres prix observés dans cette zone. Prière de corriger ou de confirmer avec le QG. Attention ! Soupçons de quantité anormale! Le ménage de mamadou badiane avec une taille de 6 personnes a consommé 7 Boite (Autre que la boite/pot de tomate) en Petit de Lait concentré non-sucré qui est relativement élevé comme consommation par rapport à la condition de vie des autres ménages de même taille dans cette zone. Prière de corriger ou de confirmer avec le QG. Attention ! Le prix unitaire d'achat (4500 Fcfa) de Viande de poulet entier en Pièce (Moyen) est relativement élevé par rapport aux autres prix observés dans cette zone. Prière de corriger ou de confirmer avec le QG. Attention ! Le prix unitaire d'achat (500 Fcfa) de Crevettes séchées en Sachets (Petit) est relativement élevé par rapport aux autres prix observés dans cette zone. Prière de corriger ou de confirmer avec le QG. Attention ! Soupçons de quantité anormale! Le ménage de mamadou badiane avec une taille de 6 personnes a consommé 28 Pièce en taille unique de Œufs frais qui est relativement élevé comme consommation par rapport à la condition de vie des autres ménages de même taille dans cette zone. Prière de corriger ou de confirmer avec le QG. Difficile de consommer le Sel en Sachets industriel Petit prière de verifier. Incohérence!! Dans ce ménage, chaque individus consomme par jour 1.464286 Kg  de cereale; Prière de revoir les quantités prises de ces produits. Incohérence!! Dans ce ménage, chaque individus consomme par jour 1.464286 Kg  de cereale; Prière de revoir les quantités prises de ces produits.</w:t>
       </w:r>
     </w:p>
     <w:p>
@@ -1630,6 +1630,645 @@
           <w:sz w:val="20"/>
         </w:rPr>
         <w:t>- Incoherence! Le nombre de minutes (140 minutes) pour se rendre dans la parcelle parcelle bissap est trop élevé, prière de corriger. Le nombre de jours total de la main-d'oeuvre non-familiale sur cette parcelle parcelle bissap au cours de la campagne pour la période des récoltes est de 20 jours qui semble faible ou élevé. Merci de corriger. Le salaire d'un homme de 15ans et plus ayant travaillé sur la parcelle parcelle bissap par jours au moment de la période des récoltes est de 300 FCFA qui semble faible ou  élevé, prière de corriger. Le salaire d'une femme de 15ans et plus ayant travaillé sur la parcelle parcelle bissap par jours au moment de la période des récoltes est de 266.6667 FCFA qui semble faible ou  élevé, prière de corriger. La raison principale de la non mesure de la parcelle parcelle bissap est se trouve dans une autre region et semble exister dans les modalités, prière de prendre attache avec le QG pour plus d'explication afin de la classer bien.</w:t>
+      </w:r>
+    </w:p>
+    <w:p>
+      <w:r>
+        <w:t>________________________________________________________________________________</w:t>
+      </w:r>
+    </w:p>
+    <w:p>
+      <w:pPr>
+        <w:pStyle w:val="Heading2"/>
+      </w:pPr>
+      <w:r>
+        <w:t>Menage 3</w:t>
+      </w:r>
+    </w:p>
+    <w:tbl>
+      <w:tblPr>
+        <w:tblStyle w:val="TableGrid"/>
+        <w:tblW w:type="auto" w:w="0"/>
+        <w:tblLook w:firstColumn="1" w:firstRow="1" w:lastColumn="0" w:lastRow="0" w:noHBand="0" w:noVBand="1" w:val="04A0"/>
+      </w:tblPr>
+      <w:tblGrid>
+        <w:gridCol w:w="1662"/>
+        <w:gridCol w:w="1662"/>
+        <w:gridCol w:w="1662"/>
+        <w:gridCol w:w="1662"/>
+        <w:gridCol w:w="1662"/>
+        <w:gridCol w:w="1662"/>
+      </w:tblGrid>
+      <w:tr>
+        <w:tc>
+          <w:tcPr>
+            <w:tcW w:type="dxa" w:w="1662"/>
+            <w:shd w:fill="5B9BD5"/>
+          </w:tcPr>
+          <w:p>
+            <w:r>
+              <w:rPr>
+                <w:b/>
+                <w:color w:val="FFFFFF"/>
+                <w:sz w:val="16"/>
+              </w:rPr>
+              <w:t>Interview Key</w:t>
+            </w:r>
+          </w:p>
+        </w:tc>
+        <w:tc>
+          <w:tcPr>
+            <w:tcW w:type="dxa" w:w="1662"/>
+            <w:shd w:fill="5B9BD5"/>
+          </w:tcPr>
+          <w:p>
+            <w:r>
+              <w:rPr>
+                <w:b/>
+                <w:color w:val="FFFFFF"/>
+                <w:sz w:val="16"/>
+              </w:rPr>
+              <w:t>Interview ID</w:t>
+            </w:r>
+          </w:p>
+        </w:tc>
+        <w:tc>
+          <w:tcPr>
+            <w:tcW w:type="dxa" w:w="1662"/>
+            <w:shd w:fill="5B9BD5"/>
+          </w:tcPr>
+          <w:p>
+            <w:r>
+              <w:rPr>
+                <w:b/>
+                <w:color w:val="FFFFFF"/>
+                <w:sz w:val="16"/>
+              </w:rPr>
+              <w:t>ID Agent</w:t>
+            </w:r>
+          </w:p>
+        </w:tc>
+        <w:tc>
+          <w:tcPr>
+            <w:tcW w:type="dxa" w:w="1662"/>
+            <w:shd w:fill="5B9BD5"/>
+          </w:tcPr>
+          <w:p>
+            <w:r>
+              <w:rPr>
+                <w:b/>
+                <w:color w:val="FFFFFF"/>
+                <w:sz w:val="16"/>
+              </w:rPr>
+              <w:t>ID Equipe</w:t>
+            </w:r>
+          </w:p>
+        </w:tc>
+        <w:tc>
+          <w:tcPr>
+            <w:tcW w:type="dxa" w:w="1662"/>
+            <w:shd w:fill="5B9BD5"/>
+          </w:tcPr>
+          <w:p>
+            <w:r>
+              <w:rPr>
+                <w:b/>
+                <w:color w:val="FFFFFF"/>
+                <w:sz w:val="16"/>
+              </w:rPr>
+              <w:t>Agent</w:t>
+            </w:r>
+          </w:p>
+        </w:tc>
+        <w:tc>
+          <w:tcPr>
+            <w:tcW w:type="dxa" w:w="1662"/>
+            <w:shd w:fill="5B9BD5"/>
+          </w:tcPr>
+          <w:p>
+            <w:r>
+              <w:rPr>
+                <w:b/>
+                <w:color w:val="FFFFFF"/>
+                <w:sz w:val="16"/>
+              </w:rPr>
+              <w:t>Chef d'equipe</w:t>
+            </w:r>
+          </w:p>
+        </w:tc>
+      </w:tr>
+      <w:tr>
+        <w:tc>
+          <w:tcPr>
+            <w:tcW w:type="dxa" w:w="1662"/>
+          </w:tcPr>
+          <w:p>
+            <w:r>
+              <w:rPr>
+                <w:sz w:val="14"/>
+              </w:rPr>
+              <w:t>94-90-56-71</w:t>
+            </w:r>
+          </w:p>
+        </w:tc>
+        <w:tc>
+          <w:tcPr>
+            <w:tcW w:type="dxa" w:w="1662"/>
+          </w:tcPr>
+          <w:p>
+            <w:r>
+              <w:rPr>
+                <w:sz w:val="14"/>
+              </w:rPr>
+              <w:t>d9e2736e75784a84a0824cd956c59476</w:t>
+            </w:r>
+          </w:p>
+        </w:tc>
+        <w:tc>
+          <w:tcPr>
+            <w:tcW w:type="dxa" w:w="1662"/>
+          </w:tcPr>
+          <w:p>
+            <w:r>
+              <w:rPr>
+                <w:sz w:val="14"/>
+              </w:rPr>
+              <w:t>EQ7_enq2</w:t>
+            </w:r>
+          </w:p>
+        </w:tc>
+        <w:tc>
+          <w:tcPr>
+            <w:tcW w:type="dxa" w:w="1662"/>
+          </w:tcPr>
+          <w:p>
+            <w:r>
+              <w:rPr>
+                <w:sz w:val="14"/>
+              </w:rPr>
+              <w:t>Equipe7</w:t>
+            </w:r>
+          </w:p>
+        </w:tc>
+        <w:tc>
+          <w:tcPr>
+            <w:tcW w:type="dxa" w:w="1662"/>
+          </w:tcPr>
+          <w:p>
+            <w:r>
+              <w:rPr>
+                <w:sz w:val="14"/>
+              </w:rPr>
+              <w:t>Fatou KOR</w:t>
+            </w:r>
+          </w:p>
+        </w:tc>
+        <w:tc>
+          <w:tcPr>
+            <w:tcW w:type="dxa" w:w="1662"/>
+          </w:tcPr>
+          <w:p>
+            <w:r>
+              <w:rPr>
+                <w:sz w:val="14"/>
+              </w:rPr>
+              <w:t>Diarietou DJIBA</w:t>
+            </w:r>
+          </w:p>
+        </w:tc>
+      </w:tr>
+    </w:tbl>
+    <w:p/>
+    <w:tbl>
+      <w:tblPr>
+        <w:tblStyle w:val="TableGrid"/>
+        <w:tblW w:type="auto" w:w="0"/>
+        <w:tblLook w:firstColumn="1" w:firstRow="1" w:lastColumn="0" w:lastRow="0" w:noHBand="0" w:noVBand="1" w:val="04A0"/>
+      </w:tblPr>
+      <w:tblGrid>
+        <w:gridCol w:w="3324"/>
+        <w:gridCol w:w="3324"/>
+        <w:gridCol w:w="3324"/>
+      </w:tblGrid>
+      <w:tr>
+        <w:tc>
+          <w:tcPr>
+            <w:tcW w:type="dxa" w:w="3324"/>
+            <w:shd w:fill="70AD47"/>
+          </w:tcPr>
+          <w:p>
+            <w:r>
+              <w:rPr>
+                <w:b/>
+                <w:color w:val="FFFFFF"/>
+                <w:sz w:val="18"/>
+              </w:rPr>
+              <w:t>Chef de Menage</w:t>
+            </w:r>
+          </w:p>
+        </w:tc>
+        <w:tc>
+          <w:tcPr>
+            <w:tcW w:type="dxa" w:w="3324"/>
+            <w:shd w:fill="70AD47"/>
+          </w:tcPr>
+          <w:p>
+            <w:r>
+              <w:rPr>
+                <w:b/>
+                <w:color w:val="FFFFFF"/>
+                <w:sz w:val="18"/>
+              </w:rPr>
+              <w:t>Quartier/Village (s00q05)</w:t>
+            </w:r>
+          </w:p>
+        </w:tc>
+        <w:tc>
+          <w:tcPr>
+            <w:tcW w:type="dxa" w:w="3324"/>
+            <w:shd w:fill="70AD47"/>
+          </w:tcPr>
+          <w:p>
+            <w:r>
+              <w:rPr>
+                <w:b/>
+                <w:color w:val="FFFFFF"/>
+                <w:sz w:val="18"/>
+              </w:rPr>
+              <w:t>Localisation GPS</w:t>
+            </w:r>
+          </w:p>
+        </w:tc>
+      </w:tr>
+      <w:tr>
+        <w:tc>
+          <w:tcPr>
+            <w:tcW w:type="dxa" w:w="3324"/>
+          </w:tcPr>
+          <w:p>
+            <w:r>
+              <w:rPr>
+                <w:sz w:val="18"/>
+              </w:rPr>
+              <w:t>EL HADJI IBRAHIMA SOW</w:t>
+            </w:r>
+          </w:p>
+        </w:tc>
+        <w:tc>
+          <w:tcPr>
+            <w:tcW w:type="dxa" w:w="3324"/>
+          </w:tcPr>
+          <w:p>
+            <w:r>
+              <w:rPr>
+                <w:sz w:val="18"/>
+              </w:rPr>
+              <w:t>N/A</w:t>
+            </w:r>
+          </w:p>
+        </w:tc>
+        <w:tc>
+          <w:tcPr>
+            <w:tcW w:type="dxa" w:w="3324"/>
+          </w:tcPr>
+          <w:p>
+            <w:r/>
+            <w:hyperlink r:id="rId11">
+              <w:r>
+                <w:rPr>
+                  <w:color w:val="0563C1"/>
+                  <w:u w:val="single"/>
+                </w:rPr>
+                <w:t>ALMADIE 2</w:t>
+              </w:r>
+            </w:hyperlink>
+          </w:p>
+        </w:tc>
+      </w:tr>
+    </w:tbl>
+    <w:p/>
+    <w:p>
+      <w:r>
+        <w:rPr>
+          <w:b/>
+          <w:color w:val="4672C4"/>
+          <w:sz w:val="22"/>
+        </w:rPr>
+        <w:t>&gt;&gt; Section1 - Caracteristiques des membres</w:t>
+      </w:r>
+    </w:p>
+    <w:p>
+      <w:pPr>
+        <w:ind w:left="283"/>
+      </w:pPr>
+      <w:r>
+        <w:rPr>
+          <w:sz w:val="20"/>
+        </w:rPr>
+        <w:t xml:space="preserve">- Avertissement! Veuillez renseigner par oui ou non toutes les modalités de la question s01q47. </w:t>
+        <w:br/>
+        <w:t>- Attention ! Le montant (5000 Fcfa) dépensé ou reçu en cadeau pour les cartes prépayées, les transferts de crédit et les abonnements de  EL HADJI IBRAHIMA SOW est relativement élevé par rapport aux autres montants depansés observés dans cette zone. Prière de corriger ou de confirmer avec le QG. Attention ! Le montant (5000 Fcfa) dépensé ou reçu en cadeau pour les recharges internet ou de forfaits de données mobiles(hors appels vocaux), aucours des 30 derniers jours de  EL HADJI IBRAHIMA SOW est relativement élevé par rapport aux autres montants depansés observés dans cette zone. Prière de corriger ou de confirmer avec le QG.</w:t>
+      </w:r>
+    </w:p>
+    <w:p>
+      <w:r>
+        <w:rPr>
+          <w:b/>
+          <w:color w:val="4672C4"/>
+          <w:sz w:val="22"/>
+        </w:rPr>
+        <w:t>&gt;&gt; Section2 - Education</w:t>
+      </w:r>
+    </w:p>
+    <w:p>
+      <w:pPr>
+        <w:ind w:left="283"/>
+      </w:pPr>
+      <w:r>
+        <w:rPr>
+          <w:sz w:val="20"/>
+        </w:rPr>
+        <w:t xml:space="preserve">- Peu probable! EL HADJI IBRAHIMA SOW  n'arrive pas  à comprendre un petit texte lu dans une langue locale (s02q03). Veuillez corriger ou donner des explications au QG. La raison principale que EL HADJI IBRAHIMA SOW n'a pas été à l'école entre 2024/2025 est Accouchement et semble exister dans les modalités, prière de prendre attache avec le QG pour plus d'explication afin de la classer bien. </w:t>
+        <w:br/>
+        <w:t>- Peu probable! KHADY JETTO DIARA  n'arrive pas  à comprendre un petit texte lu dans une langue locale (s02q03). Veuillez corriger ou donner des explications au QG.</w:t>
+      </w:r>
+    </w:p>
+    <w:p>
+      <w:r>
+        <w:rPr>
+          <w:b/>
+          <w:color w:val="4672C4"/>
+          <w:sz w:val="22"/>
+        </w:rPr>
+        <w:t>&gt;&gt; Section3 - Sante</w:t>
+      </w:r>
+    </w:p>
+    <w:p>
+      <w:pPr>
+        <w:ind w:left="283"/>
+      </w:pPr>
+      <w:r>
+        <w:rPr>
+          <w:sz w:val="20"/>
+        </w:rPr>
+        <w:t>- Le principal assuré ou qui paye la cotisation à la mutuelle de santé pour KHADY JETTO DIARA est conjoint et semble exister dans les modalités, prière de prendre attache avec le QG pour plus d'explication afin de la classer bien.</w:t>
+      </w:r>
+    </w:p>
+    <w:p>
+      <w:r>
+        <w:rPr>
+          <w:b/>
+          <w:color w:val="4672C4"/>
+          <w:sz w:val="22"/>
+        </w:rPr>
+        <w:t>&gt;&gt; Section4a - Emploi</w:t>
+      </w:r>
+    </w:p>
+    <w:p>
+      <w:pPr>
+        <w:ind w:left="283"/>
+      </w:pPr>
+      <w:r>
+        <w:rPr>
+          <w:sz w:val="20"/>
+        </w:rPr>
+        <w:t>- Avertissement! KHADY JETTO DIARA n'a consacré aucune heure pour aucun des travaux du ménage, prière de regarder les réponses prises dans les questions (s04q01 s04q02 s04q03 s04q04 s04q05 s04q06 s04q07 s04q08).  La  raison principale que KHADY JETTO DIARA n'a pas cherché du travail au cours des 30 derniers jours est Formation NBI (Nouvelle Bonification Indistruelle) en cours et semble exister dans les modalités, prière de prendre attache avec le QG pour plus d'explication afin de la classer bien.</w:t>
+      </w:r>
+    </w:p>
+    <w:p>
+      <w:r>
+        <w:rPr>
+          <w:b/>
+          <w:color w:val="4672C4"/>
+          <w:sz w:val="22"/>
+        </w:rPr>
+        <w:t>&gt;&gt; Section4b - Emploi - Activite principale</w:t>
+      </w:r>
+    </w:p>
+    <w:p>
+      <w:pPr>
+        <w:ind w:left="283"/>
+      </w:pPr>
+      <w:r>
+        <w:rPr>
+          <w:sz w:val="20"/>
+        </w:rPr>
+        <w:t>- Avertissement!!! EL HADJI IBRAHIMA SOW enquêté dans l'emploi principale n'a pas declaré son salaire prière de fournir plus d'effort pour lui demander son salire, vous pouvez utiliser des stratégies pour faire une estimation ou demander des conseils au QG. Avertissement!!! EL HADJI IBRAHIMA SOW enquêté dans l'emploi principale n'a pas declaré son revenu prière de fournir plus d'effort pour lui demander son revenu, vous pouvez utiliser des stratégies pour faire une estimation ou demander des conseils au QG.</w:t>
+      </w:r>
+    </w:p>
+    <w:p>
+      <w:r>
+        <w:rPr>
+          <w:b/>
+          <w:color w:val="4672C4"/>
+          <w:sz w:val="22"/>
+        </w:rPr>
+        <w:t>&gt;&gt; Section6 - Epargne et credit</w:t>
+      </w:r>
+    </w:p>
+    <w:p>
+      <w:pPr>
+        <w:ind w:left="283"/>
+      </w:pPr>
+      <w:r>
+        <w:rPr>
+          <w:sz w:val="20"/>
+        </w:rPr>
+        <w:t>- Avertissement!!! EL HADJI IBRAHIMA SOW a demandé un crédit auprès d'une institution financière au cours des 12 derniers mois, qui a obtenu un crédit auprès d'une de ces institutions au cours des 12 derniers mois dit n'avoir pas beneficer de crédit immobilier. Veuillez vous rassurez réellement que la personne n'a pas affecté de crédit immobilier. Le nombre de crédits autres qu'immobiliers en cours de EL HADJI IBRAHIMA SOW est renseigné mais vous n'avez pas donné les montants  nominaux devant être remboursé chaque mois pour chacun des crédits immobiliers, merci de renseigner au lieu de NSP (aider le repondant à mieux fournir le montant).  La   principale utilisation que EL HADJI IBRAHIMA SOW a fait de ce dernier crédit est C’est personnel et semble exister dans les modalités, prière de prendre attache avec le QG pour plus d'explication afin de la classer bien.</w:t>
+      </w:r>
+    </w:p>
+    <w:p>
+      <w:r>
+        <w:rPr>
+          <w:b/>
+          <w:color w:val="4672C4"/>
+          <w:sz w:val="22"/>
+        </w:rPr>
+        <w:t>&gt;&gt; Section7b - Consommation alimentaire - 7 jours</w:t>
+      </w:r>
+    </w:p>
+    <w:p>
+      <w:pPr>
+        <w:ind w:left="283"/>
+      </w:pPr>
+      <w:r>
+        <w:rPr>
+          <w:sz w:val="20"/>
+        </w:rPr>
+        <w:t>- La dernière fois que vous avez acheté Lait caillé est nekh sow et semble exister dans les modalités, prière de prendre attache avec le QG pour plus d'explication afin de la classer bien. Attention ! Soupçons de quantité anormale! Le ménage de EL HADJI IBRAHIMA SOW avec une taille de 3 personnes a consommé 28 Sachets en Petit de Lait caillé qui est relativement élevé comme consommation par rapport à la condition de vie des autres ménages de même taille dans cette zone. Prière de corriger ou de confirmer avec le QG. Attention ! Le prix unitaire d'achat (100 Fcfa) de Café en poudre soluble en Sachets industriel (Tres petit) est relativement élevé par rapport aux autres prix observés dans cette zone. Prière de corriger ou de confirmer avec le QG. Attention ! Le prix unitaire d'achat (7000 Fcfa) de Lait pour bébé en Boite (Autre que la boite/pot de tomate) (Moyen) est relativement élevé par rapport aux autres prix observés dans cette zone. Prière de corriger ou de confirmer avec le QG. Attention ! Soupçons de quantité anormale! Le ménage de EL HADJI IBRAHIMA SOW avec une taille de 3 personnes a consommé 7 Boite (Autre que la boite/pot de tomate) en Petit de Lait concentré non-sucré qui est relativement élevé comme consommation par rapport à la condition de vie des autres ménages de même taille dans cette zone. Prière de corriger ou de confirmer avec le QG. Avertissement!!! Le ménage a consommé 21 Pièce Petit de Sucre en morceaux, cette quantité semble anormale pour une consommation des 7 derniers jours.Prière de corriger ou de confirmer avec le QG. Incohérence!! Dans ce ménage, chaque individus consomme par jour 50.68428 Kg  de cereale; Prière de revoir les quantités prises de ces produits.</w:t>
+      </w:r>
+    </w:p>
+    <w:p>
+      <w:r>
+        <w:rPr>
+          <w:b/>
+          <w:color w:val="4672C4"/>
+          <w:sz w:val="22"/>
+        </w:rPr>
+        <w:t>&gt;&gt; Section9b - Depenses non-alimentaires - 7 jours</w:t>
+      </w:r>
+    </w:p>
+    <w:p>
+      <w:pPr>
+        <w:ind w:left="283"/>
+      </w:pPr>
+      <w:r>
+        <w:rPr>
+          <w:sz w:val="20"/>
+        </w:rPr>
+        <w:t>- Il est difficile d'avoir un ménage qui n'a effectué aucune des dépenses mentionnées au cours de 7 derniers jours, prière de revoir la section 9B pour ce ménage.</w:t>
+      </w:r>
+    </w:p>
+    <w:p>
+      <w:r>
+        <w:rPr>
+          <w:b/>
+          <w:color w:val="4672C4"/>
+          <w:sz w:val="22"/>
+        </w:rPr>
+        <w:t>&gt;&gt; Section9c - Depenses non-alimentaires - 30 jours</w:t>
+      </w:r>
+    </w:p>
+    <w:p>
+      <w:pPr>
+        <w:ind w:left="283"/>
+      </w:pPr>
+      <w:r>
+        <w:rPr>
+          <w:sz w:val="20"/>
+        </w:rPr>
+        <w:t xml:space="preserve">- La dernière fois que vous avez acheté Frais de blanchiment des vêtements, linge, etc. (Pressing) est femme de linge et semble exister dans les modalités, prière de prendre attache avec le QG pour plus d'explication afin de la classer bien. </w:t>
+        <w:br/>
+        <w:t xml:space="preserve">-  La dernière fois que vous avez acheté Frais de coiffure homme et femme (salon, tressage, mèches, coupe, etc.), manucure, pédicure est coiffeur(se) et semble exister dans les modalités, prière de prendre attache avec le QG pour plus d'explication afin de la classer bien. </w:t>
+        <w:br/>
+        <w:t xml:space="preserve">-  La dernière fois que vous avez acheté Salaire du personnel de maison (gardien, boy, chauffeur, cuisinier, etc. ) est femme de menage et semble exister dans les modalités, prière de prendre attache avec le QG pour plus d'explication afin de la classer bien. </w:t>
+        <w:br/>
+        <w:t xml:space="preserve">- Peu plausible! le montant de la dépense pour  Frais de parking semble trop élevé. Veuillez, s'il vous plaît, confirmer cette information avec le QG ou la corriger. </w:t>
+        <w:br/>
+        <w:t>- Peu plausible! le montant de la dépense pour  Savon de toilette, shampoing semble trop élevé. Veuillez, s'il vous plaît, confirmer cette information avec le QG ou la corriger.</w:t>
+      </w:r>
+    </w:p>
+    <w:p>
+      <w:r>
+        <w:rPr>
+          <w:b/>
+          <w:color w:val="4672C4"/>
+          <w:sz w:val="22"/>
+        </w:rPr>
+        <w:t>&gt;&gt; Section10a - Existence entreprise non agricole</w:t>
+      </w:r>
+    </w:p>
+    <w:p>
+      <w:pPr>
+        <w:ind w:left="283"/>
+      </w:pPr>
+      <w:r>
+        <w:rPr>
+          <w:sz w:val="20"/>
+        </w:rPr>
+        <w:t>- Avertissement!!! Le ménage de EL HADJI IBRAHIMA SOW a comme taille 3 personnes dont ils vivent à DAKAR Urbain et aucune d'entre ne possède une entreprise non agricole, prière de revoir cette partie de la section 10 de ce menage.</w:t>
+      </w:r>
+    </w:p>
+    <w:p>
+      <w:r>
+        <w:rPr>
+          <w:b/>
+          <w:color w:val="4672C4"/>
+          <w:sz w:val="22"/>
+        </w:rPr>
+        <w:t>&gt;&gt; Section11 - Caracteristiques logement</w:t>
+      </w:r>
+    </w:p>
+    <w:p>
+      <w:pPr>
+        <w:ind w:left="283"/>
+      </w:pPr>
+      <w:r>
+        <w:rPr>
+          <w:sz w:val="20"/>
+        </w:rPr>
+        <w:t>- Avertissement!! le montant de la dernière  facture ou combien avez-vous dépensé pour recharger votre clé Internet? (en FCFA) ne devrait pas égal à 0 ou est élevé, prière de corriger ou confirmer avec le QG. Avertissement!! le montant de la dernière  facture du dernier mois pour chaine de télévision par câble, satellite, TNT? (en FCFA) ne devrait pas égal à 0 ou est élevé, prière de corriger ou confirmer avec le QG.  La principale  source d'éclairage du logement du ménage est ne c’est pas et semble exister dans les modalités, prière de prendre attache avec le QG pour plus d'explication afin de la classer bien.</w:t>
+      </w:r>
+    </w:p>
+    <w:p>
+      <w:r>
+        <w:rPr>
+          <w:b/>
+          <w:color w:val="4672C4"/>
+          <w:sz w:val="22"/>
+        </w:rPr>
+        <w:t>&gt;&gt; Section12 - Actifs du menage</w:t>
+      </w:r>
+    </w:p>
+    <w:p>
+      <w:pPr>
+        <w:ind w:left="283"/>
+      </w:pPr>
+      <w:r>
+        <w:rPr>
+          <w:sz w:val="20"/>
+        </w:rPr>
+        <w:t xml:space="preserve">- Attention ! Appareil TV a été achété à 300000 Fcfa est relativement élevé par rapport aux autres prix d'achat observés dans cette zone. Prière de corriger ou de confirmer avec le QG. </w:t>
+        <w:br/>
+        <w:t xml:space="preserve">- Attention ! Armoires et autres meubles a été achété à 800000 Fcfa est relativement élevé par rapport aux autres prix d'achat observés dans cette zone. Prière de corriger ou de confirmer avec le QG. Attention ! Armoires et autres meubles a été revendu à 700000 Fcfa qui est relativement élevé par rapport aux autres prix de revente observés dans cette zone. Prière de corriger ou de confirmer avec le QG. </w:t>
+        <w:br/>
+        <w:t xml:space="preserve">- Attention ! Bonbonne de gaz a été achété à 23000 Fcfa est relativement élevé par rapport aux autres prix d'achat observés dans cette zone. Prière de corriger ou de confirmer avec le QG. Attention ! Bonbonne de gaz a été revendu à 23000 Fcfa qui est relativement élevé par rapport aux autres prix de revente observés dans cette zone. Prière de corriger ou de confirmer avec le QG. </w:t>
+        <w:br/>
+        <w:t xml:space="preserve">- Attention ! Fer à repasser électrique a été revendu à 25000 Fcfa qui est relativement élevé par rapport aux autres prix de revente observés dans cette zone. Prière de corriger ou de confirmer avec le QG. </w:t>
+        <w:br/>
+        <w:t xml:space="preserve">- Attention ! Lit a été achété à 800000 Fcfa est relativement élevé par rapport aux autres prix d'achat observés dans cette zone. Prière de corriger ou de confirmer avec le QG. </w:t>
+        <w:br/>
+        <w:t xml:space="preserve">- Attention ! Matelas simple a été achété à 800000 Fcfa est relativement élevé par rapport aux autres prix d'achat observés dans cette zone. Prière de corriger ou de confirmer avec le QG. Attention ! Matelas simple a été revendu à 600000 Fcfa qui est relativement élevé par rapport aux autres prix de revente observés dans cette zone. Prière de corriger ou de confirmer avec le QG. </w:t>
+        <w:br/>
+        <w:t xml:space="preserve">- Attention ! Ordinateur a été achété à 400000 Fcfa est relativement élevé par rapport aux autres prix d'achat observés dans cette zone. Prière de corriger ou de confirmer avec le QG. Attention ! Ordinateur a été revendu à 400000 Fcfa qui est relativement élevé par rapport aux autres prix de revente observés dans cette zone. Prière de corriger ou de confirmer avec le QG. </w:t>
+        <w:br/>
+        <w:t xml:space="preserve">- Attention ! Salon  (Fauteuils et table basse) a été achété à 2000000 Fcfa est relativement élevé par rapport aux autres prix d'achat observés dans cette zone. Prière de corriger ou de confirmer avec le QG. Attention ! Salon  (Fauteuils et table basse) a été revendu à 1500000 Fcfa qui est relativement élevé par rapport aux autres prix de revente observés dans cette zone. Prière de corriger ou de confirmer avec le QG. </w:t>
+        <w:br/>
+        <w:t xml:space="preserve">- Attention ! Téléphone portable a été achété à 300000 Fcfa est relativement élevé par rapport aux autres prix d'achat observés dans cette zone. Prière de corriger ou de confirmer avec le QG. Attention ! Téléphone portable a été revendu à 250000 Fcfa qui est relativement élevé par rapport aux autres prix de revente observés dans cette zone. Prière de corriger ou de confirmer avec le QG. </w:t>
+        <w:br/>
+        <w:t>- Avertissement!!! Le prix d'achat (1000000) de l'article  Voiture personnelle est inférieur aux prix de revente (4000000)  avec l'âge du bien atteignant 3 ans. Prière de vérifier ou confirmer avec l'enquêté et mettre les bonnes valeurs après verification, s'il le faut.</w:t>
+      </w:r>
+    </w:p>
+    <w:p>
+      <w:r>
+        <w:rPr>
+          <w:b/>
+          <w:color w:val="4672C4"/>
+          <w:sz w:val="22"/>
+        </w:rPr>
+        <w:t>&gt;&gt; Section14 - Chocs</w:t>
+      </w:r>
+    </w:p>
+    <w:p>
+      <w:pPr>
+        <w:ind w:left="283"/>
+      </w:pPr>
+      <w:r>
+        <w:rPr>
+          <w:sz w:val="20"/>
+        </w:rPr>
+        <w:t>- Avertissement!! Le ménage n'a été négativement affecté par aucun des problèmes donnés dans la section 14. Confirmez vous cette information avec le QG?</w:t>
+      </w:r>
+    </w:p>
+    <w:p>
+      <w:r>
+        <w:rPr>
+          <w:b/>
+          <w:color w:val="4672C4"/>
+          <w:sz w:val="22"/>
+        </w:rPr>
+        <w:t>&gt;&gt; Section16a - Champs et parcelles</w:t>
+      </w:r>
+    </w:p>
+    <w:p>
+      <w:pPr>
+        <w:ind w:left="283"/>
+      </w:pPr>
+      <w:r>
+        <w:rPr>
+          <w:sz w:val="20"/>
+        </w:rPr>
+        <w:t>- La section 16 du ménage de EL HADJI IBRAHIMA SOW n'est pas renseigné, prière de renseigner.</w:t>
       </w:r>
     </w:p>
     <w:p>
@@ -1933,7 +2572,7 @@
           </w:tcPr>
           <w:p>
             <w:r/>
-            <w:hyperlink r:id="rId11">
+            <w:hyperlink r:id="rId12">
               <w:r>
                 <w:rPr>
                   <w:color w:val="0563C1"/>
@@ -1947,27 +2586,6 @@
       </w:tr>
     </w:tbl>
     <w:p/>
-    <w:p>
-      <w:r>
-        <w:rPr>
-          <w:b/>
-          <w:color w:val="4672C4"/>
-          <w:sz w:val="22"/>
-        </w:rPr>
-        <w:t>&gt;&gt; Section0 - Identification et renseignements de controle</w:t>
-      </w:r>
-    </w:p>
-    <w:p>
-      <w:pPr>
-        <w:ind w:left="283"/>
-      </w:pPr>
-      <w:r>
-        <w:rPr>
-          <w:sz w:val="20"/>
-        </w:rPr>
-        <w:t>- Le questionnaire semble ne pas être complètement fini mais le questionnaire est en statut complet, prière de compléter le questionnaire.</w:t>
-      </w:r>
-    </w:p>
     <w:p>
       <w:r>
         <w:rPr>
@@ -2096,9 +2714,7 @@
         <w:rPr>
           <w:sz w:val="20"/>
         </w:rPr>
-        <w:t xml:space="preserve">- Attention! le nombre d'heure que KADESSA TAMBA a travaillé par jour semble être inferieur à 4, veuillez s'il vous plait confirmer cette information avec le QG. </w:t>
-        <w:br/>
-        <w:t>- Incohérence détectée ! Il semble peu probable que NDEYE ARAME BODIANG occupe un emploi pour l'ETAT/collectivités locales ou dans une entreprise publique/parapublique tout en travaillant moins de 20 jours par mois. Veuillez, s'il vous plaît, corriger cette information. Attention ! Le nombre de jours que NDEYE ARAME BODIANG a travaillés par mois semble être inférieur à 15. Veuillez, s'il vous plaît, confirmer cette information.</w:t>
+        <w:t>- Attention! le nombre d'heure que KADESSA TAMBA a travaillé par jour semble être inferieur à 4, veuillez s'il vous plait confirmer cette information avec le QG.</w:t>
       </w:r>
     </w:p>
     <w:p>
@@ -2140,7 +2756,7 @@
         <w:rPr>
           <w:sz w:val="20"/>
         </w:rPr>
-        <w:t>- Incohérence!! Dans ce ménage, chaque individus consomme par jour 37.70833 Kg  de cereale; Prière de revoir les quantités prises de ces produits. Le ménage a consommé Ail mais les informations sur la quantité, l'unité ou la taille ne sont pas renseignées.Prière de renseigner. Le ménage a consommé Autres condiments (persil, céléri, etc.) mais les informations sur la quantité, l'unité ou la taille ne sont pas renseignées.Prière de renseigner. Le ménage a consommé Chocolat pâte à tartiner mais les informations sur la quantité, l'unité ou la taille ne sont pas renseignées.Prière de renseigner. Le ménage a consommé Courge mais les informations sur la quantité, l'unité ou la taille ne sont pas renseignées.Prière de renseigner. Le ménage a consommé Moutarde mais les informations sur la quantité, l'unité ou la taille ne sont pas renseignées.Prière de renseigner. Le ménage a consommé Piment frais mais les informations sur la quantité, l'unité ou la taille ne sont pas renseignées.Prière de renseigner. Le ménage a consommé Piment séché mais les informations sur la quantité, l'unité ou la taille ne sont pas renseignées.Prière de renseigner. Le ménage a consommé Poivre mais les informations sur la quantité, l'unité ou la taille ne sont pas renseignées.Prière de renseigner. Le ménage a consommé Sel mais les informations sur la quantité, l'unité ou la taille ne sont pas renseignées.Prière de renseigner. Difficile de consommer le Sel en   prière de verifier. Le ménage a consommé Vinaigre de citron  mais les informations sur la quantité, l'unité ou la taille ne sont pas renseignées.Prière de renseigner. Le ménage a consommé Vinaigre de vin mais les informations sur la quantité, l'unité ou la taille ne sont pas renseignées.Prière de renseigner.</w:t>
+        <w:t>- Attention ! Le prix unitaire d'achat (3200 Fcfa) de Ail en Kg (taille unique) est relativement élevé par rapport aux autres prix observés dans cette zone. Prière de corriger ou de confirmer avec le QG. Incohérence!! Dans ce ménage, chaque individus consomme par jour 63.81548 Kg  de cereale; Prière de revoir les quantités prises de ces produits.</w:t>
       </w:r>
     </w:p>
     <w:p>
@@ -2292,6 +2908,659 @@
           <w:sz w:val="20"/>
         </w:rPr>
         <w:t>- La section 16 du ménage de KADESSA TAMBA n'est pas renseigné, prière de renseigner.</w:t>
+      </w:r>
+    </w:p>
+    <w:p>
+      <w:r>
+        <w:t>________________________________________________________________________________</w:t>
+      </w:r>
+    </w:p>
+    <w:p>
+      <w:pPr>
+        <w:pStyle w:val="Heading2"/>
+      </w:pPr>
+      <w:r>
+        <w:t>Menage 5</w:t>
+      </w:r>
+    </w:p>
+    <w:tbl>
+      <w:tblPr>
+        <w:tblStyle w:val="TableGrid"/>
+        <w:tblW w:type="auto" w:w="0"/>
+        <w:tblLook w:firstColumn="1" w:firstRow="1" w:lastColumn="0" w:lastRow="0" w:noHBand="0" w:noVBand="1" w:val="04A0"/>
+      </w:tblPr>
+      <w:tblGrid>
+        <w:gridCol w:w="1662"/>
+        <w:gridCol w:w="1662"/>
+        <w:gridCol w:w="1662"/>
+        <w:gridCol w:w="1662"/>
+        <w:gridCol w:w="1662"/>
+        <w:gridCol w:w="1662"/>
+      </w:tblGrid>
+      <w:tr>
+        <w:tc>
+          <w:tcPr>
+            <w:tcW w:type="dxa" w:w="1662"/>
+            <w:shd w:fill="5B9BD5"/>
+          </w:tcPr>
+          <w:p>
+            <w:r>
+              <w:rPr>
+                <w:b/>
+                <w:color w:val="FFFFFF"/>
+                <w:sz w:val="16"/>
+              </w:rPr>
+              <w:t>Interview Key</w:t>
+            </w:r>
+          </w:p>
+        </w:tc>
+        <w:tc>
+          <w:tcPr>
+            <w:tcW w:type="dxa" w:w="1662"/>
+            <w:shd w:fill="5B9BD5"/>
+          </w:tcPr>
+          <w:p>
+            <w:r>
+              <w:rPr>
+                <w:b/>
+                <w:color w:val="FFFFFF"/>
+                <w:sz w:val="16"/>
+              </w:rPr>
+              <w:t>Interview ID</w:t>
+            </w:r>
+          </w:p>
+        </w:tc>
+        <w:tc>
+          <w:tcPr>
+            <w:tcW w:type="dxa" w:w="1662"/>
+            <w:shd w:fill="5B9BD5"/>
+          </w:tcPr>
+          <w:p>
+            <w:r>
+              <w:rPr>
+                <w:b/>
+                <w:color w:val="FFFFFF"/>
+                <w:sz w:val="16"/>
+              </w:rPr>
+              <w:t>ID Agent</w:t>
+            </w:r>
+          </w:p>
+        </w:tc>
+        <w:tc>
+          <w:tcPr>
+            <w:tcW w:type="dxa" w:w="1662"/>
+            <w:shd w:fill="5B9BD5"/>
+          </w:tcPr>
+          <w:p>
+            <w:r>
+              <w:rPr>
+                <w:b/>
+                <w:color w:val="FFFFFF"/>
+                <w:sz w:val="16"/>
+              </w:rPr>
+              <w:t>ID Equipe</w:t>
+            </w:r>
+          </w:p>
+        </w:tc>
+        <w:tc>
+          <w:tcPr>
+            <w:tcW w:type="dxa" w:w="1662"/>
+            <w:shd w:fill="5B9BD5"/>
+          </w:tcPr>
+          <w:p>
+            <w:r>
+              <w:rPr>
+                <w:b/>
+                <w:color w:val="FFFFFF"/>
+                <w:sz w:val="16"/>
+              </w:rPr>
+              <w:t>Agent</w:t>
+            </w:r>
+          </w:p>
+        </w:tc>
+        <w:tc>
+          <w:tcPr>
+            <w:tcW w:type="dxa" w:w="1662"/>
+            <w:shd w:fill="5B9BD5"/>
+          </w:tcPr>
+          <w:p>
+            <w:r>
+              <w:rPr>
+                <w:b/>
+                <w:color w:val="FFFFFF"/>
+                <w:sz w:val="16"/>
+              </w:rPr>
+              <w:t>Chef d'equipe</w:t>
+            </w:r>
+          </w:p>
+        </w:tc>
+      </w:tr>
+      <w:tr>
+        <w:tc>
+          <w:tcPr>
+            <w:tcW w:type="dxa" w:w="1662"/>
+          </w:tcPr>
+          <w:p>
+            <w:r>
+              <w:rPr>
+                <w:sz w:val="14"/>
+              </w:rPr>
+              <w:t>16-41-50-67</w:t>
+            </w:r>
+          </w:p>
+        </w:tc>
+        <w:tc>
+          <w:tcPr>
+            <w:tcW w:type="dxa" w:w="1662"/>
+          </w:tcPr>
+          <w:p>
+            <w:r>
+              <w:rPr>
+                <w:sz w:val="14"/>
+              </w:rPr>
+              <w:t>4de1c47efc5a4889b573f2d9893b672d</w:t>
+            </w:r>
+          </w:p>
+        </w:tc>
+        <w:tc>
+          <w:tcPr>
+            <w:tcW w:type="dxa" w:w="1662"/>
+          </w:tcPr>
+          <w:p>
+            <w:r>
+              <w:rPr>
+                <w:sz w:val="14"/>
+              </w:rPr>
+              <w:t>EQ7_enq3</w:t>
+            </w:r>
+          </w:p>
+        </w:tc>
+        <w:tc>
+          <w:tcPr>
+            <w:tcW w:type="dxa" w:w="1662"/>
+          </w:tcPr>
+          <w:p>
+            <w:r>
+              <w:rPr>
+                <w:sz w:val="14"/>
+              </w:rPr>
+              <w:t>Equipe7</w:t>
+            </w:r>
+          </w:p>
+        </w:tc>
+        <w:tc>
+          <w:tcPr>
+            <w:tcW w:type="dxa" w:w="1662"/>
+          </w:tcPr>
+          <w:p>
+            <w:r>
+              <w:rPr>
+                <w:sz w:val="14"/>
+              </w:rPr>
+              <w:t>Helene Sow NDIAYE</w:t>
+            </w:r>
+          </w:p>
+        </w:tc>
+        <w:tc>
+          <w:tcPr>
+            <w:tcW w:type="dxa" w:w="1662"/>
+          </w:tcPr>
+          <w:p>
+            <w:r>
+              <w:rPr>
+                <w:sz w:val="14"/>
+              </w:rPr>
+              <w:t>Diarietou DJIBA</w:t>
+            </w:r>
+          </w:p>
+        </w:tc>
+      </w:tr>
+    </w:tbl>
+    <w:p/>
+    <w:tbl>
+      <w:tblPr>
+        <w:tblStyle w:val="TableGrid"/>
+        <w:tblW w:type="auto" w:w="0"/>
+        <w:tblLook w:firstColumn="1" w:firstRow="1" w:lastColumn="0" w:lastRow="0" w:noHBand="0" w:noVBand="1" w:val="04A0"/>
+      </w:tblPr>
+      <w:tblGrid>
+        <w:gridCol w:w="3324"/>
+        <w:gridCol w:w="3324"/>
+        <w:gridCol w:w="3324"/>
+      </w:tblGrid>
+      <w:tr>
+        <w:tc>
+          <w:tcPr>
+            <w:tcW w:type="dxa" w:w="3324"/>
+            <w:shd w:fill="70AD47"/>
+          </w:tcPr>
+          <w:p>
+            <w:r>
+              <w:rPr>
+                <w:b/>
+                <w:color w:val="FFFFFF"/>
+                <w:sz w:val="18"/>
+              </w:rPr>
+              <w:t>Chef de Menage</w:t>
+            </w:r>
+          </w:p>
+        </w:tc>
+        <w:tc>
+          <w:tcPr>
+            <w:tcW w:type="dxa" w:w="3324"/>
+            <w:shd w:fill="70AD47"/>
+          </w:tcPr>
+          <w:p>
+            <w:r>
+              <w:rPr>
+                <w:b/>
+                <w:color w:val="FFFFFF"/>
+                <w:sz w:val="18"/>
+              </w:rPr>
+              <w:t>Quartier/Village (s00q05)</w:t>
+            </w:r>
+          </w:p>
+        </w:tc>
+        <w:tc>
+          <w:tcPr>
+            <w:tcW w:type="dxa" w:w="3324"/>
+            <w:shd w:fill="70AD47"/>
+          </w:tcPr>
+          <w:p>
+            <w:r>
+              <w:rPr>
+                <w:b/>
+                <w:color w:val="FFFFFF"/>
+                <w:sz w:val="18"/>
+              </w:rPr>
+              <w:t>Localisation GPS</w:t>
+            </w:r>
+          </w:p>
+        </w:tc>
+      </w:tr>
+      <w:tr>
+        <w:tc>
+          <w:tcPr>
+            <w:tcW w:type="dxa" w:w="3324"/>
+          </w:tcPr>
+          <w:p>
+            <w:r>
+              <w:rPr>
+                <w:sz w:val="18"/>
+              </w:rPr>
+              <w:t>MAMADOU  DIA</w:t>
+            </w:r>
+          </w:p>
+        </w:tc>
+        <w:tc>
+          <w:tcPr>
+            <w:tcW w:type="dxa" w:w="3324"/>
+          </w:tcPr>
+          <w:p>
+            <w:r>
+              <w:rPr>
+                <w:sz w:val="18"/>
+              </w:rPr>
+              <w:t>N/A</w:t>
+            </w:r>
+          </w:p>
+        </w:tc>
+        <w:tc>
+          <w:tcPr>
+            <w:tcW w:type="dxa" w:w="3324"/>
+          </w:tcPr>
+          <w:p>
+            <w:r/>
+            <w:hyperlink r:id="rId13">
+              <w:r>
+                <w:rPr>
+                  <w:color w:val="0563C1"/>
+                  <w:u w:val="single"/>
+                </w:rPr>
+                <w:t>ALMADIE 2</w:t>
+              </w:r>
+            </w:hyperlink>
+          </w:p>
+        </w:tc>
+      </w:tr>
+    </w:tbl>
+    <w:p/>
+    <w:p>
+      <w:r>
+        <w:rPr>
+          <w:b/>
+          <w:color w:val="4672C4"/>
+          <w:sz w:val="22"/>
+        </w:rPr>
+        <w:t>&gt;&gt; Section1 - Caracteristiques des membres</w:t>
+      </w:r>
+    </w:p>
+    <w:p>
+      <w:pPr>
+        <w:ind w:left="283"/>
+      </w:pPr>
+      <w:r>
+        <w:rPr>
+          <w:sz w:val="20"/>
+        </w:rPr>
+        <w:t xml:space="preserve">- La raison principale pour laquelle que mamadou dia est venu vivre dans cette localité est construit sa maison ici et semble exister dans les modalités, prière de prendre attache avec le QG pour plus d'explication afin de la classer bien. Attention ! Le montant (10000 Fcfa) dépensé ou reçu en cadeau pour les cartes prépayées, les transferts de crédit et les abonnements de  mamadou dia est relativement élevé par rapport aux autres montants depansés observés dans cette zone. Prière de corriger ou de confirmer avec le QG. </w:t>
+        <w:br/>
+        <w:t>- Les informations sur l'acte de naissance (ni Jours, ni mois et ni années) de  mame diarra diop  manquent, s'il vous plait pouvez-vous fournir d'effort pour avoir ces informations.</w:t>
+      </w:r>
+    </w:p>
+    <w:p>
+      <w:r>
+        <w:rPr>
+          <w:b/>
+          <w:color w:val="4672C4"/>
+          <w:sz w:val="22"/>
+        </w:rPr>
+        <w:t>&gt;&gt; Section2 - Education</w:t>
+      </w:r>
+    </w:p>
+    <w:p>
+      <w:pPr>
+        <w:ind w:left="283"/>
+      </w:pPr>
+      <w:r>
+        <w:rPr>
+          <w:sz w:val="20"/>
+        </w:rPr>
+        <w:t xml:space="preserve">- Peu probable! abdoulaye dia  n'arrive pas  à comprendre un petit texte lu dans une langue locale (s02q03). Veuillez corriger ou donner des explications au QG. Peu probable! abdoulaye dia  ne sait ni lire, ni écrire, ni comprendre dans aucune des langues  (s02q01,s02q02,s02q03). Veuillez corriger ou donner des explications au QG. Peu plausible abdoulaye dia fréquente au minimum le fondamental 1 mais ne sait ni lire ni comprendre la langue française, prière de corriger ou de confirmer avec le QG merci. Avertissement!! Les frais de livres de abdoulaye diasemble élévés (s02q23). veuillez, s'il vous plait, confirmer ces informations avec le QG ou apporter les corrections nécessaires. Le montant des frais pour les cahiers et autres matériels scolaires pour l'année scolaire de abdoulaye dia est faible ou élevé, veuillez, s'il vous plait, confirmer ces informations avec le QG ou apporter les corrections nécessaires. </w:t>
+        <w:br/>
+        <w:t xml:space="preserve">- Peu probable! aliou badara dia  n'arrive pas  à comprendre un petit texte lu dans une langue locale (s02q03). Veuillez corriger ou donner des explications au QG. Attention ! Le frais de scolarité (550000 Fcfa) de aliou badara dia en 2ème année de Secondaire 2 Technique est relativement élevé par rapport aux autres frais de scolarités observés dans cette zone. Prière de corriger ou de confirmer avec le QG. </w:t>
+        <w:br/>
+        <w:t xml:space="preserve">- Peu probable! fatou mbengue  n'arrive pas  à comprendre un petit texte lu dans une langue locale (s02q03). Veuillez corriger ou donner des explications au QG. </w:t>
+        <w:br/>
+        <w:t xml:space="preserve">- Peu probable! hawa dia  n'arrive pas  à comprendre un petit texte lu dans une langue locale (s02q03). Veuillez corriger ou donner des explications au QG. Le montant des frais pour les cahiers et autres matériels scolaires pour l'année scolaire de hawa dia est faible ou élevé, veuillez, s'il vous plait, confirmer ces informations avec le QG ou apporter les corrections nécessaires. Attention ! Le frais de scolarité (583750 Fcfa) de hawa dia en 1ére année de Secondaire 2 Général est relativement élevé par rapport aux autres frais de scolarités observés dans cette zone. Prière de corriger ou de confirmer avec le QG. </w:t>
+        <w:br/>
+        <w:t xml:space="preserve">- Peu probable! ibrahima dia  n'arrive pas  à comprendre un petit texte lu dans une langue locale (s02q03). Veuillez corriger ou donner des explications au QG. Peu probable! ibrahima dia  ne sait ni lire, ni écrire, ni comprendre dans aucune des langues  (s02q01,s02q02,s02q03). Veuillez corriger ou donner des explications au QG. Peu plausible ibrahima dia fréquente au minimum le fondamental 1 mais ne sait ni lire ni comprendre la langue française, prière de corriger ou de confirmer avec le QG merci. Avertissement!! Les frais de livres de ibrahima diasemble élévés (s02q23). veuillez, s'il vous plait, confirmer ces informations avec le QG ou apporter les corrections nécessaires. Le montant des frais pour les cahiers et autres matériels scolaires pour l'année scolaire de ibrahima dia est faible ou élevé, veuillez, s'il vous plait, confirmer ces informations avec le QG ou apporter les corrections nécessaires. </w:t>
+        <w:br/>
+        <w:t xml:space="preserve">- Peu probable! maguette dia  n'arrive pas  à comprendre un petit texte lu dans une langue locale (s02q03). Veuillez corriger ou donner des explications au QG. </w:t>
+        <w:br/>
+        <w:t xml:space="preserve">- Peu probable! maguette diallo  n'arrive pas  à comprendre un petit texte lu dans une langue locale (s02q03). Veuillez corriger ou donner des explications au QG. Attention ! Le frais de scolarité (9999 Fcfa) de maguette diallo en 4ème année de Primaire est relativement élevé par rapport aux autres frais de scolarités observés dans cette zone. Prière de corriger ou de confirmer avec le QG. </w:t>
+        <w:br/>
+        <w:t xml:space="preserve">- Peu probable! mamadou dia  n'arrive pas  à comprendre un petit texte lu dans une langue locale (s02q03). Veuillez corriger ou donner des explications au QG. La raison principale que mamadou dia n'a pas été à l'école entre 2024/2025 est avait arreter pour le travail mais a repris cette annèe et semble exister dans les modalités, prière de prendre attache avec le QG pour plus d'explication afin de la classer bien. </w:t>
+        <w:br/>
+        <w:t xml:space="preserve">- Peu probable! mame diarra diop  n'arrive pas  à comprendre un petit texte lu dans une langue locale (s02q03). Veuillez corriger ou donner des explications au QG. Peu probable! mame diarra diop  ne sait ni lire, ni écrire, ni comprendre dans aucune des langues  (s02q01,s02q02,s02q03). Veuillez corriger ou donner des explications au QG. </w:t>
+        <w:br/>
+        <w:t>- Peu probable! ndiagué diop  n'arrive pas  à comprendre un petit texte lu dans une langue locale (s02q03). Veuillez corriger ou donner des explications au QG. Incohérence ! ndiagué diop est âgé de 17 ans et fréquente le Supérieur , tandis qu'il a débuté l'école à l'âge de 6 ans. Veuillez vérifier les informations renseignées aux questions s02q15, s02q08 ainsi que l'âge de l'individu, et corriger l'incohérence.</w:t>
+      </w:r>
+    </w:p>
+    <w:p>
+      <w:r>
+        <w:rPr>
+          <w:b/>
+          <w:color w:val="4672C4"/>
+          <w:sz w:val="22"/>
+        </w:rPr>
+        <w:t>&gt;&gt; Section4a - Emploi</w:t>
+      </w:r>
+    </w:p>
+    <w:p>
+      <w:pPr>
+        <w:ind w:left="283"/>
+      </w:pPr>
+      <w:r>
+        <w:rPr>
+          <w:sz w:val="20"/>
+        </w:rPr>
+        <w:t>- Avertissement! Généralement les jeunes hommes (10 à 25ans) font des travaux ménager soit apprendre les enfants à reviser leurs léçons ou d'autres cours, aliou badara dia n'a consacré aucune heure pour les travaux cités en s04q01, s04q02, s04q03, s04q04, s04q05, s04q06, s04q07 et s04q08.Prière de regarder pour corriger ou confirmer avec le QG.</w:t>
+      </w:r>
+    </w:p>
+    <w:p>
+      <w:r>
+        <w:rPr>
+          <w:b/>
+          <w:color w:val="4672C4"/>
+          <w:sz w:val="22"/>
+        </w:rPr>
+        <w:t>&gt;&gt; Section6 - Epargne et credit</w:t>
+      </w:r>
+    </w:p>
+    <w:p>
+      <w:pPr>
+        <w:ind w:left="283"/>
+      </w:pPr>
+      <w:r>
+        <w:rPr>
+          <w:sz w:val="20"/>
+        </w:rPr>
+        <w:t>- Avertissement!!! mamadou dia a demandé un crédit auprès d'une institution financière au cours des 12 derniers mois, qui a obtenu un crédit auprès d'une de ces institutions au cours des 12 derniers mois dit n'avoir pas beneficer de crédit immobilier. Veuillez vous rassurez réellement que la personne n'a pas affecté de crédit immobilier.</w:t>
+      </w:r>
+    </w:p>
+    <w:p>
+      <w:r>
+        <w:rPr>
+          <w:b/>
+          <w:color w:val="4672C4"/>
+          <w:sz w:val="22"/>
+        </w:rPr>
+        <w:t>&gt;&gt; Section7b - Consommation alimentaire - 7 jours</w:t>
+      </w:r>
+    </w:p>
+    <w:p>
+      <w:pPr>
+        <w:ind w:left="283"/>
+      </w:pPr>
+      <w:r>
+        <w:rPr>
+          <w:sz w:val="20"/>
+        </w:rPr>
+        <w:t>- Attention ! Le prix unitaire d'achat (1900 Fcfa) de Orange  en Kg (taille unique) est relativement élevé par rapport aux autres prix observés dans cette zone. Prière de corriger ou de confirmer avec le QG. Attention ! Le prix unitaire d'achat (200 Fcfa) de Tamarin noir en Sachets (Petit) est relativement élevé par rapport aux autres prix observés dans cette zone. Prière de corriger ou de confirmer avec le QG. Attention ! Soupçons de quantité anormale! Le ménage de MAMADOU DIA avec une taille de 10 personnes a consommé 10 Kg en taille unique de Oignon frais qui est relativement élevé comme consommation par rapport à la condition de vie des autres ménages de même taille dans cette zone. Prière de corriger ou de confirmer avec le QG. Avertissement!!! Le ménage a consommé 0.12 Kg taille unique de Ail, cette quantité semble anormale pour une consommation des 7 derniers jours. prière de corriger ou de confirmer avec le QG. Attention ! Soupçons de quantité anormale! Le ménage de MAMADOU DIA avec une taille de 10 personnes a consommé .12 Kg en taille unique de Ail qui est relativement élevé comme consommation par rapport à la condition de vie des autres ménages de même taille dans cette zone. Prière de corriger ou de confirmer avec le QG. Avertissement!!! Le ménage a consommé 0.12 Kg taille unique de Poireau, cette quantité semble anormale pour une consommation des 7 derniers jours. prière de corriger ou de confirmer avec le QG. Attention ! Soupçons de quantité anormale! Le ménage de MAMADOU DIA avec une taille de 10 personnes a consommé .12 Kg en taille unique de Poireau qui est relativement élevé comme consommation par rapport à la condition de vie des autres ménages de même taille dans cette zone. Prière de corriger ou de confirmer avec le QG. Avertissement!!! Le ménage a consommé 0.12 Kg taille unique de Poivre, cette quantité semble anormale pour une consommation des 7 derniers jours. prière de corriger ou de confirmer avec le QG. Attention ! Soupçons de quantité anormale! Le ménage de MAMADOU DIA avec une taille de 10 personnes a consommé .12 Kg en taille unique de Poivre qui est relativement élevé comme consommation par rapport à la condition de vie des autres ménages de même taille dans cette zone. Prière de corriger ou de confirmer avec le QG. Avertissement!!! Le ménage a consommé 10 Pièce Moyen de Carpe frais, cette quantité semble anormale pour une consommation des 7 derniers jours.Prière de corriger ou de confirmer avec le QG. Avertissement!!! Le ménage a consommé 2 Paquet Tres petit de Thé en sachet, cette quantité semble anormale pour une consommation des 7 derniers jours.Prière de corriger ou de confirmer avec le QG. Avertissement!! le prix unitaire (150 Fcfa) de Thé en sachet (unité: Paquet) de taille Tres petit est très faible ou élevé. Prière de corriger ou de confirmer avec le QG. Avertissement!!! Le ménage a consommé 8 Sachets industriel Petit de Jambon, cette quantité semble anormale pour une consommation des 7 derniers jours.Prière de corriger ou de confirmer avec le QG. Avertissement!!!Le ménage a consommé 46 miche de Moyen de Pain moderne (Baguette)  ce qui semble incoherent pour une consommation aucours des 7 derniers jours, prière de verifier et corriger. Incohérence!! Dans ce ménage, chaque individus consomme par jour .8071429 Kg  de cereale; Prière de revoir les quantités prises de ces produits. Incohérence!! Dans ce ménage, chaque individus consomme par jour .8071429 Kg  de cereale; Prière de revoir les quantités prises de ces produits. Le prix d'achat unitaire (6500 Fcfa) de Fromage en Kg de taille taille unique prière de regarder les reponses prises dans les questions s07bq07a s07bq07b s07bq07c s07bq08 pour mieux corriger.</w:t>
+      </w:r>
+    </w:p>
+    <w:p>
+      <w:r>
+        <w:rPr>
+          <w:b/>
+          <w:color w:val="4672C4"/>
+          <w:sz w:val="22"/>
+        </w:rPr>
+        <w:t>&gt;&gt; Section9b - Depenses non-alimentaires - 7 jours</w:t>
+      </w:r>
+    </w:p>
+    <w:p>
+      <w:pPr>
+        <w:ind w:left="283"/>
+      </w:pPr>
+      <w:r>
+        <w:rPr>
+          <w:sz w:val="20"/>
+        </w:rPr>
+        <w:t>- Il est difficile d'avoir un ménage qui n'a effectué aucune des dépenses mentionnées au cours de 7 derniers jours, prière de revoir la section 9B pour ce ménage.</w:t>
+      </w:r>
+    </w:p>
+    <w:p>
+      <w:r>
+        <w:rPr>
+          <w:b/>
+          <w:color w:val="4672C4"/>
+          <w:sz w:val="22"/>
+        </w:rPr>
+        <w:t>&gt;&gt; Section9c - Depenses non-alimentaires - 30 jours</w:t>
+      </w:r>
+    </w:p>
+    <w:p>
+      <w:pPr>
+        <w:ind w:left="283"/>
+      </w:pPr>
+      <w:r>
+        <w:rPr>
+          <w:sz w:val="20"/>
+        </w:rPr>
+        <w:t xml:space="preserve">- La dernière fois que vous avez acheté Frais de coiffure homme et femme (salon, tressage, mèches, coupe, etc.), manucure, pédicure est salon de coiffure et semble exister dans les modalités, prière de prendre attache avec le QG pour plus d'explication afin de la classer bien. </w:t>
+        <w:br/>
+        <w:t xml:space="preserve">-  La dernière fois que vous avez acheté Frais de ramassage des ordures ménagères est ramasseur d'ordure et semble exister dans les modalités, prière de prendre attache avec le QG pour plus d'explication afin de la classer bien. </w:t>
+        <w:br/>
+        <w:t xml:space="preserve">-  La dernière fois que vous avez acheté Salaire du personnel de maison (gardien, boy, chauffeur, cuisinier, etc. ) est domestique et semble exister dans les modalités, prière de prendre attache avec le QG pour plus d'explication afin de la classer bien. </w:t>
+        <w:br/>
+        <w:t xml:space="preserve">-  La dernière fois que vous avez acheté Tickect/service de péage urbain est tickect peage et semble exister dans les modalités, prière de prendre attache avec le QG pour plus d'explication afin de la classer bien. </w:t>
+        <w:br/>
+        <w:t>- Peu plausible! le montant de la dépense pour Essence pour véhicule semble trop élevé.Veuillez, s'il vous plaît, confirmer cette information avec le QG ou la corriger.</w:t>
+      </w:r>
+    </w:p>
+    <w:p>
+      <w:r>
+        <w:rPr>
+          <w:b/>
+          <w:color w:val="4672C4"/>
+          <w:sz w:val="22"/>
+        </w:rPr>
+        <w:t>&gt;&gt; Section9f - Depenses non-alimentaires - 12 mois</w:t>
+      </w:r>
+    </w:p>
+    <w:p>
+      <w:pPr>
+        <w:ind w:left="283"/>
+      </w:pPr>
+      <w:r>
+        <w:rPr>
+          <w:sz w:val="20"/>
+        </w:rPr>
+        <w:t>- ||  ||</w:t>
+      </w:r>
+    </w:p>
+    <w:p>
+      <w:r>
+        <w:rPr>
+          <w:b/>
+          <w:color w:val="4672C4"/>
+          <w:sz w:val="22"/>
+        </w:rPr>
+        <w:t>&gt;&gt; Section10b - caracteristiques entreprise non agricole</w:t>
+      </w:r>
+    </w:p>
+    <w:p>
+      <w:pPr>
+        <w:ind w:left="283"/>
+      </w:pPr>
+      <w:r>
+        <w:rPr>
+          <w:sz w:val="20"/>
+        </w:rPr>
+        <w:t>- Veuillez, s'il vous plaît, donner une valeur exacte ou estimée du montant à renseigner different de 9999 dans les champs s1046 à s10q57 pour vend divers produits habiles chaussures .... Le noms de l'entreprise entreprise 1 ne doit pas contenir de chiffre et doit être bien renseigné, prière de bien renseigné .</w:t>
+      </w:r>
+    </w:p>
+    <w:p>
+      <w:r>
+        <w:rPr>
+          <w:b/>
+          <w:color w:val="4672C4"/>
+          <w:sz w:val="22"/>
+        </w:rPr>
+        <w:t>&gt;&gt; Section11 - Caracteristiques logement</w:t>
+      </w:r>
+    </w:p>
+    <w:p>
+      <w:pPr>
+        <w:ind w:left="283"/>
+      </w:pPr>
+      <w:r>
+        <w:rPr>
+          <w:sz w:val="20"/>
+        </w:rPr>
+        <w:t>- Le montant (FCFA) du loyer mensuel payé pour un logement comme le votre dans ce village/quartier est trop élevé, Veuillez s'il vous plaît corriger cette information. le montant supporté par le ménage pour cette source d’énergie au cours des 30 derniers jours semble élevé, prière de confirmer ou corriger.</w:t>
+      </w:r>
+    </w:p>
+    <w:p>
+      <w:r>
+        <w:rPr>
+          <w:b/>
+          <w:color w:val="4672C4"/>
+          <w:sz w:val="22"/>
+        </w:rPr>
+        <w:t>&gt;&gt; Section12 - Actifs du menage</w:t>
+      </w:r>
+    </w:p>
+    <w:p>
+      <w:pPr>
+        <w:ind w:left="283"/>
+      </w:pPr>
+      <w:r>
+        <w:rPr>
+          <w:sz w:val="20"/>
+        </w:rPr>
+        <w:t xml:space="preserve">- Attention ! Congélateur a été achété à 900000 Fcfa est relativement élevé par rapport aux autres prix d'achat observés dans cette zone. Prière de corriger ou de confirmer avec le QG. Attention ! Congélateur a été revendu à 900000 Fcfa qui est relativement élevé par rapport aux autres prix de revente observés dans cette zone. Prière de corriger ou de confirmer avec le QG. </w:t>
+        <w:br/>
+        <w:t xml:space="preserve">- Attention ! Cuisinière à gaz ou électrique a été revendu à 200000 Fcfa qui est relativement élevé par rapport aux autres prix de revente observés dans cette zone. Prière de corriger ou de confirmer avec le QG. </w:t>
+        <w:br/>
+        <w:t xml:space="preserve">- Attention ! Four à micro-onde ou électrique a été achété à 200000 Fcfa est relativement élevé par rapport aux autres prix d'achat observés dans cette zone. Prière de corriger ou de confirmer avec le QG. Attention ! Four à micro-onde ou électrique a été revendu à 200000 Fcfa qui est relativement élevé par rapport aux autres prix de revente observés dans cette zone. Prière de corriger ou de confirmer avec le QG. </w:t>
+        <w:br/>
+        <w:t xml:space="preserve">- Attention ! Lave-linge, sèche linge a été achété à 600000 Fcfa est relativement élevé par rapport aux autres prix d'achat observés dans cette zone. Prière de corriger ou de confirmer avec le QG. Attention ! Lave-linge, sèche linge a été revendu à 500000 Fcfa qui est relativement élevé par rapport aux autres prix de revente observés dans cette zone. Prière de corriger ou de confirmer avec le QG. </w:t>
+        <w:br/>
+        <w:t xml:space="preserve">- Attention ! Mixeur/Presse-fruits non électrique a été achété à 87000 Fcfa est relativement élevé par rapport aux autres prix d'achat observés dans cette zone. Prière de corriger ou de confirmer avec le QG. Attention ! Mixeur/Presse-fruits non électrique a été revendu à 50000 Fcfa qui est relativement élevé par rapport aux autres prix de revente observés dans cette zone. Prière de corriger ou de confirmer avec le QG. </w:t>
+        <w:br/>
+        <w:t xml:space="preserve">- Avertissement!!! Le prix d'achat (225000) de l'article  Table à manger  (table + chaises) est inférieur aux prix de revente (300000)  avec l'âge du bien atteignant 7 ans. Prière de vérifier ou confirmer avec l'enquêté et mettre les bonnes valeurs après verification, s'il le faut. </w:t>
+        <w:br/>
+        <w:t xml:space="preserve">- Avertissement!!! Le prix d'achat (6000000) de l'article  Voiture personnelle est inférieur aux prix de revente (7000000)  avec l'âge du bien atteignant 4 ans. Prière de vérifier ou confirmer avec l'enquêté et mettre les bonnes valeurs après verification, s'il le faut. </w:t>
+        <w:br/>
+        <w:t xml:space="preserve">- Le prix d'achat de l'article  Groupe électrogène ne doit pas être égal 0 même si le ménage l'a reçu en cadeau prière de leurs aider à faire une estimations. Avertissement!!! Le prix d'achat (0) de l'article  Groupe électrogène est inférieur aux prix de revente (400000)  avec l'âge du bien atteignant 3 ans. Prière de vérifier ou confirmer avec l'enquêté et mettre les bonnes valeurs après verification, s'il le faut. Le prix d'achat de l'article  Groupe électrogène est nul (achété à 0fcfa) mais le prix de revente est different de 0 impossible, prière de verifier et corriger. </w:t>
+        <w:br/>
+        <w:t>- Le prix d'achat de l'article  Ordinateur ne doit pas être égal 0 même si le ménage l'a reçu en cadeau prière de leurs aider à faire une estimations. Avertissement!!! Le prix d'achat (0) de l'article  Ordinateur est inférieur aux prix de revente (25000)  avec l'âge du bien atteignant 3 ans. Prière de vérifier ou confirmer avec l'enquêté et mettre les bonnes valeurs après verification, s'il le faut. Le prix d'achat de l'article  Ordinateur est nul (achété à 0fcfa) mais le prix de revente est different de 0 impossible, prière de verifier et corriger.</w:t>
+      </w:r>
+    </w:p>
+    <w:p>
+      <w:r>
+        <w:rPr>
+          <w:b/>
+          <w:color w:val="4672C4"/>
+          <w:sz w:val="22"/>
+        </w:rPr>
+        <w:t>&gt;&gt; Section13b - Transferta emis</w:t>
+      </w:r>
+    </w:p>
+    <w:p>
+      <w:pPr>
+        <w:ind w:left="283"/>
+      </w:pPr>
+      <w:r>
+        <w:rPr>
+          <w:sz w:val="20"/>
+        </w:rPr>
+        <w:t>- Avertissement!! Le montant des transferts émis par trimestre semble très élevé ou faible, peut-être que vous vous êtes trompés du choix de l'unité.</w:t>
+      </w:r>
+    </w:p>
+    <w:p>
+      <w:r>
+        <w:rPr>
+          <w:b/>
+          <w:color w:val="4672C4"/>
+          <w:sz w:val="22"/>
+        </w:rPr>
+        <w:t>&gt;&gt; Section14 - Chocs</w:t>
+      </w:r>
+    </w:p>
+    <w:p>
+      <w:pPr>
+        <w:ind w:left="283"/>
+      </w:pPr>
+      <w:r>
+        <w:rPr>
+          <w:sz w:val="20"/>
+        </w:rPr>
+        <w:t>- Avertissement!! Le ménage n'a été négativement affecté par aucun des problèmes donnés dans la section 14. Confirmez vous cette information avec le QG?</w:t>
+      </w:r>
+    </w:p>
+    <w:p>
+      <w:r>
+        <w:rPr>
+          <w:b/>
+          <w:color w:val="4672C4"/>
+          <w:sz w:val="22"/>
+        </w:rPr>
+        <w:t>&gt;&gt; Section16a - Champs et parcelles</w:t>
+      </w:r>
+    </w:p>
+    <w:p>
+      <w:pPr>
+        <w:ind w:left="283"/>
+      </w:pPr>
+      <w:r>
+        <w:rPr>
+          <w:sz w:val="20"/>
+        </w:rPr>
+        <w:t>- La section 16 du ménage de MAMADOU DIA n'est pas renseigné, prière de renseigner.</w:t>
       </w:r>
     </w:p>
     <w:p>
@@ -2595,7 +3864,7 @@
           </w:tcPr>
           <w:p>
             <w:r/>
-            <w:hyperlink r:id="rId12">
+            <w:hyperlink r:id="rId14">
               <w:r>
                 <w:rPr>
                   <w:color w:val="0563C1"/>
@@ -2782,7 +4051,7 @@
         <w:rPr>
           <w:sz w:val="20"/>
         </w:rPr>
-        <w:t>- Attention ! Le prix unitaire d'achat (150 Fcfa) de Lait en poudre en Sachets industriel (Tres petit) est relativement élevé par rapport aux autres prix observés dans cette zone. Prière de corriger ou de confirmer avec le QG. Attention ! Le prix unitaire d'achat (1600 Fcfa) de Niébé/Haricots secs en Kg (taille unique) est relativement élevé par rapport aux autres prix observés dans cette zone. Prière de corriger ou de confirmer avec le QG. Attention ! Le prix unitaire d'achat (600 Fcfa) de Riz importé parfumé en Kg (taille unique) est relativement élevé par rapport aux autres prix observés dans cette zone. Prière de corriger ou de confirmer avec le QG. Attention ! Le prix unitaire d'achat (900 Fcfa) de Boissons gazeuses (Coca, Fanta, Vimto, Sprite, etc.) en Bouteille 1.5l (taille unique) est relativement élevé par rapport aux autres prix observés dans cette zone. Prière de corriger ou de confirmer avec le QG. Avertissement!!! Le ménage a consommé 20 Paquet Moyen de Caramel, bonbons, confiseries, etc., cette quantité semble anormale pour une consommation des 7 derniers jours.Prière de corriger ou de confirmer avec le QG.</w:t>
+        <w:t>- Attention ! Le prix unitaire d'achat (1600 Fcfa) de Niébé/Haricots secs en Kg (taille unique) est relativement élevé par rapport aux autres prix observés dans cette zone. Prière de corriger ou de confirmer avec le QG. Attention ! Le prix unitaire d'achat (900 Fcfa) de Boissons gazeuses (Coca, Fanta, Vimto, Sprite, etc.) en Bouteille 1.5l (taille unique) est relativement élevé par rapport aux autres prix observés dans cette zone. Prière de corriger ou de confirmer avec le QG. Attention ! Soupçons de quantité anormale! Le ménage de DIAKARIYA NIAH avec une taille de 5 personnes a consommé 32 Cube en Moyen de Cube alimentaire (Maggi, Jumbo, ) qui est relativement élevé comme consommation par rapport à la condition de vie des autres ménages de même taille dans cette zone. Prière de corriger ou de confirmer avec le QG. Avertissement!!! Le ménage a consommé 20 Paquet Moyen de Caramel, bonbons, confiseries, etc., cette quantité semble anormale pour une consommation des 7 derniers jours.Prière de corriger ou de confirmer avec le QG. Incohérence!! Dans ce ménage, chaque individus consomme par jour 1.2 Kg  de cereale; Prière de revoir les quantités prises de ces produits. Attention ! Le prix unitaire d'achat (600 Fcfa) de Riz importé parfumé en Kg (taille unique) est relativement élevé par rapport aux autres prix observés dans cette zone. Prière de corriger ou de confirmer avec le QG.</w:t>
       </w:r>
     </w:p>
     <w:p>
@@ -2902,6 +4171,3355 @@
           <w:sz w:val="20"/>
         </w:rPr>
         <w:t>- La section 16 du ménage de DIAKARIYA NIAH n'est pas renseigné, prière de renseigner.</w:t>
+      </w:r>
+    </w:p>
+    <w:p>
+      <w:r>
+        <w:t>________________________________________________________________________________</w:t>
+      </w:r>
+    </w:p>
+    <w:p>
+      <w:pPr>
+        <w:pStyle w:val="Heading2"/>
+      </w:pPr>
+      <w:r>
+        <w:t>Menage 7</w:t>
+      </w:r>
+    </w:p>
+    <w:tbl>
+      <w:tblPr>
+        <w:tblStyle w:val="TableGrid"/>
+        <w:tblW w:type="auto" w:w="0"/>
+        <w:tblLook w:firstColumn="1" w:firstRow="1" w:lastColumn="0" w:lastRow="0" w:noHBand="0" w:noVBand="1" w:val="04A0"/>
+      </w:tblPr>
+      <w:tblGrid>
+        <w:gridCol w:w="1662"/>
+        <w:gridCol w:w="1662"/>
+        <w:gridCol w:w="1662"/>
+        <w:gridCol w:w="1662"/>
+        <w:gridCol w:w="1662"/>
+        <w:gridCol w:w="1662"/>
+      </w:tblGrid>
+      <w:tr>
+        <w:tc>
+          <w:tcPr>
+            <w:tcW w:type="dxa" w:w="1662"/>
+            <w:shd w:fill="5B9BD5"/>
+          </w:tcPr>
+          <w:p>
+            <w:r>
+              <w:rPr>
+                <w:b/>
+                <w:color w:val="FFFFFF"/>
+                <w:sz w:val="16"/>
+              </w:rPr>
+              <w:t>Interview Key</w:t>
+            </w:r>
+          </w:p>
+        </w:tc>
+        <w:tc>
+          <w:tcPr>
+            <w:tcW w:type="dxa" w:w="1662"/>
+            <w:shd w:fill="5B9BD5"/>
+          </w:tcPr>
+          <w:p>
+            <w:r>
+              <w:rPr>
+                <w:b/>
+                <w:color w:val="FFFFFF"/>
+                <w:sz w:val="16"/>
+              </w:rPr>
+              <w:t>Interview ID</w:t>
+            </w:r>
+          </w:p>
+        </w:tc>
+        <w:tc>
+          <w:tcPr>
+            <w:tcW w:type="dxa" w:w="1662"/>
+            <w:shd w:fill="5B9BD5"/>
+          </w:tcPr>
+          <w:p>
+            <w:r>
+              <w:rPr>
+                <w:b/>
+                <w:color w:val="FFFFFF"/>
+                <w:sz w:val="16"/>
+              </w:rPr>
+              <w:t>ID Agent</w:t>
+            </w:r>
+          </w:p>
+        </w:tc>
+        <w:tc>
+          <w:tcPr>
+            <w:tcW w:type="dxa" w:w="1662"/>
+            <w:shd w:fill="5B9BD5"/>
+          </w:tcPr>
+          <w:p>
+            <w:r>
+              <w:rPr>
+                <w:b/>
+                <w:color w:val="FFFFFF"/>
+                <w:sz w:val="16"/>
+              </w:rPr>
+              <w:t>ID Equipe</w:t>
+            </w:r>
+          </w:p>
+        </w:tc>
+        <w:tc>
+          <w:tcPr>
+            <w:tcW w:type="dxa" w:w="1662"/>
+            <w:shd w:fill="5B9BD5"/>
+          </w:tcPr>
+          <w:p>
+            <w:r>
+              <w:rPr>
+                <w:b/>
+                <w:color w:val="FFFFFF"/>
+                <w:sz w:val="16"/>
+              </w:rPr>
+              <w:t>Agent</w:t>
+            </w:r>
+          </w:p>
+        </w:tc>
+        <w:tc>
+          <w:tcPr>
+            <w:tcW w:type="dxa" w:w="1662"/>
+            <w:shd w:fill="5B9BD5"/>
+          </w:tcPr>
+          <w:p>
+            <w:r>
+              <w:rPr>
+                <w:b/>
+                <w:color w:val="FFFFFF"/>
+                <w:sz w:val="16"/>
+              </w:rPr>
+              <w:t>Chef d'equipe</w:t>
+            </w:r>
+          </w:p>
+        </w:tc>
+      </w:tr>
+      <w:tr>
+        <w:tc>
+          <w:tcPr>
+            <w:tcW w:type="dxa" w:w="1662"/>
+          </w:tcPr>
+          <w:p>
+            <w:r>
+              <w:rPr>
+                <w:sz w:val="14"/>
+              </w:rPr>
+              <w:t>03-09-69-93</w:t>
+            </w:r>
+          </w:p>
+        </w:tc>
+        <w:tc>
+          <w:tcPr>
+            <w:tcW w:type="dxa" w:w="1662"/>
+          </w:tcPr>
+          <w:p>
+            <w:r>
+              <w:rPr>
+                <w:sz w:val="14"/>
+              </w:rPr>
+              <w:t>82c3deba09124f3d8e4c65b1424c9952</w:t>
+            </w:r>
+          </w:p>
+        </w:tc>
+        <w:tc>
+          <w:tcPr>
+            <w:tcW w:type="dxa" w:w="1662"/>
+          </w:tcPr>
+          <w:p>
+            <w:r>
+              <w:rPr>
+                <w:sz w:val="14"/>
+              </w:rPr>
+              <w:t>EQ7_enq3</w:t>
+            </w:r>
+          </w:p>
+        </w:tc>
+        <w:tc>
+          <w:tcPr>
+            <w:tcW w:type="dxa" w:w="1662"/>
+          </w:tcPr>
+          <w:p>
+            <w:r>
+              <w:rPr>
+                <w:sz w:val="14"/>
+              </w:rPr>
+              <w:t>Equipe7</w:t>
+            </w:r>
+          </w:p>
+        </w:tc>
+        <w:tc>
+          <w:tcPr>
+            <w:tcW w:type="dxa" w:w="1662"/>
+          </w:tcPr>
+          <w:p>
+            <w:r>
+              <w:rPr>
+                <w:sz w:val="14"/>
+              </w:rPr>
+              <w:t>Helene Sow NDIAYE</w:t>
+            </w:r>
+          </w:p>
+        </w:tc>
+        <w:tc>
+          <w:tcPr>
+            <w:tcW w:type="dxa" w:w="1662"/>
+          </w:tcPr>
+          <w:p>
+            <w:r>
+              <w:rPr>
+                <w:sz w:val="14"/>
+              </w:rPr>
+              <w:t>Diarietou DJIBA</w:t>
+            </w:r>
+          </w:p>
+        </w:tc>
+      </w:tr>
+    </w:tbl>
+    <w:p/>
+    <w:tbl>
+      <w:tblPr>
+        <w:tblStyle w:val="TableGrid"/>
+        <w:tblW w:type="auto" w:w="0"/>
+        <w:tblLook w:firstColumn="1" w:firstRow="1" w:lastColumn="0" w:lastRow="0" w:noHBand="0" w:noVBand="1" w:val="04A0"/>
+      </w:tblPr>
+      <w:tblGrid>
+        <w:gridCol w:w="3324"/>
+        <w:gridCol w:w="3324"/>
+        <w:gridCol w:w="3324"/>
+      </w:tblGrid>
+      <w:tr>
+        <w:tc>
+          <w:tcPr>
+            <w:tcW w:type="dxa" w:w="3324"/>
+            <w:shd w:fill="70AD47"/>
+          </w:tcPr>
+          <w:p>
+            <w:r>
+              <w:rPr>
+                <w:b/>
+                <w:color w:val="FFFFFF"/>
+                <w:sz w:val="18"/>
+              </w:rPr>
+              <w:t>Chef de Menage</w:t>
+            </w:r>
+          </w:p>
+        </w:tc>
+        <w:tc>
+          <w:tcPr>
+            <w:tcW w:type="dxa" w:w="3324"/>
+            <w:shd w:fill="70AD47"/>
+          </w:tcPr>
+          <w:p>
+            <w:r>
+              <w:rPr>
+                <w:b/>
+                <w:color w:val="FFFFFF"/>
+                <w:sz w:val="18"/>
+              </w:rPr>
+              <w:t>Quartier/Village (s00q05)</w:t>
+            </w:r>
+          </w:p>
+        </w:tc>
+        <w:tc>
+          <w:tcPr>
+            <w:tcW w:type="dxa" w:w="3324"/>
+            <w:shd w:fill="70AD47"/>
+          </w:tcPr>
+          <w:p>
+            <w:r>
+              <w:rPr>
+                <w:b/>
+                <w:color w:val="FFFFFF"/>
+                <w:sz w:val="18"/>
+              </w:rPr>
+              <w:t>Localisation GPS</w:t>
+            </w:r>
+          </w:p>
+        </w:tc>
+      </w:tr>
+      <w:tr>
+        <w:tc>
+          <w:tcPr>
+            <w:tcW w:type="dxa" w:w="3324"/>
+          </w:tcPr>
+          <w:p>
+            <w:r>
+              <w:rPr>
+                <w:sz w:val="18"/>
+              </w:rPr>
+              <w:t>THIERNO BA</w:t>
+            </w:r>
+          </w:p>
+        </w:tc>
+        <w:tc>
+          <w:tcPr>
+            <w:tcW w:type="dxa" w:w="3324"/>
+          </w:tcPr>
+          <w:p>
+            <w:r>
+              <w:rPr>
+                <w:sz w:val="18"/>
+              </w:rPr>
+              <w:t>N/A</w:t>
+            </w:r>
+          </w:p>
+        </w:tc>
+        <w:tc>
+          <w:tcPr>
+            <w:tcW w:type="dxa" w:w="3324"/>
+          </w:tcPr>
+          <w:p>
+            <w:r/>
+            <w:hyperlink r:id="rId15">
+              <w:r>
+                <w:rPr>
+                  <w:color w:val="0563C1"/>
+                  <w:u w:val="single"/>
+                </w:rPr>
+                <w:t>ALMADIE II au premier �tage</w:t>
+              </w:r>
+            </w:hyperlink>
+          </w:p>
+        </w:tc>
+      </w:tr>
+    </w:tbl>
+    <w:p/>
+    <w:p>
+      <w:r>
+        <w:rPr>
+          <w:b/>
+          <w:color w:val="4672C4"/>
+          <w:sz w:val="22"/>
+        </w:rPr>
+        <w:t>&gt;&gt; Section1 - Caracteristiques des membres</w:t>
+      </w:r>
+    </w:p>
+    <w:p>
+      <w:pPr>
+        <w:ind w:left="283"/>
+      </w:pPr>
+      <w:r>
+        <w:rPr>
+          <w:sz w:val="20"/>
+        </w:rPr>
+        <w:t>- Attention ! Le montant (10000 Fcfa) dépensé ou reçu en cadeau pour les cartes prépayées, les transferts de crédit et les abonnements de  thierno balde est relativement élevé par rapport aux autres montants depansés observés dans cette zone. Prière de corriger ou de confirmer avec le QG.</w:t>
+      </w:r>
+    </w:p>
+    <w:p>
+      <w:r>
+        <w:rPr>
+          <w:b/>
+          <w:color w:val="4672C4"/>
+          <w:sz w:val="22"/>
+        </w:rPr>
+        <w:t>&gt;&gt; Section2 - Education</w:t>
+      </w:r>
+    </w:p>
+    <w:p>
+      <w:pPr>
+        <w:ind w:left="283"/>
+      </w:pPr>
+      <w:r>
+        <w:rPr>
+          <w:sz w:val="20"/>
+        </w:rPr>
+        <w:t xml:space="preserve">- Peu probable! mareme siré balde  n'arrive pas  à comprendre un petit texte lu dans une langue locale (s02q03). Veuillez corriger ou donner des explications au QG. Peu probable! mareme siré balde  ne sait ni lire, ni écrire, ni comprendre dans aucune des langues  (s02q01,s02q02,s02q03). Veuillez corriger ou donner des explications au QG. </w:t>
+        <w:br/>
+        <w:t xml:space="preserve">- Peu probable! omoroul faro balde  n'arrive pas  à comprendre un petit texte lu dans une langue locale (s02q03). Veuillez corriger ou donner des explications au QG. Peu probable! omoroul faro balde  ne sait ni lire, ni écrire, ni comprendre dans aucune des langues  (s02q01,s02q02,s02q03). Veuillez corriger ou donner des explications au QG. </w:t>
+        <w:br/>
+        <w:t xml:space="preserve">- Peu probable! oumou balde  n'arrive pas  à comprendre un petit texte lu dans une langue locale (s02q03). Veuillez corriger ou donner des explications au QG. </w:t>
+        <w:br/>
+        <w:t>- Peu probable! thierno balde  n'arrive pas  à comprendre un petit texte lu dans une langue locale (s02q03). Veuillez corriger ou donner des explications au QG.</w:t>
+      </w:r>
+    </w:p>
+    <w:p>
+      <w:r>
+        <w:rPr>
+          <w:b/>
+          <w:color w:val="4672C4"/>
+          <w:sz w:val="22"/>
+        </w:rPr>
+        <w:t>&gt;&gt; Section7b - Consommation alimentaire - 7 jours</w:t>
+      </w:r>
+    </w:p>
+    <w:p>
+      <w:pPr>
+        <w:ind w:left="283"/>
+      </w:pPr>
+      <w:r>
+        <w:rPr>
+          <w:sz w:val="20"/>
+        </w:rPr>
+        <w:t>- Attention ! Le prix unitaire d'achat (100 Fcfa) de Poireau en Tas (Tres petit) est relativement élevé par rapport aux autres prix observés dans cette zone. Prière de corriger ou de confirmer avec le QG. Attention ! Le prix unitaire d'achat (160 Fcfa) de Pain moderne (Baguette) en miche (Moyen) est relativement élevé par rapport aux autres prix observés dans cette zone. Prière de corriger ou de confirmer avec le QG. Attention ! Le prix unitaire d'achat (200 Fcfa) de Poisson de mer séché (yayeboye) en Morceau (Portion) (Tres petit) est relativement élevé par rapport aux autres prix observés dans cette zone. Prière de corriger ou de confirmer avec le QG. Attention ! Soupçons de quantité anormale! Le ménage de Thierno BALDE avec une taille de 4 personnes a consommé 31 Cube en Moyen de Cube alimentaire (Maggi, Jumbo, ) qui est relativement élevé comme consommation par rapport à la condition de vie des autres ménages de même taille dans cette zone. Prière de corriger ou de confirmer avec le QG. Attention ! Soupçons de quantité anormale! Le ménage de Thierno BALDE avec une taille de 4 personnes a consommé 4 Morceau (Portion) en Moyen de Manioc en tubercules qui est relativement élevé comme consommation par rapport à la condition de vie des autres ménages de même taille dans cette zone. Prière de corriger ou de confirmer avec le QG. Attention ! Soupçons de quantité anormale! Le ménage de Thierno BALDE avec une taille de 4 personnes a consommé 4 Pièce en Moyen de Poisson frais type 9 qui est relativement élevé comme consommation par rapport à la condition de vie des autres ménages de même taille dans cette zone. Prière de corriger ou de confirmer avec le QG. Attention ! Soupçons de quantité anormale! Le ménage de Thierno BALDE avec une taille de 4 personnes a consommé 5 Tas en Tres petit de Gombo frais qui est relativement élevé comme consommation par rapport à la condition de vie des autres ménages de même taille dans cette zone. Prière de corriger ou de confirmer avec le QG. Incohérence!! Dans ce ménage, chaque individus consomme par jour 1.214286 Kg  de cereale; Prière de revoir les quantités prises de ces produits.</w:t>
+      </w:r>
+    </w:p>
+    <w:p>
+      <w:r>
+        <w:rPr>
+          <w:b/>
+          <w:color w:val="4672C4"/>
+          <w:sz w:val="22"/>
+        </w:rPr>
+        <w:t>&gt;&gt; Section9b - Depenses non-alimentaires - 7 jours</w:t>
+      </w:r>
+    </w:p>
+    <w:p>
+      <w:pPr>
+        <w:ind w:left="283"/>
+      </w:pPr>
+      <w:r>
+        <w:rPr>
+          <w:sz w:val="20"/>
+        </w:rPr>
+        <w:t>- Il est difficile d'avoir un ménage qui n'a effectué aucune des dépenses mentionnées au cours de 7 derniers jours, prière de revoir la section 9B pour ce ménage.</w:t>
+      </w:r>
+    </w:p>
+    <w:p>
+      <w:r>
+        <w:rPr>
+          <w:b/>
+          <w:color w:val="4672C4"/>
+          <w:sz w:val="22"/>
+        </w:rPr>
+        <w:t>&gt;&gt; Section10b - caracteristiques entreprise non agricole</w:t>
+      </w:r>
+    </w:p>
+    <w:p>
+      <w:pPr>
+        <w:ind w:left="283"/>
+      </w:pPr>
+      <w:r>
+        <w:rPr>
+          <w:sz w:val="20"/>
+        </w:rPr>
+        <w:t>- Veuillez, s'il vous plaît, donner une valeur exacte ou estimée du montant à renseigner different de 9999 dans les champs s1046 à s10q57 pour c' est un grossiste. Le noms de l'entreprise entreprise 1 ne doit pas contenir de chiffre et doit être bien renseigné, prière de bien renseigné .</w:t>
+      </w:r>
+    </w:p>
+    <w:p>
+      <w:r>
+        <w:rPr>
+          <w:b/>
+          <w:color w:val="4672C4"/>
+          <w:sz w:val="22"/>
+        </w:rPr>
+        <w:t>&gt;&gt; Section11 - Caracteristiques logement</w:t>
+      </w:r>
+    </w:p>
+    <w:p>
+      <w:pPr>
+        <w:ind w:left="283"/>
+      </w:pPr>
+      <w:r>
+        <w:rPr>
+          <w:sz w:val="20"/>
+        </w:rPr>
+        <w:t>- Le montant (FCFA) du loyer mensuel payé pour un logement comme le votre dans ce village/quartier est trop faible, Veuillez s'il vous plaît corriger cette information.</w:t>
+      </w:r>
+    </w:p>
+    <w:p>
+      <w:r>
+        <w:rPr>
+          <w:b/>
+          <w:color w:val="4672C4"/>
+          <w:sz w:val="22"/>
+        </w:rPr>
+        <w:t>&gt;&gt; Section14 - Chocs</w:t>
+      </w:r>
+    </w:p>
+    <w:p>
+      <w:pPr>
+        <w:ind w:left="283"/>
+      </w:pPr>
+      <w:r>
+        <w:rPr>
+          <w:sz w:val="20"/>
+        </w:rPr>
+        <w:t>- Avertissement!! Le ménage n'a été négativement affecté par aucun des problèmes donnés dans la section 14. Confirmez vous cette information avec le QG?</w:t>
+      </w:r>
+    </w:p>
+    <w:p>
+      <w:r>
+        <w:rPr>
+          <w:b/>
+          <w:color w:val="4672C4"/>
+          <w:sz w:val="22"/>
+        </w:rPr>
+        <w:t>&gt;&gt; Section16a - Champs et parcelles</w:t>
+      </w:r>
+    </w:p>
+    <w:p>
+      <w:pPr>
+        <w:ind w:left="283"/>
+      </w:pPr>
+      <w:r>
+        <w:rPr>
+          <w:sz w:val="20"/>
+        </w:rPr>
+        <w:t>- La section 16 du ménage de Thierno BALDE n'est pas renseigné, prière de renseigner.</w:t>
+      </w:r>
+    </w:p>
+    <w:p>
+      <w:r>
+        <w:t>________________________________________________________________________________</w:t>
+      </w:r>
+    </w:p>
+    <w:p>
+      <w:pPr>
+        <w:pStyle w:val="Heading2"/>
+      </w:pPr>
+      <w:r>
+        <w:t>Menage 9</w:t>
+      </w:r>
+    </w:p>
+    <w:tbl>
+      <w:tblPr>
+        <w:tblStyle w:val="TableGrid"/>
+        <w:tblW w:type="auto" w:w="0"/>
+        <w:tblLook w:firstColumn="1" w:firstRow="1" w:lastColumn="0" w:lastRow="0" w:noHBand="0" w:noVBand="1" w:val="04A0"/>
+      </w:tblPr>
+      <w:tblGrid>
+        <w:gridCol w:w="1662"/>
+        <w:gridCol w:w="1662"/>
+        <w:gridCol w:w="1662"/>
+        <w:gridCol w:w="1662"/>
+        <w:gridCol w:w="1662"/>
+        <w:gridCol w:w="1662"/>
+      </w:tblGrid>
+      <w:tr>
+        <w:tc>
+          <w:tcPr>
+            <w:tcW w:type="dxa" w:w="1662"/>
+            <w:shd w:fill="5B9BD5"/>
+          </w:tcPr>
+          <w:p>
+            <w:r>
+              <w:rPr>
+                <w:b/>
+                <w:color w:val="FFFFFF"/>
+                <w:sz w:val="16"/>
+              </w:rPr>
+              <w:t>Interview Key</w:t>
+            </w:r>
+          </w:p>
+        </w:tc>
+        <w:tc>
+          <w:tcPr>
+            <w:tcW w:type="dxa" w:w="1662"/>
+            <w:shd w:fill="5B9BD5"/>
+          </w:tcPr>
+          <w:p>
+            <w:r>
+              <w:rPr>
+                <w:b/>
+                <w:color w:val="FFFFFF"/>
+                <w:sz w:val="16"/>
+              </w:rPr>
+              <w:t>Interview ID</w:t>
+            </w:r>
+          </w:p>
+        </w:tc>
+        <w:tc>
+          <w:tcPr>
+            <w:tcW w:type="dxa" w:w="1662"/>
+            <w:shd w:fill="5B9BD5"/>
+          </w:tcPr>
+          <w:p>
+            <w:r>
+              <w:rPr>
+                <w:b/>
+                <w:color w:val="FFFFFF"/>
+                <w:sz w:val="16"/>
+              </w:rPr>
+              <w:t>ID Agent</w:t>
+            </w:r>
+          </w:p>
+        </w:tc>
+        <w:tc>
+          <w:tcPr>
+            <w:tcW w:type="dxa" w:w="1662"/>
+            <w:shd w:fill="5B9BD5"/>
+          </w:tcPr>
+          <w:p>
+            <w:r>
+              <w:rPr>
+                <w:b/>
+                <w:color w:val="FFFFFF"/>
+                <w:sz w:val="16"/>
+              </w:rPr>
+              <w:t>ID Equipe</w:t>
+            </w:r>
+          </w:p>
+        </w:tc>
+        <w:tc>
+          <w:tcPr>
+            <w:tcW w:type="dxa" w:w="1662"/>
+            <w:shd w:fill="5B9BD5"/>
+          </w:tcPr>
+          <w:p>
+            <w:r>
+              <w:rPr>
+                <w:b/>
+                <w:color w:val="FFFFFF"/>
+                <w:sz w:val="16"/>
+              </w:rPr>
+              <w:t>Agent</w:t>
+            </w:r>
+          </w:p>
+        </w:tc>
+        <w:tc>
+          <w:tcPr>
+            <w:tcW w:type="dxa" w:w="1662"/>
+            <w:shd w:fill="5B9BD5"/>
+          </w:tcPr>
+          <w:p>
+            <w:r>
+              <w:rPr>
+                <w:b/>
+                <w:color w:val="FFFFFF"/>
+                <w:sz w:val="16"/>
+              </w:rPr>
+              <w:t>Chef d'equipe</w:t>
+            </w:r>
+          </w:p>
+        </w:tc>
+      </w:tr>
+      <w:tr>
+        <w:tc>
+          <w:tcPr>
+            <w:tcW w:type="dxa" w:w="1662"/>
+          </w:tcPr>
+          <w:p>
+            <w:r>
+              <w:rPr>
+                <w:sz w:val="14"/>
+              </w:rPr>
+              <w:t>96-73-33-10</w:t>
+            </w:r>
+          </w:p>
+        </w:tc>
+        <w:tc>
+          <w:tcPr>
+            <w:tcW w:type="dxa" w:w="1662"/>
+          </w:tcPr>
+          <w:p>
+            <w:r>
+              <w:rPr>
+                <w:sz w:val="14"/>
+              </w:rPr>
+              <w:t>15cb62ca9f0f416eab44e9159ed62253</w:t>
+            </w:r>
+          </w:p>
+        </w:tc>
+        <w:tc>
+          <w:tcPr>
+            <w:tcW w:type="dxa" w:w="1662"/>
+          </w:tcPr>
+          <w:p>
+            <w:r>
+              <w:rPr>
+                <w:sz w:val="14"/>
+              </w:rPr>
+              <w:t>EQ7_enq2</w:t>
+            </w:r>
+          </w:p>
+        </w:tc>
+        <w:tc>
+          <w:tcPr>
+            <w:tcW w:type="dxa" w:w="1662"/>
+          </w:tcPr>
+          <w:p>
+            <w:r>
+              <w:rPr>
+                <w:sz w:val="14"/>
+              </w:rPr>
+              <w:t>Equipe7</w:t>
+            </w:r>
+          </w:p>
+        </w:tc>
+        <w:tc>
+          <w:tcPr>
+            <w:tcW w:type="dxa" w:w="1662"/>
+          </w:tcPr>
+          <w:p>
+            <w:r>
+              <w:rPr>
+                <w:sz w:val="14"/>
+              </w:rPr>
+              <w:t>Fatou KOR</w:t>
+            </w:r>
+          </w:p>
+        </w:tc>
+        <w:tc>
+          <w:tcPr>
+            <w:tcW w:type="dxa" w:w="1662"/>
+          </w:tcPr>
+          <w:p>
+            <w:r>
+              <w:rPr>
+                <w:sz w:val="14"/>
+              </w:rPr>
+              <w:t>Diarietou DJIBA</w:t>
+            </w:r>
+          </w:p>
+        </w:tc>
+      </w:tr>
+    </w:tbl>
+    <w:p/>
+    <w:tbl>
+      <w:tblPr>
+        <w:tblStyle w:val="TableGrid"/>
+        <w:tblW w:type="auto" w:w="0"/>
+        <w:tblLook w:firstColumn="1" w:firstRow="1" w:lastColumn="0" w:lastRow="0" w:noHBand="0" w:noVBand="1" w:val="04A0"/>
+      </w:tblPr>
+      <w:tblGrid>
+        <w:gridCol w:w="3324"/>
+        <w:gridCol w:w="3324"/>
+        <w:gridCol w:w="3324"/>
+      </w:tblGrid>
+      <w:tr>
+        <w:tc>
+          <w:tcPr>
+            <w:tcW w:type="dxa" w:w="3324"/>
+            <w:shd w:fill="70AD47"/>
+          </w:tcPr>
+          <w:p>
+            <w:r>
+              <w:rPr>
+                <w:b/>
+                <w:color w:val="FFFFFF"/>
+                <w:sz w:val="18"/>
+              </w:rPr>
+              <w:t>Chef de Menage</w:t>
+            </w:r>
+          </w:p>
+        </w:tc>
+        <w:tc>
+          <w:tcPr>
+            <w:tcW w:type="dxa" w:w="3324"/>
+            <w:shd w:fill="70AD47"/>
+          </w:tcPr>
+          <w:p>
+            <w:r>
+              <w:rPr>
+                <w:b/>
+                <w:color w:val="FFFFFF"/>
+                <w:sz w:val="18"/>
+              </w:rPr>
+              <w:t>Quartier/Village (s00q05)</w:t>
+            </w:r>
+          </w:p>
+        </w:tc>
+        <w:tc>
+          <w:tcPr>
+            <w:tcW w:type="dxa" w:w="3324"/>
+            <w:shd w:fill="70AD47"/>
+          </w:tcPr>
+          <w:p>
+            <w:r>
+              <w:rPr>
+                <w:b/>
+                <w:color w:val="FFFFFF"/>
+                <w:sz w:val="18"/>
+              </w:rPr>
+              <w:t>Localisation GPS</w:t>
+            </w:r>
+          </w:p>
+        </w:tc>
+      </w:tr>
+      <w:tr>
+        <w:tc>
+          <w:tcPr>
+            <w:tcW w:type="dxa" w:w="3324"/>
+          </w:tcPr>
+          <w:p>
+            <w:r>
+              <w:rPr>
+                <w:sz w:val="18"/>
+              </w:rPr>
+              <w:t>MOUSSA DJIBA</w:t>
+            </w:r>
+          </w:p>
+        </w:tc>
+        <w:tc>
+          <w:tcPr>
+            <w:tcW w:type="dxa" w:w="3324"/>
+          </w:tcPr>
+          <w:p>
+            <w:r>
+              <w:rPr>
+                <w:sz w:val="18"/>
+              </w:rPr>
+              <w:t>N/A</w:t>
+            </w:r>
+          </w:p>
+        </w:tc>
+        <w:tc>
+          <w:tcPr>
+            <w:tcW w:type="dxa" w:w="3324"/>
+          </w:tcPr>
+          <w:p>
+            <w:r/>
+            <w:hyperlink r:id="rId12">
+              <w:r>
+                <w:rPr>
+                  <w:color w:val="0563C1"/>
+                  <w:u w:val="single"/>
+                </w:rPr>
+                <w:t>ALMADIE 2</w:t>
+              </w:r>
+            </w:hyperlink>
+          </w:p>
+        </w:tc>
+      </w:tr>
+    </w:tbl>
+    <w:p/>
+    <w:p>
+      <w:r>
+        <w:rPr>
+          <w:b/>
+          <w:color w:val="4672C4"/>
+          <w:sz w:val="22"/>
+        </w:rPr>
+        <w:t>&gt;&gt; Section1 - Caracteristiques des membres</w:t>
+      </w:r>
+    </w:p>
+    <w:p>
+      <w:pPr>
+        <w:ind w:left="283"/>
+      </w:pPr>
+      <w:r>
+        <w:rPr>
+          <w:sz w:val="20"/>
+        </w:rPr>
+        <w:t xml:space="preserve">- Attention ! Vous avez déclaré en s01q00 que le répondant est la personne elle-même, or ALIOU ELFALY DJIBA est trop jeune (8 ans) pour fournir des informations correctes. Prière de refaire la section 1 pour ALIOU ELFALY DJIBA en demandant à un adulte de répondre aux questions à sa place. </w:t>
+        <w:br/>
+        <w:t xml:space="preserve">- La raison principale pour laquelle que AWA GHOUDIABY est venu vivre dans cette localité est demenagement et semble exister dans les modalités, prière de prendre attache avec le QG pour plus d'explication afin de la classer bien. </w:t>
+        <w:br/>
+        <w:t xml:space="preserve">- La raison principale pour laquelle que FATOU BINTOU DIEDHIOU est venu vivre dans cette localité est Demenagement et semble exister dans les modalités, prière de prendre attache avec le QG pour plus d'explication afin de la classer bien. </w:t>
+        <w:br/>
+        <w:t>- La raison principale pour laquelle que MOUSSA DJIBA est venu vivre dans cette localité est Demenagement et semble exister dans les modalités, prière de prendre attache avec le QG pour plus d'explication afin de la classer bien.</w:t>
+      </w:r>
+    </w:p>
+    <w:p>
+      <w:r>
+        <w:rPr>
+          <w:b/>
+          <w:color w:val="4672C4"/>
+          <w:sz w:val="22"/>
+        </w:rPr>
+        <w:t>&gt;&gt; Section2 - Education</w:t>
+      </w:r>
+    </w:p>
+    <w:p>
+      <w:pPr>
+        <w:ind w:left="283"/>
+      </w:pPr>
+      <w:r>
+        <w:rPr>
+          <w:sz w:val="20"/>
+        </w:rPr>
+        <w:t xml:space="preserve">- Peu probable! ALIOU ELFALY DJIBA  n'arrive pas  à comprendre un petit texte lu dans une langue locale (s02q03). Veuillez corriger ou donner des explications au QG.  Incohérence ! seulement les écoles gouvermentales paient les cotisations (Gouvernement, communauté, ONG ou organisation humanitaire). veuillez, s'il vous plait, confirmer cette information de ALIOU ELFALY DJIBA avec le QG ou apporter les corrections nécessaires. Le montant des frais pour les cahiers et autres matériels scolaires pour l'année scolaire de ALIOU ELFALY DJIBA est faible ou élevé, veuillez, s'il vous plait, confirmer ces informations avec le QG ou apporter les corrections nécessaires. Le montant des frais de transport pour l'année scolaire de ALIOU ELFALY DJIBA est faible ou élevé. veuillez, s'il vous plait, confirmer ces informations avec le QG ou apporter les corrections nécessaires. </w:t>
+        <w:br/>
+        <w:t xml:space="preserve">- Peu probable! AWA GHOUDIABY  n'arrive pas  à comprendre un petit texte lu dans une langue locale (s02q03). Veuillez corriger ou donner des explications au QG. </w:t>
+        <w:br/>
+        <w:t xml:space="preserve">- Peu probable! FATOU BINTOU DIEDHIOU  n'arrive pas  à comprendre un petit texte lu dans une langue locale (s02q03). Veuillez corriger ou donner des explications au QG. Le domaine que FATOU BINTOU DIEDHIOU bénéficié de cette formation est Droid hummaine et semble exister dans les modalités, prière de prendre attache avec le QG pour plus d'explication afin de la classer bien. </w:t>
+        <w:br/>
+        <w:t>- Peu probable! MOUSSA DJIBA  n'arrive pas  à comprendre un petit texte lu dans une langue locale (s02q03). Veuillez corriger ou donner des explications au QG. Le domaine que MOUSSA DJIBA bénéficié de cette formation est Assistant charge de programme de sante et semble exister dans les modalités, prière de prendre attache avec le QG pour plus d'explication afin de la classer bien.</w:t>
+      </w:r>
+    </w:p>
+    <w:p>
+      <w:r>
+        <w:rPr>
+          <w:b/>
+          <w:color w:val="4672C4"/>
+          <w:sz w:val="22"/>
+        </w:rPr>
+        <w:t>&gt;&gt; Section3 - Sante</w:t>
+      </w:r>
+    </w:p>
+    <w:p>
+      <w:pPr>
+        <w:ind w:left="283"/>
+      </w:pPr>
+      <w:r>
+        <w:rPr>
+          <w:sz w:val="20"/>
+        </w:rPr>
+        <w:t xml:space="preserve">- Le principal assuré ou qui paye la cotisation à la mutuelle de santé pour MOUSSA DJIBA est conjointe et semble exister dans les modalités, prière de prendre attache avec le QG pour plus d'explication afin de la classer bien. </w:t>
+        <w:br/>
+        <w:t>- Le principal problème de santé que ALIOU ELFALY DJIBA a eu est Asmatique et semble exister dans les modalités, prière de prendre attache avec le QG pour plus d'explication afin de la classer bien.</w:t>
+      </w:r>
+    </w:p>
+    <w:p>
+      <w:r>
+        <w:rPr>
+          <w:b/>
+          <w:color w:val="4672C4"/>
+          <w:sz w:val="22"/>
+        </w:rPr>
+        <w:t>&gt;&gt; Section4a - Emploi</w:t>
+      </w:r>
+    </w:p>
+    <w:p>
+      <w:pPr>
+        <w:ind w:left="283"/>
+      </w:pPr>
+      <w:r>
+        <w:rPr>
+          <w:sz w:val="20"/>
+        </w:rPr>
+        <w:t>- Avertissement! AWA GHOUDIABY n'a consacré aucune heure pour aucun des travaux du ménage, prière de regarder les réponses prises dans les questions (s04q01 s04q02 s04q03 s04q04 s04q05 s04q06 s04q07 s04q08).  La raison pourquoi AWA GHOUDIABY n'a pas travaillé au cours des 7 derniers jours est Elle etait en voyage et semble avoir un emploi ou exister dans les modalités, prière de de bien regarder l'emploi AWA GHOUDIABY  ou de prendre attache avec le QG pour plus d'explication afin de la classer bien.</w:t>
+      </w:r>
+    </w:p>
+    <w:p>
+      <w:r>
+        <w:rPr>
+          <w:b/>
+          <w:color w:val="4672C4"/>
+          <w:sz w:val="22"/>
+        </w:rPr>
+        <w:t>&gt;&gt; Section7b - Consommation alimentaire - 7 jours</w:t>
+      </w:r>
+    </w:p>
+    <w:p>
+      <w:pPr>
+        <w:ind w:left="283"/>
+      </w:pPr>
+      <w:r>
+        <w:rPr>
+          <w:sz w:val="20"/>
+        </w:rPr>
+        <w:t>- Attention ! Le prix unitaire d'achat (1000 Fcfa) de Piment frais en Sachets (Grand) est relativement élevé par rapport aux autres prix observés dans cette zone. Prière de corriger ou de confirmer avec le QG. Attention ! Le prix unitaire d'achat (100000 Fcfa) de Mandarine/Clémentine en Sachets (Moyen) est relativement élevé par rapport aux autres prix observés dans cette zone. Prière de corriger ou de confirmer avec le QG. Attention ! Le prix unitaire d'achat (2000 Fcfa) de Pastèque en Pièce (Moyen) est relativement élevé par rapport aux autres prix observés dans cette zone. Prière de corriger ou de confirmer avec le QG. Attention ! Le prix unitaire d'achat (500 Fcfa) de Feuilles de  Haricot en Tas (Grand) est relativement élevé par rapport aux autres prix observés dans cette zone. Prière de corriger ou de confirmer avec le QG. Attention ! Le prix unitaire d'achat (500 Fcfa) de Poivron frais en Tas (Petit) est relativement élevé par rapport aux autres prix observés dans cette zone. Prière de corriger ou de confirmer avec le QG. Attention ! Le prix unitaire d'achat (500 Fcfa) de Semoule de mil en Sachets industriel (Petit) est relativement élevé par rapport aux autres prix observés dans cette zone. Prière de corriger ou de confirmer avec le QG. Attention ! Le prix unitaire d'achat (5000 Fcfa) de Carpe frais en Tas (Moyen) est relativement élevé par rapport aux autres prix observés dans cette zone. Prière de corriger ou de confirmer avec le QG. Avertissement!!! Le ménage a consommé 14 Cuillère Tres petit de Chocolat pâte à tartiner, cette quantité semble anormale pour une consommation des 7 derniers jours.Prière de corriger ou de confirmer avec le QG. Avertissement!!! Le ménage a consommé 14 Pièce Petit de Sucre en morceaux, cette quantité semble anormale pour une consommation des 7 derniers jours.Prière de corriger ou de confirmer avec le QG. Incohérence!! Dans ce ménage, chaque individus consomme par jour 114.4954 Kg  de cereale; Prière de revoir les quantités prises de ces produits.</w:t>
+      </w:r>
+    </w:p>
+    <w:p>
+      <w:r>
+        <w:rPr>
+          <w:b/>
+          <w:color w:val="4672C4"/>
+          <w:sz w:val="22"/>
+        </w:rPr>
+        <w:t>&gt;&gt; Section9c - Depenses non-alimentaires - 30 jours</w:t>
+      </w:r>
+    </w:p>
+    <w:p>
+      <w:pPr>
+        <w:ind w:left="283"/>
+      </w:pPr>
+      <w:r>
+        <w:rPr>
+          <w:sz w:val="20"/>
+        </w:rPr>
+        <w:t>- Peu plausible! le montant de la dépense pour  Savon de toilette, shampoing semble trop élevé. Veuillez, s'il vous plaît, confirmer cette information avec le QG ou la corriger.</w:t>
+      </w:r>
+    </w:p>
+    <w:p>
+      <w:r>
+        <w:rPr>
+          <w:b/>
+          <w:color w:val="4672C4"/>
+          <w:sz w:val="22"/>
+        </w:rPr>
+        <w:t>&gt;&gt; Section9f - Depenses non-alimentaires - 12 mois</w:t>
+      </w:r>
+    </w:p>
+    <w:p>
+      <w:pPr>
+        <w:ind w:left="283"/>
+      </w:pPr>
+      <w:r>
+        <w:rPr>
+          <w:sz w:val="20"/>
+        </w:rPr>
+        <w:t>- || Peu plausible! le montant de la dépense pour Formation professionnelle (en particulier directement auprès des ateliers, maîtres, etc.) semble trop faible ou élevé. Veuillez, s'il vous plaît, confirmer cette information avec le QG ou la corriger.</w:t>
+      </w:r>
+    </w:p>
+    <w:p>
+      <w:r>
+        <w:rPr>
+          <w:b/>
+          <w:color w:val="4672C4"/>
+          <w:sz w:val="22"/>
+        </w:rPr>
+        <w:t>&gt;&gt; Section10b - caracteristiques entreprise non agricole</w:t>
+      </w:r>
+    </w:p>
+    <w:p>
+      <w:pPr>
+        <w:ind w:left="283"/>
+      </w:pPr>
+      <w:r>
+        <w:rPr>
+          <w:sz w:val="20"/>
+        </w:rPr>
+        <w:t>- Le montant dépensé de l'entreprise vente d’arachide grillè,orange,et divers en achat de matières premières pour les produits vendus au cours des 30 derniers jours ou durant le dernier mois où l'entreprise a fonctionné ne peut pas être supéreur aux montants obtenus sur la vente de produits transformés par l'entreprise au cours de cette même période où l'entreprise a fonctionné (s10q49 &gt; s10q48), prière de corriger. Cette entreprise vente d’arachide grillè,orange,et divers dit avoir obtenu une valeur sur les marchandises vendu en etat et les marchandises vendu après transformation. L'entreprise vente d’arachide grillè,orange,et divers est généralement une entreprise commerciale ou de service dont elle ne depense pas en achat de matières premières.Elle ne transforme pas de produit donc ne peut pas obtenir un montant sur la vente des produits transformés (10.48 ou 10.49). Prière de mettre 0 pour ces questions si elles ne font pas de transformation.</w:t>
+      </w:r>
+    </w:p>
+    <w:p>
+      <w:r>
+        <w:rPr>
+          <w:b/>
+          <w:color w:val="4672C4"/>
+          <w:sz w:val="22"/>
+        </w:rPr>
+        <w:t>&gt;&gt; Section11 - Caracteristiques logement</w:t>
+      </w:r>
+    </w:p>
+    <w:p>
+      <w:pPr>
+        <w:ind w:left="283"/>
+      </w:pPr>
+      <w:r>
+        <w:rPr>
+          <w:sz w:val="20"/>
+        </w:rPr>
+        <w:t>- Le montant mensuel du loyer est trop élevé dans un milieu urbain, Veuillez s'il vous plaît corriger cette information.</w:t>
+      </w:r>
+    </w:p>
+    <w:p>
+      <w:r>
+        <w:rPr>
+          <w:b/>
+          <w:color w:val="4672C4"/>
+          <w:sz w:val="22"/>
+        </w:rPr>
+        <w:t>&gt;&gt; Section12 - Actifs du menage</w:t>
+      </w:r>
+    </w:p>
+    <w:p>
+      <w:pPr>
+        <w:ind w:left="283"/>
+      </w:pPr>
+      <w:r>
+        <w:rPr>
+          <w:sz w:val="20"/>
+        </w:rPr>
+        <w:t>- Avertissement!!! Le prix d'achat (12000) de l'article  Bonbonne de gaz est inférieur aux prix de revente (13000)  avec l'âge du bien atteignant 10 ans. Prière de vérifier ou confirmer avec l'enquêté et mettre les bonnes valeurs après verification, s'il le faut.</w:t>
+      </w:r>
+    </w:p>
+    <w:p>
+      <w:r>
+        <w:rPr>
+          <w:b/>
+          <w:color w:val="4672C4"/>
+          <w:sz w:val="22"/>
+        </w:rPr>
+        <w:t>&gt;&gt; Section14 - Chocs</w:t>
+      </w:r>
+    </w:p>
+    <w:p>
+      <w:pPr>
+        <w:ind w:left="283"/>
+      </w:pPr>
+      <w:r>
+        <w:rPr>
+          <w:sz w:val="20"/>
+        </w:rPr>
+        <w:t>- Avertissement!! Le ménage n'a été négativement affecté par aucun des problèmes donnés dans la section 14. Confirmez vous cette information avec le QG?</w:t>
+      </w:r>
+    </w:p>
+    <w:p>
+      <w:r>
+        <w:rPr>
+          <w:b/>
+          <w:color w:val="4672C4"/>
+          <w:sz w:val="22"/>
+        </w:rPr>
+        <w:t>&gt;&gt; Section15 - Filets sociaux</w:t>
+      </w:r>
+    </w:p>
+    <w:p>
+      <w:pPr>
+        <w:ind w:left="283"/>
+      </w:pPr>
+      <w:r>
+        <w:rPr>
+          <w:sz w:val="20"/>
+        </w:rPr>
+        <w:t>- Avertissement!! Aucun membre dans ce ménage n'a entendu parler d'aucun programme de la section 15, prière de confirmer ce cas avec le QG.</w:t>
+      </w:r>
+    </w:p>
+    <w:p>
+      <w:r>
+        <w:rPr>
+          <w:b/>
+          <w:color w:val="4672C4"/>
+          <w:sz w:val="22"/>
+        </w:rPr>
+        <w:t>&gt;&gt; Section16a - Champs et parcelles</w:t>
+      </w:r>
+    </w:p>
+    <w:p>
+      <w:pPr>
+        <w:ind w:left="283"/>
+      </w:pPr>
+      <w:r>
+        <w:rPr>
+          <w:sz w:val="20"/>
+        </w:rPr>
+        <w:t>- La section 16 du ménage de MOUSSA DJIBA n'est pas renseigné, prière de renseigner.</w:t>
+      </w:r>
+    </w:p>
+    <w:p>
+      <w:r>
+        <w:t>________________________________________________________________________________</w:t>
+      </w:r>
+    </w:p>
+    <w:p>
+      <w:pPr>
+        <w:pStyle w:val="Heading2"/>
+      </w:pPr>
+      <w:r>
+        <w:t>Menage 10</w:t>
+      </w:r>
+    </w:p>
+    <w:tbl>
+      <w:tblPr>
+        <w:tblStyle w:val="TableGrid"/>
+        <w:tblW w:type="auto" w:w="0"/>
+        <w:tblLook w:firstColumn="1" w:firstRow="1" w:lastColumn="0" w:lastRow="0" w:noHBand="0" w:noVBand="1" w:val="04A0"/>
+      </w:tblPr>
+      <w:tblGrid>
+        <w:gridCol w:w="1662"/>
+        <w:gridCol w:w="1662"/>
+        <w:gridCol w:w="1662"/>
+        <w:gridCol w:w="1662"/>
+        <w:gridCol w:w="1662"/>
+        <w:gridCol w:w="1662"/>
+      </w:tblGrid>
+      <w:tr>
+        <w:tc>
+          <w:tcPr>
+            <w:tcW w:type="dxa" w:w="1662"/>
+            <w:shd w:fill="5B9BD5"/>
+          </w:tcPr>
+          <w:p>
+            <w:r>
+              <w:rPr>
+                <w:b/>
+                <w:color w:val="FFFFFF"/>
+                <w:sz w:val="16"/>
+              </w:rPr>
+              <w:t>Interview Key</w:t>
+            </w:r>
+          </w:p>
+        </w:tc>
+        <w:tc>
+          <w:tcPr>
+            <w:tcW w:type="dxa" w:w="1662"/>
+            <w:shd w:fill="5B9BD5"/>
+          </w:tcPr>
+          <w:p>
+            <w:r>
+              <w:rPr>
+                <w:b/>
+                <w:color w:val="FFFFFF"/>
+                <w:sz w:val="16"/>
+              </w:rPr>
+              <w:t>Interview ID</w:t>
+            </w:r>
+          </w:p>
+        </w:tc>
+        <w:tc>
+          <w:tcPr>
+            <w:tcW w:type="dxa" w:w="1662"/>
+            <w:shd w:fill="5B9BD5"/>
+          </w:tcPr>
+          <w:p>
+            <w:r>
+              <w:rPr>
+                <w:b/>
+                <w:color w:val="FFFFFF"/>
+                <w:sz w:val="16"/>
+              </w:rPr>
+              <w:t>ID Agent</w:t>
+            </w:r>
+          </w:p>
+        </w:tc>
+        <w:tc>
+          <w:tcPr>
+            <w:tcW w:type="dxa" w:w="1662"/>
+            <w:shd w:fill="5B9BD5"/>
+          </w:tcPr>
+          <w:p>
+            <w:r>
+              <w:rPr>
+                <w:b/>
+                <w:color w:val="FFFFFF"/>
+                <w:sz w:val="16"/>
+              </w:rPr>
+              <w:t>ID Equipe</w:t>
+            </w:r>
+          </w:p>
+        </w:tc>
+        <w:tc>
+          <w:tcPr>
+            <w:tcW w:type="dxa" w:w="1662"/>
+            <w:shd w:fill="5B9BD5"/>
+          </w:tcPr>
+          <w:p>
+            <w:r>
+              <w:rPr>
+                <w:b/>
+                <w:color w:val="FFFFFF"/>
+                <w:sz w:val="16"/>
+              </w:rPr>
+              <w:t>Agent</w:t>
+            </w:r>
+          </w:p>
+        </w:tc>
+        <w:tc>
+          <w:tcPr>
+            <w:tcW w:type="dxa" w:w="1662"/>
+            <w:shd w:fill="5B9BD5"/>
+          </w:tcPr>
+          <w:p>
+            <w:r>
+              <w:rPr>
+                <w:b/>
+                <w:color w:val="FFFFFF"/>
+                <w:sz w:val="16"/>
+              </w:rPr>
+              <w:t>Chef d'equipe</w:t>
+            </w:r>
+          </w:p>
+        </w:tc>
+      </w:tr>
+      <w:tr>
+        <w:tc>
+          <w:tcPr>
+            <w:tcW w:type="dxa" w:w="1662"/>
+          </w:tcPr>
+          <w:p>
+            <w:r>
+              <w:rPr>
+                <w:sz w:val="14"/>
+              </w:rPr>
+              <w:t>37-15-41-92</w:t>
+            </w:r>
+          </w:p>
+        </w:tc>
+        <w:tc>
+          <w:tcPr>
+            <w:tcW w:type="dxa" w:w="1662"/>
+          </w:tcPr>
+          <w:p>
+            <w:r>
+              <w:rPr>
+                <w:sz w:val="14"/>
+              </w:rPr>
+              <w:t>d571aefada1948228e0dc614bfb033f1</w:t>
+            </w:r>
+          </w:p>
+        </w:tc>
+        <w:tc>
+          <w:tcPr>
+            <w:tcW w:type="dxa" w:w="1662"/>
+          </w:tcPr>
+          <w:p>
+            <w:r>
+              <w:rPr>
+                <w:sz w:val="14"/>
+              </w:rPr>
+              <w:t>EQ7_enq1</w:t>
+            </w:r>
+          </w:p>
+        </w:tc>
+        <w:tc>
+          <w:tcPr>
+            <w:tcW w:type="dxa" w:w="1662"/>
+          </w:tcPr>
+          <w:p>
+            <w:r>
+              <w:rPr>
+                <w:sz w:val="14"/>
+              </w:rPr>
+              <w:t>Equipe7</w:t>
+            </w:r>
+          </w:p>
+        </w:tc>
+        <w:tc>
+          <w:tcPr>
+            <w:tcW w:type="dxa" w:w="1662"/>
+          </w:tcPr>
+          <w:p>
+            <w:r>
+              <w:rPr>
+                <w:sz w:val="14"/>
+              </w:rPr>
+              <w:t>Marieme FALL</w:t>
+            </w:r>
+          </w:p>
+        </w:tc>
+        <w:tc>
+          <w:tcPr>
+            <w:tcW w:type="dxa" w:w="1662"/>
+          </w:tcPr>
+          <w:p>
+            <w:r>
+              <w:rPr>
+                <w:sz w:val="14"/>
+              </w:rPr>
+              <w:t>Diarietou DJIBA</w:t>
+            </w:r>
+          </w:p>
+        </w:tc>
+      </w:tr>
+    </w:tbl>
+    <w:p/>
+    <w:tbl>
+      <w:tblPr>
+        <w:tblStyle w:val="TableGrid"/>
+        <w:tblW w:type="auto" w:w="0"/>
+        <w:tblLook w:firstColumn="1" w:firstRow="1" w:lastColumn="0" w:lastRow="0" w:noHBand="0" w:noVBand="1" w:val="04A0"/>
+      </w:tblPr>
+      <w:tblGrid>
+        <w:gridCol w:w="3324"/>
+        <w:gridCol w:w="3324"/>
+        <w:gridCol w:w="3324"/>
+      </w:tblGrid>
+      <w:tr>
+        <w:tc>
+          <w:tcPr>
+            <w:tcW w:type="dxa" w:w="3324"/>
+            <w:shd w:fill="70AD47"/>
+          </w:tcPr>
+          <w:p>
+            <w:r>
+              <w:rPr>
+                <w:b/>
+                <w:color w:val="FFFFFF"/>
+                <w:sz w:val="18"/>
+              </w:rPr>
+              <w:t>Chef de Menage</w:t>
+            </w:r>
+          </w:p>
+        </w:tc>
+        <w:tc>
+          <w:tcPr>
+            <w:tcW w:type="dxa" w:w="3324"/>
+            <w:shd w:fill="70AD47"/>
+          </w:tcPr>
+          <w:p>
+            <w:r>
+              <w:rPr>
+                <w:b/>
+                <w:color w:val="FFFFFF"/>
+                <w:sz w:val="18"/>
+              </w:rPr>
+              <w:t>Quartier/Village (s00q05)</w:t>
+            </w:r>
+          </w:p>
+        </w:tc>
+        <w:tc>
+          <w:tcPr>
+            <w:tcW w:type="dxa" w:w="3324"/>
+            <w:shd w:fill="70AD47"/>
+          </w:tcPr>
+          <w:p>
+            <w:r>
+              <w:rPr>
+                <w:b/>
+                <w:color w:val="FFFFFF"/>
+                <w:sz w:val="18"/>
+              </w:rPr>
+              <w:t>Localisation GPS</w:t>
+            </w:r>
+          </w:p>
+        </w:tc>
+      </w:tr>
+      <w:tr>
+        <w:tc>
+          <w:tcPr>
+            <w:tcW w:type="dxa" w:w="3324"/>
+          </w:tcPr>
+          <w:p>
+            <w:r>
+              <w:rPr>
+                <w:sz w:val="18"/>
+              </w:rPr>
+              <w:t>BAYELATE YADE</w:t>
+            </w:r>
+          </w:p>
+        </w:tc>
+        <w:tc>
+          <w:tcPr>
+            <w:tcW w:type="dxa" w:w="3324"/>
+          </w:tcPr>
+          <w:p>
+            <w:r>
+              <w:rPr>
+                <w:sz w:val="18"/>
+              </w:rPr>
+              <w:t>N/A</w:t>
+            </w:r>
+          </w:p>
+        </w:tc>
+        <w:tc>
+          <w:tcPr>
+            <w:tcW w:type="dxa" w:w="3324"/>
+          </w:tcPr>
+          <w:p>
+            <w:r/>
+            <w:hyperlink r:id="rId16">
+              <w:r>
+                <w:rPr>
+                  <w:color w:val="0563C1"/>
+                  <w:u w:val="single"/>
+                </w:rPr>
+                <w:t>ALMADIE 2</w:t>
+              </w:r>
+            </w:hyperlink>
+          </w:p>
+        </w:tc>
+      </w:tr>
+    </w:tbl>
+    <w:p/>
+    <w:p>
+      <w:r>
+        <w:rPr>
+          <w:b/>
+          <w:color w:val="4672C4"/>
+          <w:sz w:val="22"/>
+        </w:rPr>
+        <w:t>&gt;&gt; Section1 - Caracteristiques des membres</w:t>
+      </w:r>
+    </w:p>
+    <w:p>
+      <w:pPr>
+        <w:ind w:left="283"/>
+      </w:pPr>
+      <w:r>
+        <w:rPr>
+          <w:sz w:val="20"/>
+        </w:rPr>
+        <w:t>- Attention ! Le montant (6000 Fcfa) dépensé ou reçu en cadeau pour les cartes prépayées, les transferts de crédit et les abonnements de  Baye late yade est relativement élevé par rapport aux autres montants depansés observés dans cette zone. Prière de corriger ou de confirmer avec le QG. Attention ! Le montant (6000 Fcfa) dépensé ou reçu en cadeau pour les recharges internet ou de forfaits de données mobiles(hors appels vocaux), aucours des 30 derniers jours de  Baye late yade est relativement élevé par rapport aux autres montants depansés observés dans cette zone. Prière de corriger ou de confirmer avec le QG.</w:t>
+      </w:r>
+    </w:p>
+    <w:p>
+      <w:r>
+        <w:rPr>
+          <w:b/>
+          <w:color w:val="4672C4"/>
+          <w:sz w:val="22"/>
+        </w:rPr>
+        <w:t>&gt;&gt; Section2 - Education</w:t>
+      </w:r>
+    </w:p>
+    <w:p>
+      <w:pPr>
+        <w:ind w:left="283"/>
+      </w:pPr>
+      <w:r>
+        <w:rPr>
+          <w:sz w:val="20"/>
+        </w:rPr>
+        <w:t xml:space="preserve">- Peu probable! Baye late yade  n'arrive pas  à comprendre un petit texte lu dans une langue locale (s02q03). Veuillez corriger ou donner des explications au QG. </w:t>
+        <w:br/>
+        <w:t xml:space="preserve">- Peu probable! aliou yade  n'arrive pas  à comprendre un petit texte lu dans une langue locale (s02q03). Veuillez corriger ou donner des explications au QG. Peu probable! aliou yade  ne sait ni lire, ni écrire, ni comprendre dans aucune des langues  (s02q01,s02q02,s02q03). Veuillez corriger ou donner des explications au QG. </w:t>
+        <w:br/>
+        <w:t xml:space="preserve">- Peu probable! astou sene  n'arrive pas  à comprendre un petit texte lu dans une langue locale (s02q03). Veuillez corriger ou donner des explications au QG. Peu probable! astou sene  ne sait ni lire, ni écrire, ni comprendre dans aucune des langues  (s02q01,s02q02,s02q03). Veuillez corriger ou donner des explications au QG. </w:t>
+        <w:br/>
+        <w:t xml:space="preserve">- Peu probable! cheikhouna yade  n'arrive pas  à comprendre un petit texte lu dans une langue locale (s02q03). Veuillez corriger ou donner des explications au QG. Peu probable! cheikhouna yade  ne sait ni lire, ni écrire, ni comprendre dans aucune des langues  (s02q01,s02q02,s02q03). Veuillez corriger ou donner des explications au QG. </w:t>
+        <w:br/>
+        <w:t xml:space="preserve">- Peu probable! khady sene  n'arrive pas  à comprendre un petit texte lu dans une langue locale (s02q03). Veuillez corriger ou donner des explications au QG. Peu probable! khady sene  ne sait ni lire, ni écrire, ni comprendre dans aucune des langues  (s02q01,s02q02,s02q03). Veuillez corriger ou donner des explications au QG. </w:t>
+        <w:br/>
+        <w:t xml:space="preserve">- Peu probable! serigne saliou yade  n'arrive pas  à comprendre un petit texte lu dans une langue locale (s02q03). Veuillez corriger ou donner des explications au QG. Peu probable! serigne saliou yade  ne sait ni lire, ni écrire, ni comprendre dans aucune des langues  (s02q01,s02q02,s02q03). Veuillez corriger ou donner des explications au QG. </w:t>
+        <w:br/>
+        <w:t>- Peu probable! sokhna ami yade  n'arrive pas  à comprendre un petit texte lu dans une langue locale (s02q03). Veuillez corriger ou donner des explications au QG. Dans les milieux urbains c'est peu probable de voir une école dont les élèves ou étudiants ne dépensent pas en frais d'uniformes, prière de verifier pour sokhna ami yade et corriger ou confirmer avec le QG.</w:t>
+      </w:r>
+    </w:p>
+    <w:p>
+      <w:r>
+        <w:rPr>
+          <w:b/>
+          <w:color w:val="4672C4"/>
+          <w:sz w:val="22"/>
+        </w:rPr>
+        <w:t>&gt;&gt; Section3 - Sante</w:t>
+      </w:r>
+    </w:p>
+    <w:p>
+      <w:pPr>
+        <w:ind w:left="283"/>
+      </w:pPr>
+      <w:r>
+        <w:rPr>
+          <w:sz w:val="20"/>
+        </w:rPr>
+        <w:t>- Avertissement! Le montant(155000 FCFA) des dépenses pour la dernière hospitalisation de khady sene semble être faible ou élevé(s03q27), veuillez confirmer ou corriger avec le QG. Le montant(40000 FCFA) des dépenses pour chaque visite prénatale de khady sene semble faible (voir nul) ou élevé, prière de corriger.</w:t>
+      </w:r>
+    </w:p>
+    <w:p>
+      <w:r>
+        <w:rPr>
+          <w:b/>
+          <w:color w:val="4672C4"/>
+          <w:sz w:val="22"/>
+        </w:rPr>
+        <w:t>&gt;&gt; Section4a - Emploi</w:t>
+      </w:r>
+    </w:p>
+    <w:p>
+      <w:pPr>
+        <w:ind w:left="283"/>
+      </w:pPr>
+      <w:r>
+        <w:rPr>
+          <w:sz w:val="20"/>
+        </w:rPr>
+        <w:t xml:space="preserve">- Avertissement! Généralement les jeunes hommes (10 à 25ans) font des travaux ménager soit apprendre les enfants à reviser leurs léçons ou d'autres cours, aliou yade n'a consacré aucune heure pour les travaux cités en s04q01, s04q02, s04q03, s04q04, s04q05, s04q06, s04q07 et s04q08.Prière de regarder pour corriger ou confirmer avec le QG. </w:t>
+        <w:br/>
+        <w:t>- Avertissement! Généralement les jeunes hommes (10 à 25ans) font des travaux ménager soit apprendre les enfants à reviser leurs léçons ou d'autres cours, cheikhouna yade n'a consacré aucune heure pour les travaux cités en s04q01, s04q02, s04q03, s04q04, s04q05, s04q06, s04q07 et s04q08.Prière de regarder pour corriger ou confirmer avec le QG.</w:t>
+      </w:r>
+    </w:p>
+    <w:p>
+      <w:r>
+        <w:rPr>
+          <w:b/>
+          <w:color w:val="4672C4"/>
+          <w:sz w:val="22"/>
+        </w:rPr>
+        <w:t>&gt;&gt; Section7b - Consommation alimentaire - 7 jours</w:t>
+      </w:r>
+    </w:p>
+    <w:p>
+      <w:pPr>
+        <w:ind w:left="283"/>
+      </w:pPr>
+      <w:r>
+        <w:rPr>
+          <w:sz w:val="20"/>
+        </w:rPr>
+        <w:t>- Attention ! Le prix unitaire d'achat (200 Fcfa) de Tomate fraîche en Sachets (Petit) est relativement élevé par rapport aux autres prix observés dans cette zone. Prière de corriger ou de confirmer avec le QG. Attention ! Le prix unitaire d'achat (350 Fcfa) de Riz importé parfumé en Kg (taille unique) est relativement faible par rapport aux autres prix observés dans cette zone. Prière de corriger ou de confirmer avec le QG. Attention ! Le prix unitaire d'achat (35000 Fcfa) de Lait pour bébé en Boite (Autre que la boite/pot de tomate) (Moyen) est relativement élevé par rapport aux autres prix observés dans cette zone. Prière de corriger ou de confirmer avec le QG.  La dernière fois que vous avez acheté Lait pour bébé est pharmacie et semble exister dans les modalités, prière de prendre attache avec le QG pour plus d'explication afin de la classer bien. Attention ! Soupçons de quantité anormale! Le ménage de Bayelate yade avec une taille de 9 personnes a consommé 8 Pièce en Moyen de Aubergine sauvage  qui est relativement élevé comme consommation par rapport à la condition de vie des autres ménages de même taille dans cette zone. Prière de corriger ou de confirmer avec le QG. Attention ! Soupçons de quantité anormale! Le ménage de Bayelate yade avec une taille de 9 personnes a consommé 9 Pièce en Petit de Carotte qui est relativement élevé comme consommation par rapport à la condition de vie des autres ménages de même taille dans cette zone. Prière de corriger ou de confirmer avec le QG. Avertissement!! La quantité (4.5 litre) du produit Huile de soja  consommée  par le ménage semble très élevé, prière de corriger ou confirmer avec le QG. Avertissement!!! Le ménage a consommé 1 Paquet Tres petit de Thé en sachet, cette quantité semble anormale pour une consommation des 7 derniers jours.Prière de corriger ou de confirmer avec le QG. Avertissement!! le prix unitaire (150 Fcfa) de Thé en sachet (unité: Paquet) de taille Tres petit est très faible ou élevé. Prière de corriger ou de confirmer avec le QG. Avertissement!!! Le ménage a consommé 43 Cube Moyen de Cube alimentaire (Maggi, Jumbo, ), cette quantité semble anormale pour une consommation des 7 derniers jours.Prière de corriger ou de confirmer avec le QG. Attention ! Le prix unitaire d'achat (35.71429 Fcfa) de Cube alimentaire (Maggi, Jumbo, ) en Cube (Moyen) est relativement élevé par rapport aux autres prix observés dans cette zone. Prière de corriger ou de confirmer avec le QG. Attention ! Soupçons de quantité anormale! Le ménage de Bayelate yade avec une taille de 9 personnes a consommé 43 Cube en Moyen de Cube alimentaire (Maggi, Jumbo, ) qui est relativement élevé comme consommation par rapport à la condition de vie des autres ménages de même taille dans cette zone. Prière de corriger ou de confirmer avec le QG. Difficile de consommer le Sel en Sachets industriel Petit prière de verifier.</w:t>
+      </w:r>
+    </w:p>
+    <w:p>
+      <w:r>
+        <w:rPr>
+          <w:b/>
+          <w:color w:val="4672C4"/>
+          <w:sz w:val="22"/>
+        </w:rPr>
+        <w:t>&gt;&gt; Section11 - Caracteristiques logement</w:t>
+      </w:r>
+    </w:p>
+    <w:p>
+      <w:pPr>
+        <w:ind w:left="283"/>
+      </w:pPr>
+      <w:r>
+        <w:rPr>
+          <w:sz w:val="20"/>
+        </w:rPr>
+        <w:t>- Le montant (FCFA) du loyer mensuel payé pour un logement comme le votre dans ce village/quartier est trop élevé, Veuillez s'il vous plaît corriger cette information. Avertissement!! Le ménage (vit en milieu urbain) se débarrasse de ses ordures ménagères soit par le Dépotoir sauvage, brûle et enterre, prière de corriger ou confirmer avec le QG.</w:t>
+      </w:r>
+    </w:p>
+    <w:p>
+      <w:r>
+        <w:rPr>
+          <w:b/>
+          <w:color w:val="4672C4"/>
+          <w:sz w:val="22"/>
+        </w:rPr>
+        <w:t>&gt;&gt; Section12 - Actifs du menage</w:t>
+      </w:r>
+    </w:p>
+    <w:p>
+      <w:pPr>
+        <w:ind w:left="283"/>
+      </w:pPr>
+      <w:r>
+        <w:rPr>
+          <w:sz w:val="20"/>
+        </w:rPr>
+        <w:t xml:space="preserve">- Attention ! Appareil TV a été achété à 500000 Fcfa est relativement élevé par rapport aux autres prix d'achat observés dans cette zone. Prière de corriger ou de confirmer avec le QG. Attention ! Appareil TV a été revendu à 500000 Fcfa qui est relativement élevé par rapport aux autres prix de revente observés dans cette zone. Prière de corriger ou de confirmer avec le QG. </w:t>
+        <w:br/>
+        <w:t xml:space="preserve">- Attention ! Armoires et autres meubles a été revendu à 450000 Fcfa qui est relativement élevé par rapport aux autres prix de revente observés dans cette zone. Prière de corriger ou de confirmer avec le QG. </w:t>
+        <w:br/>
+        <w:t xml:space="preserve">- Attention ! Téléphone portable a été achété à 800000 Fcfa est relativement élevé par rapport aux autres prix d'achat observés dans cette zone. Prière de corriger ou de confirmer avec le QG. Attention ! Téléphone portable a été revendu à 800000 Fcfa qui est relativement élevé par rapport aux autres prix de revente observés dans cette zone. Prière de corriger ou de confirmer avec le QG. </w:t>
+        <w:br/>
+        <w:t>- Attention ! Ventilateur sur pied a été revendu à 40000 Fcfa qui est relativement élevé par rapport aux autres prix de revente observés dans cette zone. Prière de corriger ou de confirmer avec le QG.</w:t>
+      </w:r>
+    </w:p>
+    <w:p>
+      <w:r>
+        <w:rPr>
+          <w:b/>
+          <w:color w:val="4672C4"/>
+          <w:sz w:val="22"/>
+        </w:rPr>
+        <w:t>&gt;&gt; Section14 - Chocs</w:t>
+      </w:r>
+    </w:p>
+    <w:p>
+      <w:pPr>
+        <w:ind w:left="283"/>
+      </w:pPr>
+      <w:r>
+        <w:rPr>
+          <w:sz w:val="20"/>
+        </w:rPr>
+        <w:t>- Avertissement!! Le ménage n'a été négativement affecté par aucun des problèmes donnés dans la section 14. Confirmez vous cette information avec le QG?</w:t>
+      </w:r>
+    </w:p>
+    <w:p>
+      <w:r>
+        <w:rPr>
+          <w:b/>
+          <w:color w:val="4672C4"/>
+          <w:sz w:val="22"/>
+        </w:rPr>
+        <w:t>&gt;&gt; Section16a - Champs et parcelles</w:t>
+      </w:r>
+    </w:p>
+    <w:p>
+      <w:pPr>
+        <w:ind w:left="283"/>
+      </w:pPr>
+      <w:r>
+        <w:rPr>
+          <w:sz w:val="20"/>
+        </w:rPr>
+        <w:t>- La section 16 du ménage de Bayelate yade n'est pas renseigné, prière de renseigner.</w:t>
+      </w:r>
+    </w:p>
+    <w:p>
+      <w:r>
+        <w:t>________________________________________________________________________________</w:t>
+      </w:r>
+    </w:p>
+    <w:p>
+      <w:pPr>
+        <w:pStyle w:val="Heading2"/>
+      </w:pPr>
+      <w:r>
+        <w:t>Menage 11</w:t>
+      </w:r>
+    </w:p>
+    <w:tbl>
+      <w:tblPr>
+        <w:tblStyle w:val="TableGrid"/>
+        <w:tblW w:type="auto" w:w="0"/>
+        <w:tblLook w:firstColumn="1" w:firstRow="1" w:lastColumn="0" w:lastRow="0" w:noHBand="0" w:noVBand="1" w:val="04A0"/>
+      </w:tblPr>
+      <w:tblGrid>
+        <w:gridCol w:w="1662"/>
+        <w:gridCol w:w="1662"/>
+        <w:gridCol w:w="1662"/>
+        <w:gridCol w:w="1662"/>
+        <w:gridCol w:w="1662"/>
+        <w:gridCol w:w="1662"/>
+      </w:tblGrid>
+      <w:tr>
+        <w:tc>
+          <w:tcPr>
+            <w:tcW w:type="dxa" w:w="1662"/>
+            <w:shd w:fill="5B9BD5"/>
+          </w:tcPr>
+          <w:p>
+            <w:r>
+              <w:rPr>
+                <w:b/>
+                <w:color w:val="FFFFFF"/>
+                <w:sz w:val="16"/>
+              </w:rPr>
+              <w:t>Interview Key</w:t>
+            </w:r>
+          </w:p>
+        </w:tc>
+        <w:tc>
+          <w:tcPr>
+            <w:tcW w:type="dxa" w:w="1662"/>
+            <w:shd w:fill="5B9BD5"/>
+          </w:tcPr>
+          <w:p>
+            <w:r>
+              <w:rPr>
+                <w:b/>
+                <w:color w:val="FFFFFF"/>
+                <w:sz w:val="16"/>
+              </w:rPr>
+              <w:t>Interview ID</w:t>
+            </w:r>
+          </w:p>
+        </w:tc>
+        <w:tc>
+          <w:tcPr>
+            <w:tcW w:type="dxa" w:w="1662"/>
+            <w:shd w:fill="5B9BD5"/>
+          </w:tcPr>
+          <w:p>
+            <w:r>
+              <w:rPr>
+                <w:b/>
+                <w:color w:val="FFFFFF"/>
+                <w:sz w:val="16"/>
+              </w:rPr>
+              <w:t>ID Agent</w:t>
+            </w:r>
+          </w:p>
+        </w:tc>
+        <w:tc>
+          <w:tcPr>
+            <w:tcW w:type="dxa" w:w="1662"/>
+            <w:shd w:fill="5B9BD5"/>
+          </w:tcPr>
+          <w:p>
+            <w:r>
+              <w:rPr>
+                <w:b/>
+                <w:color w:val="FFFFFF"/>
+                <w:sz w:val="16"/>
+              </w:rPr>
+              <w:t>ID Equipe</w:t>
+            </w:r>
+          </w:p>
+        </w:tc>
+        <w:tc>
+          <w:tcPr>
+            <w:tcW w:type="dxa" w:w="1662"/>
+            <w:shd w:fill="5B9BD5"/>
+          </w:tcPr>
+          <w:p>
+            <w:r>
+              <w:rPr>
+                <w:b/>
+                <w:color w:val="FFFFFF"/>
+                <w:sz w:val="16"/>
+              </w:rPr>
+              <w:t>Agent</w:t>
+            </w:r>
+          </w:p>
+        </w:tc>
+        <w:tc>
+          <w:tcPr>
+            <w:tcW w:type="dxa" w:w="1662"/>
+            <w:shd w:fill="5B9BD5"/>
+          </w:tcPr>
+          <w:p>
+            <w:r>
+              <w:rPr>
+                <w:b/>
+                <w:color w:val="FFFFFF"/>
+                <w:sz w:val="16"/>
+              </w:rPr>
+              <w:t>Chef d'equipe</w:t>
+            </w:r>
+          </w:p>
+        </w:tc>
+      </w:tr>
+      <w:tr>
+        <w:tc>
+          <w:tcPr>
+            <w:tcW w:type="dxa" w:w="1662"/>
+          </w:tcPr>
+          <w:p>
+            <w:r>
+              <w:rPr>
+                <w:sz w:val="14"/>
+              </w:rPr>
+              <w:t>54-54-96-48</w:t>
+            </w:r>
+          </w:p>
+        </w:tc>
+        <w:tc>
+          <w:tcPr>
+            <w:tcW w:type="dxa" w:w="1662"/>
+          </w:tcPr>
+          <w:p>
+            <w:r>
+              <w:rPr>
+                <w:sz w:val="14"/>
+              </w:rPr>
+              <w:t>5b1e2d384f0f408cb71745641ae99fcb</w:t>
+            </w:r>
+          </w:p>
+        </w:tc>
+        <w:tc>
+          <w:tcPr>
+            <w:tcW w:type="dxa" w:w="1662"/>
+          </w:tcPr>
+          <w:p>
+            <w:r>
+              <w:rPr>
+                <w:sz w:val="14"/>
+              </w:rPr>
+              <w:t>EQ7_enq2</w:t>
+            </w:r>
+          </w:p>
+        </w:tc>
+        <w:tc>
+          <w:tcPr>
+            <w:tcW w:type="dxa" w:w="1662"/>
+          </w:tcPr>
+          <w:p>
+            <w:r>
+              <w:rPr>
+                <w:sz w:val="14"/>
+              </w:rPr>
+              <w:t>Equipe7</w:t>
+            </w:r>
+          </w:p>
+        </w:tc>
+        <w:tc>
+          <w:tcPr>
+            <w:tcW w:type="dxa" w:w="1662"/>
+          </w:tcPr>
+          <w:p>
+            <w:r>
+              <w:rPr>
+                <w:sz w:val="14"/>
+              </w:rPr>
+              <w:t>Fatou KOR</w:t>
+            </w:r>
+          </w:p>
+        </w:tc>
+        <w:tc>
+          <w:tcPr>
+            <w:tcW w:type="dxa" w:w="1662"/>
+          </w:tcPr>
+          <w:p>
+            <w:r>
+              <w:rPr>
+                <w:sz w:val="14"/>
+              </w:rPr>
+              <w:t>Diarietou DJIBA</w:t>
+            </w:r>
+          </w:p>
+        </w:tc>
+      </w:tr>
+    </w:tbl>
+    <w:p/>
+    <w:tbl>
+      <w:tblPr>
+        <w:tblStyle w:val="TableGrid"/>
+        <w:tblW w:type="auto" w:w="0"/>
+        <w:tblLook w:firstColumn="1" w:firstRow="1" w:lastColumn="0" w:lastRow="0" w:noHBand="0" w:noVBand="1" w:val="04A0"/>
+      </w:tblPr>
+      <w:tblGrid>
+        <w:gridCol w:w="3324"/>
+        <w:gridCol w:w="3324"/>
+        <w:gridCol w:w="3324"/>
+      </w:tblGrid>
+      <w:tr>
+        <w:tc>
+          <w:tcPr>
+            <w:tcW w:type="dxa" w:w="3324"/>
+            <w:shd w:fill="70AD47"/>
+          </w:tcPr>
+          <w:p>
+            <w:r>
+              <w:rPr>
+                <w:b/>
+                <w:color w:val="FFFFFF"/>
+                <w:sz w:val="18"/>
+              </w:rPr>
+              <w:t>Chef de Menage</w:t>
+            </w:r>
+          </w:p>
+        </w:tc>
+        <w:tc>
+          <w:tcPr>
+            <w:tcW w:type="dxa" w:w="3324"/>
+            <w:shd w:fill="70AD47"/>
+          </w:tcPr>
+          <w:p>
+            <w:r>
+              <w:rPr>
+                <w:b/>
+                <w:color w:val="FFFFFF"/>
+                <w:sz w:val="18"/>
+              </w:rPr>
+              <w:t>Quartier/Village (s00q05)</w:t>
+            </w:r>
+          </w:p>
+        </w:tc>
+        <w:tc>
+          <w:tcPr>
+            <w:tcW w:type="dxa" w:w="3324"/>
+            <w:shd w:fill="70AD47"/>
+          </w:tcPr>
+          <w:p>
+            <w:r>
+              <w:rPr>
+                <w:b/>
+                <w:color w:val="FFFFFF"/>
+                <w:sz w:val="18"/>
+              </w:rPr>
+              <w:t>Localisation GPS</w:t>
+            </w:r>
+          </w:p>
+        </w:tc>
+      </w:tr>
+      <w:tr>
+        <w:tc>
+          <w:tcPr>
+            <w:tcW w:type="dxa" w:w="3324"/>
+          </w:tcPr>
+          <w:p>
+            <w:r>
+              <w:rPr>
+                <w:sz w:val="18"/>
+              </w:rPr>
+              <w:t>IDRISSA NDIAYE</w:t>
+            </w:r>
+          </w:p>
+        </w:tc>
+        <w:tc>
+          <w:tcPr>
+            <w:tcW w:type="dxa" w:w="3324"/>
+          </w:tcPr>
+          <w:p>
+            <w:r>
+              <w:rPr>
+                <w:sz w:val="18"/>
+              </w:rPr>
+              <w:t>N/A</w:t>
+            </w:r>
+          </w:p>
+        </w:tc>
+        <w:tc>
+          <w:tcPr>
+            <w:tcW w:type="dxa" w:w="3324"/>
+          </w:tcPr>
+          <w:p>
+            <w:r/>
+            <w:hyperlink r:id="rId17">
+              <w:r>
+                <w:rPr>
+                  <w:color w:val="0563C1"/>
+                  <w:u w:val="single"/>
+                </w:rPr>
+                <w:t>au troisi�me �tage</w:t>
+              </w:r>
+            </w:hyperlink>
+          </w:p>
+        </w:tc>
+      </w:tr>
+    </w:tbl>
+    <w:p/>
+    <w:p>
+      <w:r>
+        <w:rPr>
+          <w:b/>
+          <w:color w:val="4672C4"/>
+          <w:sz w:val="22"/>
+        </w:rPr>
+        <w:t>&gt;&gt; Section0 - Identification et renseignements de controle</w:t>
+      </w:r>
+    </w:p>
+    <w:p>
+      <w:pPr>
+        <w:ind w:left="283"/>
+      </w:pPr>
+      <w:r>
+        <w:rPr>
+          <w:sz w:val="20"/>
+        </w:rPr>
+        <w:t>- Le questionnaire semble ne pas être complètement fini mais le questionnaire est en statut complet, prière de compléter le questionnaire.</w:t>
+      </w:r>
+    </w:p>
+    <w:p>
+      <w:r>
+        <w:rPr>
+          <w:b/>
+          <w:color w:val="4672C4"/>
+          <w:sz w:val="22"/>
+        </w:rPr>
+        <w:t>&gt;&gt; Section1 - Caracteristiques des membres</w:t>
+      </w:r>
+    </w:p>
+    <w:p>
+      <w:pPr>
+        <w:ind w:left="283"/>
+      </w:pPr>
+      <w:r>
+        <w:rPr>
+          <w:sz w:val="20"/>
+        </w:rPr>
+        <w:t xml:space="preserve">- La raison principale pour laquelle que MAMADOU BA est venu vivre dans cette localité est Demenagement et semble exister dans les modalités, prière de prendre attache avec le QG pour plus d'explication afin de la classer bien. </w:t>
+        <w:br/>
+        <w:t>- La raison principale pour laquelle que SALYMATA BA est venu vivre dans cette localité est Est venu avec son conjoint et semble exister dans les modalités, prière de prendre attache avec le QG pour plus d'explication afin de la classer bien.</w:t>
+      </w:r>
+    </w:p>
+    <w:p>
+      <w:r>
+        <w:rPr>
+          <w:b/>
+          <w:color w:val="4672C4"/>
+          <w:sz w:val="22"/>
+        </w:rPr>
+        <w:t>&gt;&gt; Section2 - Education</w:t>
+      </w:r>
+    </w:p>
+    <w:p>
+      <w:pPr>
+        <w:ind w:left="283"/>
+      </w:pPr>
+      <w:r>
+        <w:rPr>
+          <w:sz w:val="20"/>
+        </w:rPr>
+        <w:t xml:space="preserve">- Peu probable! MAMADOU BA  n'arrive pas  à comprendre un petit texte lu dans une langue locale (s02q03). Veuillez corriger ou donner des explications au QG. </w:t>
+        <w:br/>
+        <w:t>- Peu probable! SALYMATA BA  n'arrive pas  à comprendre un petit texte lu dans une langue locale (s02q03). Veuillez corriger ou donner des explications au QG.</w:t>
+      </w:r>
+    </w:p>
+    <w:p>
+      <w:r>
+        <w:rPr>
+          <w:b/>
+          <w:color w:val="4672C4"/>
+          <w:sz w:val="22"/>
+        </w:rPr>
+        <w:t>&gt;&gt; Section4a - Emploi</w:t>
+      </w:r>
+    </w:p>
+    <w:p>
+      <w:pPr>
+        <w:ind w:left="283"/>
+      </w:pPr>
+      <w:r>
+        <w:rPr>
+          <w:sz w:val="20"/>
+        </w:rPr>
+        <w:t>- La  raison principale que SALYMATA BA n'a pas cherché du travail au cours des 30 derniers jours est pour l’instant elle gere son foyer et semble exister dans les modalités, prière de prendre attache avec le QG pour plus d'explication afin de la classer bien.</w:t>
+      </w:r>
+    </w:p>
+    <w:p>
+      <w:r>
+        <w:rPr>
+          <w:b/>
+          <w:color w:val="4672C4"/>
+          <w:sz w:val="22"/>
+        </w:rPr>
+        <w:t>&gt;&gt; Section4c - Emploi - Activite secondaire</w:t>
+      </w:r>
+    </w:p>
+    <w:p>
+      <w:pPr>
+        <w:ind w:left="283"/>
+      </w:pPr>
+      <w:r>
+        <w:rPr>
+          <w:sz w:val="20"/>
+        </w:rPr>
+        <w:t>- Avertissement!!! la branche d'activité de MAMADOU BA est identique dans l'emploi principale et secondaire, prière de confirmer cette information avec le QG ou de corriger. Attention ! Le nombre de jours que MAMADOU BA a travaillés par mois semble être inférieur à 15. Veuillez, s'il vous plaît, confirmer cette information.</w:t>
+      </w:r>
+    </w:p>
+    <w:p>
+      <w:r>
+        <w:rPr>
+          <w:b/>
+          <w:color w:val="4672C4"/>
+          <w:sz w:val="22"/>
+        </w:rPr>
+        <w:t>&gt;&gt; Section6 - Epargne et credit</w:t>
+      </w:r>
+    </w:p>
+    <w:p>
+      <w:pPr>
+        <w:ind w:left="283"/>
+      </w:pPr>
+      <w:r>
+        <w:rPr>
+          <w:sz w:val="20"/>
+        </w:rPr>
+        <w:t>- La  raison pourquoi MAMADOU BA n'a pas demandé de crédit auprès d'une institution financière au cours des 12 derniers mois est a cause du contrat et semble exister dans les modalités, prière de prendre attache avec le QG pour plus d'explication afin de la classer bien.</w:t>
+      </w:r>
+    </w:p>
+    <w:p>
+      <w:r>
+        <w:rPr>
+          <w:b/>
+          <w:color w:val="4672C4"/>
+          <w:sz w:val="22"/>
+        </w:rPr>
+        <w:t>&gt;&gt; Section7b - Consommation alimentaire - 7 jours</w:t>
+      </w:r>
+    </w:p>
+    <w:p>
+      <w:pPr>
+        <w:ind w:left="283"/>
+      </w:pPr>
+      <w:r>
+        <w:rPr>
+          <w:sz w:val="20"/>
+        </w:rPr>
+        <w:t>- Attention ! Le prix unitaire d'achat (125 Fcfa) de Café en poudre soluble en Sachets industriel (Petit) est relativement élevé par rapport aux autres prix observés dans cette zone. Prière de corriger ou de confirmer avec le QG. Attention ! Le prix unitaire d'achat (200 Fcfa) de Sel en Sachets (Moyen) est relativement élevé par rapport aux autres prix observés dans cette zone. Prière de corriger ou de confirmer avec le QG. Attention ! Le prix unitaire d'achat (800 Fcfa) de Vinaigre de vin en Bouteille 1l (taille unique) est relativement élevé par rapport aux autres prix observés dans cette zone. Prière de corriger ou de confirmer avec le QG. Attention ! Soupçons de quantité anormale! Le ménage de MAMADOU BA avec une taille de 3 personnes a consommé 2 Kg en taille unique de Orange  qui est relativement élevé comme consommation par rapport à la condition de vie des autres ménages de même taille dans cette zone. Prière de corriger ou de confirmer avec le QG.</w:t>
+      </w:r>
+    </w:p>
+    <w:p>
+      <w:r>
+        <w:rPr>
+          <w:b/>
+          <w:color w:val="4672C4"/>
+          <w:sz w:val="22"/>
+        </w:rPr>
+        <w:t>&gt;&gt; Section9c - Depenses non-alimentaires - 30 jours</w:t>
+      </w:r>
+    </w:p>
+    <w:p>
+      <w:pPr>
+        <w:ind w:left="283"/>
+      </w:pPr>
+      <w:r>
+        <w:rPr>
+          <w:sz w:val="20"/>
+        </w:rPr>
+        <w:t>- La dernière fois que vous avez acheté Frais de blanchiment des vêtements, linge, etc. (Pressing) est Lave linge et semble exister dans les modalités, prière de prendre attache avec le QG pour plus d'explication afin de la classer bien.</w:t>
+      </w:r>
+    </w:p>
+    <w:p>
+      <w:r>
+        <w:rPr>
+          <w:b/>
+          <w:color w:val="4672C4"/>
+          <w:sz w:val="22"/>
+        </w:rPr>
+        <w:t>&gt;&gt; Section9d - Depenses non-alimentaires - 3 mois</w:t>
+      </w:r>
+    </w:p>
+    <w:p>
+      <w:pPr>
+        <w:ind w:left="283"/>
+      </w:pPr>
+      <w:r>
+        <w:rPr>
+          <w:sz w:val="20"/>
+        </w:rPr>
+        <w:t>- Difficile pour un ménage de ne pas avoir effectué de dépenses au cours de 3 derniers mois sur les produits/services cités (Section 9D), prière de revoir la section pour ce ménage.</w:t>
+      </w:r>
+    </w:p>
+    <w:p>
+      <w:r>
+        <w:rPr>
+          <w:b/>
+          <w:color w:val="4672C4"/>
+          <w:sz w:val="22"/>
+        </w:rPr>
+        <w:t>&gt;&gt; Section9e - Depenses non-alimentaires - 6 mois</w:t>
+      </w:r>
+    </w:p>
+    <w:p>
+      <w:pPr>
+        <w:ind w:left="283"/>
+      </w:pPr>
+      <w:r>
+        <w:rPr>
+          <w:sz w:val="20"/>
+        </w:rPr>
+        <w:t>- La dernière fois que vous avez acheté Parfums est cosmetique et semble exister dans les modalités, prière de prendre attache avec le QG pour plus d'explication afin de la classer bien.</w:t>
+      </w:r>
+    </w:p>
+    <w:p>
+      <w:r>
+        <w:rPr>
+          <w:b/>
+          <w:color w:val="4672C4"/>
+          <w:sz w:val="22"/>
+        </w:rPr>
+        <w:t>&gt;&gt; Section11 - Caracteristiques logement</w:t>
+      </w:r>
+    </w:p>
+    <w:p>
+      <w:pPr>
+        <w:ind w:left="283"/>
+      </w:pPr>
+      <w:r>
+        <w:rPr>
+          <w:sz w:val="20"/>
+        </w:rPr>
+        <w:t>- Le montant de la dernière facture d'eau avec la périodicité ne peut pas être égale à 0 ou est trop élevé, veuillez revoir la question s11q23a s'il vous plait. Comment votre ménage se débarrasse-t-il de ses ordures ménagères, prière de classer ces autres à preciser car ils existent dejà. Avertissement!! Le ménage (vit en milieu urbain) se débarrasse de ses ordures ménagères soit par le Dépotoir sauvage, brûle et enterre, prière de corriger ou confirmer avec le QG.  Le ménage se débarrasse de ses ordures ménagères avec ya quelcun qui fait le ramassage et semble exister dans les modalités, prière de prendre attache avec le QG pour plus d'explication afin de la classer bien.</w:t>
+      </w:r>
+    </w:p>
+    <w:p>
+      <w:r>
+        <w:rPr>
+          <w:b/>
+          <w:color w:val="4672C4"/>
+          <w:sz w:val="22"/>
+        </w:rPr>
+        <w:t>&gt;&gt; Section12 - Actifs du menage</w:t>
+      </w:r>
+    </w:p>
+    <w:p>
+      <w:pPr>
+        <w:ind w:left="283"/>
+      </w:pPr>
+      <w:r>
+        <w:rPr>
+          <w:sz w:val="20"/>
+        </w:rPr>
+        <w:t>- Attention ! Antenne parabolique / décodeur a été achété à 80000 Fcfa est relativement élevé par rapport aux autres prix d'achat observés dans cette zone. Prière de corriger ou de confirmer avec le QG. Attention ! Antenne parabolique / décodeur a été revendu à 70000 Fcfa qui est relativement élevé par rapport aux autres prix de revente observés dans cette zone. Prière de corriger ou de confirmer avec le QG.</w:t>
+      </w:r>
+    </w:p>
+    <w:p>
+      <w:r>
+        <w:rPr>
+          <w:b/>
+          <w:color w:val="4672C4"/>
+          <w:sz w:val="22"/>
+        </w:rPr>
+        <w:t>&gt;&gt; Section14 - Chocs</w:t>
+      </w:r>
+    </w:p>
+    <w:p>
+      <w:pPr>
+        <w:ind w:left="283"/>
+      </w:pPr>
+      <w:r>
+        <w:rPr>
+          <w:sz w:val="20"/>
+        </w:rPr>
+        <w:t>- Avertissement!! Le ménage n'a été négativement affecté par aucun des problèmes donnés dans la section 14. Confirmez vous cette information avec le QG?</w:t>
+      </w:r>
+    </w:p>
+    <w:p>
+      <w:r>
+        <w:rPr>
+          <w:b/>
+          <w:color w:val="4672C4"/>
+          <w:sz w:val="22"/>
+        </w:rPr>
+        <w:t>&gt;&gt; Section16a - Champs et parcelles</w:t>
+      </w:r>
+    </w:p>
+    <w:p>
+      <w:pPr>
+        <w:ind w:left="283"/>
+      </w:pPr>
+      <w:r>
+        <w:rPr>
+          <w:sz w:val="20"/>
+        </w:rPr>
+        <w:t>- La section 16 du ménage de MAMADOU BA n'est pas renseigné, prière de renseigner.</w:t>
+      </w:r>
+    </w:p>
+    <w:p>
+      <w:r>
+        <w:t>________________________________________________________________________________</w:t>
+      </w:r>
+    </w:p>
+    <w:p>
+      <w:pPr>
+        <w:pStyle w:val="Heading2"/>
+      </w:pPr>
+      <w:r>
+        <w:t>Menage 12</w:t>
+      </w:r>
+    </w:p>
+    <w:tbl>
+      <w:tblPr>
+        <w:tblStyle w:val="TableGrid"/>
+        <w:tblW w:type="auto" w:w="0"/>
+        <w:tblLook w:firstColumn="1" w:firstRow="1" w:lastColumn="0" w:lastRow="0" w:noHBand="0" w:noVBand="1" w:val="04A0"/>
+      </w:tblPr>
+      <w:tblGrid>
+        <w:gridCol w:w="1662"/>
+        <w:gridCol w:w="1662"/>
+        <w:gridCol w:w="1662"/>
+        <w:gridCol w:w="1662"/>
+        <w:gridCol w:w="1662"/>
+        <w:gridCol w:w="1662"/>
+      </w:tblGrid>
+      <w:tr>
+        <w:tc>
+          <w:tcPr>
+            <w:tcW w:type="dxa" w:w="1662"/>
+            <w:shd w:fill="5B9BD5"/>
+          </w:tcPr>
+          <w:p>
+            <w:r>
+              <w:rPr>
+                <w:b/>
+                <w:color w:val="FFFFFF"/>
+                <w:sz w:val="16"/>
+              </w:rPr>
+              <w:t>Interview Key</w:t>
+            </w:r>
+          </w:p>
+        </w:tc>
+        <w:tc>
+          <w:tcPr>
+            <w:tcW w:type="dxa" w:w="1662"/>
+            <w:shd w:fill="5B9BD5"/>
+          </w:tcPr>
+          <w:p>
+            <w:r>
+              <w:rPr>
+                <w:b/>
+                <w:color w:val="FFFFFF"/>
+                <w:sz w:val="16"/>
+              </w:rPr>
+              <w:t>Interview ID</w:t>
+            </w:r>
+          </w:p>
+        </w:tc>
+        <w:tc>
+          <w:tcPr>
+            <w:tcW w:type="dxa" w:w="1662"/>
+            <w:shd w:fill="5B9BD5"/>
+          </w:tcPr>
+          <w:p>
+            <w:r>
+              <w:rPr>
+                <w:b/>
+                <w:color w:val="FFFFFF"/>
+                <w:sz w:val="16"/>
+              </w:rPr>
+              <w:t>ID Agent</w:t>
+            </w:r>
+          </w:p>
+        </w:tc>
+        <w:tc>
+          <w:tcPr>
+            <w:tcW w:type="dxa" w:w="1662"/>
+            <w:shd w:fill="5B9BD5"/>
+          </w:tcPr>
+          <w:p>
+            <w:r>
+              <w:rPr>
+                <w:b/>
+                <w:color w:val="FFFFFF"/>
+                <w:sz w:val="16"/>
+              </w:rPr>
+              <w:t>ID Equipe</w:t>
+            </w:r>
+          </w:p>
+        </w:tc>
+        <w:tc>
+          <w:tcPr>
+            <w:tcW w:type="dxa" w:w="1662"/>
+            <w:shd w:fill="5B9BD5"/>
+          </w:tcPr>
+          <w:p>
+            <w:r>
+              <w:rPr>
+                <w:b/>
+                <w:color w:val="FFFFFF"/>
+                <w:sz w:val="16"/>
+              </w:rPr>
+              <w:t>Agent</w:t>
+            </w:r>
+          </w:p>
+        </w:tc>
+        <w:tc>
+          <w:tcPr>
+            <w:tcW w:type="dxa" w:w="1662"/>
+            <w:shd w:fill="5B9BD5"/>
+          </w:tcPr>
+          <w:p>
+            <w:r>
+              <w:rPr>
+                <w:b/>
+                <w:color w:val="FFFFFF"/>
+                <w:sz w:val="16"/>
+              </w:rPr>
+              <w:t>Chef d'equipe</w:t>
+            </w:r>
+          </w:p>
+        </w:tc>
+      </w:tr>
+      <w:tr>
+        <w:tc>
+          <w:tcPr>
+            <w:tcW w:type="dxa" w:w="1662"/>
+          </w:tcPr>
+          <w:p>
+            <w:r>
+              <w:rPr>
+                <w:sz w:val="14"/>
+              </w:rPr>
+              <w:t>42-58-46-44</w:t>
+            </w:r>
+          </w:p>
+        </w:tc>
+        <w:tc>
+          <w:tcPr>
+            <w:tcW w:type="dxa" w:w="1662"/>
+          </w:tcPr>
+          <w:p>
+            <w:r>
+              <w:rPr>
+                <w:sz w:val="14"/>
+              </w:rPr>
+              <w:t>ae77f1cd0872496c9e6ca9af4c602243</w:t>
+            </w:r>
+          </w:p>
+        </w:tc>
+        <w:tc>
+          <w:tcPr>
+            <w:tcW w:type="dxa" w:w="1662"/>
+          </w:tcPr>
+          <w:p>
+            <w:r>
+              <w:rPr>
+                <w:sz w:val="14"/>
+              </w:rPr>
+              <w:t>EQ7_enq3</w:t>
+            </w:r>
+          </w:p>
+        </w:tc>
+        <w:tc>
+          <w:tcPr>
+            <w:tcW w:type="dxa" w:w="1662"/>
+          </w:tcPr>
+          <w:p>
+            <w:r>
+              <w:rPr>
+                <w:sz w:val="14"/>
+              </w:rPr>
+              <w:t>Equipe7</w:t>
+            </w:r>
+          </w:p>
+        </w:tc>
+        <w:tc>
+          <w:tcPr>
+            <w:tcW w:type="dxa" w:w="1662"/>
+          </w:tcPr>
+          <w:p>
+            <w:r>
+              <w:rPr>
+                <w:sz w:val="14"/>
+              </w:rPr>
+              <w:t>Helene Sow NDIAYE</w:t>
+            </w:r>
+          </w:p>
+        </w:tc>
+        <w:tc>
+          <w:tcPr>
+            <w:tcW w:type="dxa" w:w="1662"/>
+          </w:tcPr>
+          <w:p>
+            <w:r>
+              <w:rPr>
+                <w:sz w:val="14"/>
+              </w:rPr>
+              <w:t>Diarietou DJIBA</w:t>
+            </w:r>
+          </w:p>
+        </w:tc>
+      </w:tr>
+    </w:tbl>
+    <w:p/>
+    <w:tbl>
+      <w:tblPr>
+        <w:tblStyle w:val="TableGrid"/>
+        <w:tblW w:type="auto" w:w="0"/>
+        <w:tblLook w:firstColumn="1" w:firstRow="1" w:lastColumn="0" w:lastRow="0" w:noHBand="0" w:noVBand="1" w:val="04A0"/>
+      </w:tblPr>
+      <w:tblGrid>
+        <w:gridCol w:w="3324"/>
+        <w:gridCol w:w="3324"/>
+        <w:gridCol w:w="3324"/>
+      </w:tblGrid>
+      <w:tr>
+        <w:tc>
+          <w:tcPr>
+            <w:tcW w:type="dxa" w:w="3324"/>
+            <w:shd w:fill="70AD47"/>
+          </w:tcPr>
+          <w:p>
+            <w:r>
+              <w:rPr>
+                <w:b/>
+                <w:color w:val="FFFFFF"/>
+                <w:sz w:val="18"/>
+              </w:rPr>
+              <w:t>Chef de Menage</w:t>
+            </w:r>
+          </w:p>
+        </w:tc>
+        <w:tc>
+          <w:tcPr>
+            <w:tcW w:type="dxa" w:w="3324"/>
+            <w:shd w:fill="70AD47"/>
+          </w:tcPr>
+          <w:p>
+            <w:r>
+              <w:rPr>
+                <w:b/>
+                <w:color w:val="FFFFFF"/>
+                <w:sz w:val="18"/>
+              </w:rPr>
+              <w:t>Quartier/Village (s00q05)</w:t>
+            </w:r>
+          </w:p>
+        </w:tc>
+        <w:tc>
+          <w:tcPr>
+            <w:tcW w:type="dxa" w:w="3324"/>
+            <w:shd w:fill="70AD47"/>
+          </w:tcPr>
+          <w:p>
+            <w:r>
+              <w:rPr>
+                <w:b/>
+                <w:color w:val="FFFFFF"/>
+                <w:sz w:val="18"/>
+              </w:rPr>
+              <w:t>Localisation GPS</w:t>
+            </w:r>
+          </w:p>
+        </w:tc>
+      </w:tr>
+      <w:tr>
+        <w:tc>
+          <w:tcPr>
+            <w:tcW w:type="dxa" w:w="3324"/>
+          </w:tcPr>
+          <w:p>
+            <w:r>
+              <w:rPr>
+                <w:sz w:val="18"/>
+              </w:rPr>
+              <w:t>CHEIKH THIOUM</w:t>
+            </w:r>
+          </w:p>
+        </w:tc>
+        <w:tc>
+          <w:tcPr>
+            <w:tcW w:type="dxa" w:w="3324"/>
+          </w:tcPr>
+          <w:p>
+            <w:r>
+              <w:rPr>
+                <w:sz w:val="18"/>
+              </w:rPr>
+              <w:t>N/A</w:t>
+            </w:r>
+          </w:p>
+        </w:tc>
+        <w:tc>
+          <w:tcPr>
+            <w:tcW w:type="dxa" w:w="3324"/>
+          </w:tcPr>
+          <w:p>
+            <w:r/>
+            <w:hyperlink r:id="rId18">
+              <w:r>
+                <w:rPr>
+                  <w:color w:val="0563C1"/>
+                  <w:u w:val="single"/>
+                </w:rPr>
+                <w:t>2 em etage</w:t>
+              </w:r>
+            </w:hyperlink>
+          </w:p>
+        </w:tc>
+      </w:tr>
+    </w:tbl>
+    <w:p/>
+    <w:p>
+      <w:r>
+        <w:rPr>
+          <w:b/>
+          <w:color w:val="4672C4"/>
+          <w:sz w:val="22"/>
+        </w:rPr>
+        <w:t>&gt;&gt; Section1 - Caracteristiques des membres</w:t>
+      </w:r>
+    </w:p>
+    <w:p>
+      <w:pPr>
+        <w:ind w:left="283"/>
+      </w:pPr>
+      <w:r>
+        <w:rPr>
+          <w:sz w:val="20"/>
+        </w:rPr>
+        <w:t xml:space="preserve">- Attention ! Le montant (10000 Fcfa) dépensé ou reçu en cadeau pour les cartes prépayées, les transferts de crédit et les abonnements de  mamadou thioub 2 est relativement élevé par rapport aux autres montants depansés observés dans cette zone. Prière de corriger ou de confirmer avec le QG. </w:t>
+        <w:br/>
+        <w:t xml:space="preserve">- Attention ! Le montant (5000 Fcfa) dépensé ou reçu en cadeau pour les cartes prépayées, les transferts de crédit et les abonnements de  mamadou thioub 1 est relativement élevé par rapport aux autres montants depansés observés dans cette zone. Prière de corriger ou de confirmer avec le QG. </w:t>
+        <w:br/>
+        <w:t xml:space="preserve">- L'utilisations de l'internet  de cheikh thioub est pour deployer des service et semble exister dans les modalités, prière de prendre attache avec le QG pour plus d'explication afin de la classer bien. </w:t>
+        <w:br/>
+        <w:t>- La raison principale pour laquelle que awa signarè est venu vivre dans cette localité est et venu avec sa patronne et semble exister dans les modalités, prière de prendre attache avec le QG pour plus d'explication afin de la classer bien.</w:t>
+      </w:r>
+    </w:p>
+    <w:p>
+      <w:r>
+        <w:rPr>
+          <w:b/>
+          <w:color w:val="4672C4"/>
+          <w:sz w:val="22"/>
+        </w:rPr>
+        <w:t>&gt;&gt; Section2 - Education</w:t>
+      </w:r>
+    </w:p>
+    <w:p>
+      <w:pPr>
+        <w:ind w:left="283"/>
+      </w:pPr>
+      <w:r>
+        <w:rPr>
+          <w:sz w:val="20"/>
+        </w:rPr>
+        <w:t xml:space="preserve">- Le domaine que cheikh thioub bénéficié de cette formation est formation drone et semble exister dans les modalités, prière de prendre attache avec le QG pour plus d'explication afin de la classer bien. </w:t>
+        <w:br/>
+        <w:t xml:space="preserve">- Peu probable! awa signarè  n'arrive pas  à comprendre un petit texte lu dans une langue locale (s02q03). Veuillez corriger ou donner des explications au QG. Peu probable! awa signarè  ne sait ni lire, ni écrire, ni comprendre dans aucune des langues  (s02q01,s02q02,s02q03). Veuillez corriger ou donner des explications au QG. </w:t>
+        <w:br/>
+        <w:t xml:space="preserve">- Peu probable! fatou thioub  n'arrive pas  à comprendre un petit texte lu dans une langue locale (s02q03). Veuillez corriger ou donner des explications au QG. Peu probable! fatou thioub  ne sait ni lire, ni écrire, ni comprendre dans aucune des langues  (s02q01,s02q02,s02q03). Veuillez corriger ou donner des explications au QG. </w:t>
+        <w:br/>
+        <w:t xml:space="preserve">- Peu probable! faty thioub  n'arrive pas  à comprendre un petit texte lu dans une langue locale (s02q03). Veuillez corriger ou donner des explications au QG. </w:t>
+        <w:br/>
+        <w:t xml:space="preserve">- Peu probable! mamadou thioub 1  n'arrive pas  à comprendre un petit texte lu dans une langue locale (s02q03). Veuillez corriger ou donner des explications au QG. </w:t>
+        <w:br/>
+        <w:t>- Peu probable! mamadou thioub 2  n'arrive pas  à comprendre un petit texte lu dans une langue locale (s02q03). Veuillez corriger ou donner des explications au QG.</w:t>
+      </w:r>
+    </w:p>
+    <w:p>
+      <w:r>
+        <w:rPr>
+          <w:b/>
+          <w:color w:val="4672C4"/>
+          <w:sz w:val="22"/>
+        </w:rPr>
+        <w:t>&gt;&gt; Section3 - Sante</w:t>
+      </w:r>
+    </w:p>
+    <w:p>
+      <w:pPr>
+        <w:ind w:left="283"/>
+      </w:pPr>
+      <w:r>
+        <w:rPr>
+          <w:sz w:val="20"/>
+        </w:rPr>
+        <w:t xml:space="preserve">- Vous déclarez que faty thioub dans ce ménage s'est consulté dans un service de santé, ou chez un guérisseur au cours des 3 derniers mois sans hospitalisation (ne pas considérer les consultations prénatales) q13=Oui, mais vous avez pris NSP partout de la question q14 à q21. </w:t>
+        <w:br/>
+        <w:t>- Vous déclarez que mamadou thioub 2 dans ce ménage s'est consulté dans un service de santé, ou chez un guérisseur au cours des 3 derniers mois sans hospitalisation (ne pas considérer les consultations prénatales) q13=Oui, mais vous avez pris NSP partout de la question q14 à q21.</w:t>
+      </w:r>
+    </w:p>
+    <w:p>
+      <w:r>
+        <w:rPr>
+          <w:b/>
+          <w:color w:val="4672C4"/>
+          <w:sz w:val="22"/>
+        </w:rPr>
+        <w:t>&gt;&gt; Section4b - Emploi - Activite principale</w:t>
+      </w:r>
+    </w:p>
+    <w:p>
+      <w:pPr>
+        <w:ind w:left="283"/>
+      </w:pPr>
+      <w:r>
+        <w:rPr>
+          <w:sz w:val="20"/>
+        </w:rPr>
+        <w:t>- Avertissement!!! mamadou thioub 1 est un Agents de services commerciaux non classés ailleurs qui travaille dans Entreprise Privée et a declaré comme catégorie socioprofessionnelle Ouvrier ou employé qualifié , prière de vérifier cette information de catégorie socioprofessionnelle auprès de l'enquêté (e) ou confirmer avec le QG.</w:t>
+      </w:r>
+    </w:p>
+    <w:p>
+      <w:r>
+        <w:rPr>
+          <w:b/>
+          <w:color w:val="4672C4"/>
+          <w:sz w:val="22"/>
+        </w:rPr>
+        <w:t>&gt;&gt; Section7b - Consommation alimentaire - 7 jours</w:t>
+      </w:r>
+    </w:p>
+    <w:p>
+      <w:pPr>
+        <w:ind w:left="283"/>
+      </w:pPr>
+      <w:r>
+        <w:rPr>
+          <w:sz w:val="20"/>
+        </w:rPr>
+        <w:t>- Attention ! Le prix unitaire d'achat (33.33333 Fcfa) de Citron en Pièce (Petit) est relativement faible par rapport aux autres prix observés dans cette zone. Prière de corriger ou de confirmer avec le QG. Avertissement!!! Le ménage a consommé 2 Paquet Tres petit de Thé en sachet, cette quantité semble anormale pour une consommation des 7 derniers jours.Prière de corriger ou de confirmer avec le QG. Avertissement!! le prix unitaire (125 Fcfa) de Thé en sachet (unité: Paquet) de taille Tres petit est très faible ou élevé. Prière de corriger ou de confirmer avec le QG. Incohérence!! Dans ce ménage, chaque individus consomme par jour 53.27551 Kg  de cereale; Prière de revoir les quantités prises de ces produits. Incohérence!! Dans ce ménage, chaque individus consomme par jour 53.27551 Kg  de cereale; Prière de revoir les quantités prises de ces produits. Le prix d'achat unitaire (7000 Fcfa) de Viande de mouton en Kg de taille taille unique prière de regarder les reponses prises dans les questions s07bq07a s07bq07b s07bq07c s07bq08 pour mieux corriger. Attention ! Le prix unitaire d'achat (7000 Fcfa) de Viande de mouton en Kg (taille unique) est relativement élevé par rapport aux autres prix observés dans cette zone. Prière de corriger ou de confirmer avec le QG.</w:t>
+      </w:r>
+    </w:p>
+    <w:p>
+      <w:r>
+        <w:rPr>
+          <w:b/>
+          <w:color w:val="4672C4"/>
+          <w:sz w:val="22"/>
+        </w:rPr>
+        <w:t>&gt;&gt; Section9c - Depenses non-alimentaires - 30 jours</w:t>
+      </w:r>
+    </w:p>
+    <w:p>
+      <w:pPr>
+        <w:ind w:left="283"/>
+      </w:pPr>
+      <w:r>
+        <w:rPr>
+          <w:sz w:val="20"/>
+        </w:rPr>
+        <w:t xml:space="preserve">- La dernière fois que vous avez acheté Frais de blanchiment des vêtements, linge, etc. (Pressing) est laveuse de linge et semble exister dans les modalités, prière de prendre attache avec le QG pour plus d'explication afin de la classer bien. </w:t>
+        <w:br/>
+        <w:t xml:space="preserve">-  La dernière fois que vous avez acheté Frais de coiffure homme et femme (salon, tressage, mèches, coupe, etc.), manucure, pédicure est coiffeur et semble exister dans les modalités, prière de prendre attache avec le QG pour plus d'explication afin de la classer bien. </w:t>
+        <w:br/>
+        <w:t xml:space="preserve">-  La dernière fois que vous avez acheté Frais de ramassage des ordures ménagères est ramassage et semble exister dans les modalités, prière de prendre attache avec le QG pour plus d'explication afin de la classer bien. </w:t>
+        <w:br/>
+        <w:t xml:space="preserve">-  La dernière fois que vous avez acheté Lavage de véhicules est laveur de vehicule et semble exister dans les modalités, prière de prendre attache avec le QG pour plus d'explication afin de la classer bien. </w:t>
+        <w:br/>
+        <w:t xml:space="preserve">-  La dernière fois que vous avez acheté Salaire du personnel de maison (gardien, boy, chauffeur, cuisinier, etc. ) est domestique et semble exister dans les modalités, prière de prendre attache avec le QG pour plus d'explication afin de la classer bien. </w:t>
+        <w:br/>
+        <w:t xml:space="preserve">- Peu plausible! le montant de la dépense pour  Savon de toilette, shampoing semble trop élevé. Veuillez, s'il vous plaît, confirmer cette information avec le QG ou la corriger. </w:t>
+        <w:br/>
+        <w:t>- Peu plausible! le montant de la dépense pour Essence pour véhicule semble trop élevé.Veuillez, s'il vous plaît, confirmer cette information avec le QG ou la corriger.</w:t>
+      </w:r>
+    </w:p>
+    <w:p>
+      <w:r>
+        <w:rPr>
+          <w:b/>
+          <w:color w:val="4672C4"/>
+          <w:sz w:val="22"/>
+        </w:rPr>
+        <w:t>&gt;&gt; Section9d - Depenses non-alimentaires - 3 mois</w:t>
+      </w:r>
+    </w:p>
+    <w:p>
+      <w:pPr>
+        <w:ind w:left="283"/>
+      </w:pPr>
+      <w:r>
+        <w:rPr>
+          <w:sz w:val="20"/>
+        </w:rPr>
+        <w:t xml:space="preserve">- Peu plausible! le montant de la dépense pour Services de réparation et d'entretien (vidange, graissage, gonflage de pneu etc. ) de moyens de transport personnel (voitures, motos, bicyclette, etc. ) semble trop élevé. Veuillez, s'il vous plaît, confirmer cette information avec le QG ou la corriger. </w:t>
+        <w:br/>
+        <w:t>- Peu plausible! le montant de la dépense pour Ticket/service de péage inter-urbain semble trop élevé. Veuillez, s'il vous plaît, confirmer cette information avec le QG ou la corriger.</w:t>
+      </w:r>
+    </w:p>
+    <w:p>
+      <w:r>
+        <w:rPr>
+          <w:b/>
+          <w:color w:val="4672C4"/>
+          <w:sz w:val="22"/>
+        </w:rPr>
+        <w:t>&gt;&gt; Section10a - Existence entreprise non agricole</w:t>
+      </w:r>
+    </w:p>
+    <w:p>
+      <w:pPr>
+        <w:ind w:left="283"/>
+      </w:pPr>
+      <w:r>
+        <w:rPr>
+          <w:sz w:val="20"/>
+        </w:rPr>
+        <w:t>- Avertissement!!! Le ménage de CHEIKH THIOUB a comme taille 7 personnes dont ils vivent à DAKAR Urbain et aucune d'entre ne possède une entreprise non agricole, prière de revoir cette partie de la section 10 de ce menage.</w:t>
+      </w:r>
+    </w:p>
+    <w:p>
+      <w:r>
+        <w:rPr>
+          <w:b/>
+          <w:color w:val="4672C4"/>
+          <w:sz w:val="22"/>
+        </w:rPr>
+        <w:t>&gt;&gt; Section11 - Caracteristiques logement</w:t>
+      </w:r>
+    </w:p>
+    <w:p>
+      <w:pPr>
+        <w:ind w:left="283"/>
+      </w:pPr>
+      <w:r>
+        <w:rPr>
+          <w:sz w:val="20"/>
+        </w:rPr>
+        <w:t>- Le montant mensuel du loyer est trop élevé dans un milieu urbain, Veuillez s'il vous plaît corriger cette information.</w:t>
+      </w:r>
+    </w:p>
+    <w:p>
+      <w:r>
+        <w:rPr>
+          <w:b/>
+          <w:color w:val="4672C4"/>
+          <w:sz w:val="22"/>
+        </w:rPr>
+        <w:t>&gt;&gt; Section12 - Actifs du menage</w:t>
+      </w:r>
+    </w:p>
+    <w:p>
+      <w:pPr>
+        <w:ind w:left="283"/>
+      </w:pPr>
+      <w:r>
+        <w:rPr>
+          <w:sz w:val="20"/>
+        </w:rPr>
+        <w:t xml:space="preserve">- Attention ! Téléphone portable a été achété à 250000 Fcfa est relativement élevé par rapport aux autres prix d'achat observés dans cette zone. Prière de corriger ou de confirmer avec le QG. Attention ! Téléphone portable a été revendu à 150000 Fcfa qui est relativement élevé par rapport aux autres prix de revente observés dans cette zone. Prière de corriger ou de confirmer avec le QG. </w:t>
+        <w:br/>
+        <w:t>- Avertissement!!! Le prix d'achat (13000) de l'article  Bonbonne de gaz est inférieur aux prix de revente (15000)  avec l'âge du bien atteignant 5 ans. Prière de vérifier ou confirmer avec l'enquêté et mettre les bonnes valeurs après verification, s'il le faut.</w:t>
+      </w:r>
+    </w:p>
+    <w:p>
+      <w:r>
+        <w:rPr>
+          <w:b/>
+          <w:color w:val="4672C4"/>
+          <w:sz w:val="22"/>
+        </w:rPr>
+        <w:t>&gt;&gt; Section14 - Chocs</w:t>
+      </w:r>
+    </w:p>
+    <w:p>
+      <w:pPr>
+        <w:ind w:left="283"/>
+      </w:pPr>
+      <w:r>
+        <w:rPr>
+          <w:sz w:val="20"/>
+        </w:rPr>
+        <w:t>- Avertissement!! Le ménage n'a été négativement affecté par aucun des problèmes donnés dans la section 14. Confirmez vous cette information avec le QG?</w:t>
+      </w:r>
+    </w:p>
+    <w:p>
+      <w:r>
+        <w:rPr>
+          <w:b/>
+          <w:color w:val="4672C4"/>
+          <w:sz w:val="22"/>
+        </w:rPr>
+        <w:t>&gt;&gt; Section16a - Champs et parcelles</w:t>
+      </w:r>
+    </w:p>
+    <w:p>
+      <w:pPr>
+        <w:ind w:left="283"/>
+      </w:pPr>
+      <w:r>
+        <w:rPr>
+          <w:sz w:val="20"/>
+        </w:rPr>
+        <w:t>- La section 16 du ménage de CHEIKH THIOUB n'est pas renseigné, prière de renseigner.</w:t>
+      </w:r>
+    </w:p>
+    <w:p>
+      <w:r>
+        <w:t>________________________________________________________________________________</w:t>
+      </w:r>
+    </w:p>
+    <w:p>
+      <w:pPr>
+        <w:pStyle w:val="Heading2"/>
+      </w:pPr>
+      <w:r>
+        <w:t>Menage 14</w:t>
+      </w:r>
+    </w:p>
+    <w:tbl>
+      <w:tblPr>
+        <w:tblStyle w:val="TableGrid"/>
+        <w:tblW w:type="auto" w:w="0"/>
+        <w:tblLook w:firstColumn="1" w:firstRow="1" w:lastColumn="0" w:lastRow="0" w:noHBand="0" w:noVBand="1" w:val="04A0"/>
+      </w:tblPr>
+      <w:tblGrid>
+        <w:gridCol w:w="1662"/>
+        <w:gridCol w:w="1662"/>
+        <w:gridCol w:w="1662"/>
+        <w:gridCol w:w="1662"/>
+        <w:gridCol w:w="1662"/>
+        <w:gridCol w:w="1662"/>
+      </w:tblGrid>
+      <w:tr>
+        <w:tc>
+          <w:tcPr>
+            <w:tcW w:type="dxa" w:w="1662"/>
+            <w:shd w:fill="5B9BD5"/>
+          </w:tcPr>
+          <w:p>
+            <w:r>
+              <w:rPr>
+                <w:b/>
+                <w:color w:val="FFFFFF"/>
+                <w:sz w:val="16"/>
+              </w:rPr>
+              <w:t>Interview Key</w:t>
+            </w:r>
+          </w:p>
+        </w:tc>
+        <w:tc>
+          <w:tcPr>
+            <w:tcW w:type="dxa" w:w="1662"/>
+            <w:shd w:fill="5B9BD5"/>
+          </w:tcPr>
+          <w:p>
+            <w:r>
+              <w:rPr>
+                <w:b/>
+                <w:color w:val="FFFFFF"/>
+                <w:sz w:val="16"/>
+              </w:rPr>
+              <w:t>Interview ID</w:t>
+            </w:r>
+          </w:p>
+        </w:tc>
+        <w:tc>
+          <w:tcPr>
+            <w:tcW w:type="dxa" w:w="1662"/>
+            <w:shd w:fill="5B9BD5"/>
+          </w:tcPr>
+          <w:p>
+            <w:r>
+              <w:rPr>
+                <w:b/>
+                <w:color w:val="FFFFFF"/>
+                <w:sz w:val="16"/>
+              </w:rPr>
+              <w:t>ID Agent</w:t>
+            </w:r>
+          </w:p>
+        </w:tc>
+        <w:tc>
+          <w:tcPr>
+            <w:tcW w:type="dxa" w:w="1662"/>
+            <w:shd w:fill="5B9BD5"/>
+          </w:tcPr>
+          <w:p>
+            <w:r>
+              <w:rPr>
+                <w:b/>
+                <w:color w:val="FFFFFF"/>
+                <w:sz w:val="16"/>
+              </w:rPr>
+              <w:t>ID Equipe</w:t>
+            </w:r>
+          </w:p>
+        </w:tc>
+        <w:tc>
+          <w:tcPr>
+            <w:tcW w:type="dxa" w:w="1662"/>
+            <w:shd w:fill="5B9BD5"/>
+          </w:tcPr>
+          <w:p>
+            <w:r>
+              <w:rPr>
+                <w:b/>
+                <w:color w:val="FFFFFF"/>
+                <w:sz w:val="16"/>
+              </w:rPr>
+              <w:t>Agent</w:t>
+            </w:r>
+          </w:p>
+        </w:tc>
+        <w:tc>
+          <w:tcPr>
+            <w:tcW w:type="dxa" w:w="1662"/>
+            <w:shd w:fill="5B9BD5"/>
+          </w:tcPr>
+          <w:p>
+            <w:r>
+              <w:rPr>
+                <w:b/>
+                <w:color w:val="FFFFFF"/>
+                <w:sz w:val="16"/>
+              </w:rPr>
+              <w:t>Chef d'equipe</w:t>
+            </w:r>
+          </w:p>
+        </w:tc>
+      </w:tr>
+      <w:tr>
+        <w:tc>
+          <w:tcPr>
+            <w:tcW w:type="dxa" w:w="1662"/>
+          </w:tcPr>
+          <w:p>
+            <w:r>
+              <w:rPr>
+                <w:sz w:val="14"/>
+              </w:rPr>
+              <w:t>13-18-68-05</w:t>
+            </w:r>
+          </w:p>
+        </w:tc>
+        <w:tc>
+          <w:tcPr>
+            <w:tcW w:type="dxa" w:w="1662"/>
+          </w:tcPr>
+          <w:p>
+            <w:r>
+              <w:rPr>
+                <w:sz w:val="14"/>
+              </w:rPr>
+              <w:t>25a92bf2b1144e7399a27147fe6b01fe</w:t>
+            </w:r>
+          </w:p>
+        </w:tc>
+        <w:tc>
+          <w:tcPr>
+            <w:tcW w:type="dxa" w:w="1662"/>
+          </w:tcPr>
+          <w:p>
+            <w:r>
+              <w:rPr>
+                <w:sz w:val="14"/>
+              </w:rPr>
+              <w:t>EQ7_enq1</w:t>
+            </w:r>
+          </w:p>
+        </w:tc>
+        <w:tc>
+          <w:tcPr>
+            <w:tcW w:type="dxa" w:w="1662"/>
+          </w:tcPr>
+          <w:p>
+            <w:r>
+              <w:rPr>
+                <w:sz w:val="14"/>
+              </w:rPr>
+              <w:t>Equipe7</w:t>
+            </w:r>
+          </w:p>
+        </w:tc>
+        <w:tc>
+          <w:tcPr>
+            <w:tcW w:type="dxa" w:w="1662"/>
+          </w:tcPr>
+          <w:p>
+            <w:r>
+              <w:rPr>
+                <w:sz w:val="14"/>
+              </w:rPr>
+              <w:t>Marieme FALL</w:t>
+            </w:r>
+          </w:p>
+        </w:tc>
+        <w:tc>
+          <w:tcPr>
+            <w:tcW w:type="dxa" w:w="1662"/>
+          </w:tcPr>
+          <w:p>
+            <w:r>
+              <w:rPr>
+                <w:sz w:val="14"/>
+              </w:rPr>
+              <w:t>Diarietou DJIBA</w:t>
+            </w:r>
+          </w:p>
+        </w:tc>
+      </w:tr>
+    </w:tbl>
+    <w:p/>
+    <w:tbl>
+      <w:tblPr>
+        <w:tblStyle w:val="TableGrid"/>
+        <w:tblW w:type="auto" w:w="0"/>
+        <w:tblLook w:firstColumn="1" w:firstRow="1" w:lastColumn="0" w:lastRow="0" w:noHBand="0" w:noVBand="1" w:val="04A0"/>
+      </w:tblPr>
+      <w:tblGrid>
+        <w:gridCol w:w="3324"/>
+        <w:gridCol w:w="3324"/>
+        <w:gridCol w:w="3324"/>
+      </w:tblGrid>
+      <w:tr>
+        <w:tc>
+          <w:tcPr>
+            <w:tcW w:type="dxa" w:w="3324"/>
+            <w:shd w:fill="70AD47"/>
+          </w:tcPr>
+          <w:p>
+            <w:r>
+              <w:rPr>
+                <w:b/>
+                <w:color w:val="FFFFFF"/>
+                <w:sz w:val="18"/>
+              </w:rPr>
+              <w:t>Chef de Menage</w:t>
+            </w:r>
+          </w:p>
+        </w:tc>
+        <w:tc>
+          <w:tcPr>
+            <w:tcW w:type="dxa" w:w="3324"/>
+            <w:shd w:fill="70AD47"/>
+          </w:tcPr>
+          <w:p>
+            <w:r>
+              <w:rPr>
+                <w:b/>
+                <w:color w:val="FFFFFF"/>
+                <w:sz w:val="18"/>
+              </w:rPr>
+              <w:t>Quartier/Village (s00q05)</w:t>
+            </w:r>
+          </w:p>
+        </w:tc>
+        <w:tc>
+          <w:tcPr>
+            <w:tcW w:type="dxa" w:w="3324"/>
+            <w:shd w:fill="70AD47"/>
+          </w:tcPr>
+          <w:p>
+            <w:r>
+              <w:rPr>
+                <w:b/>
+                <w:color w:val="FFFFFF"/>
+                <w:sz w:val="18"/>
+              </w:rPr>
+              <w:t>Localisation GPS</w:t>
+            </w:r>
+          </w:p>
+        </w:tc>
+      </w:tr>
+      <w:tr>
+        <w:tc>
+          <w:tcPr>
+            <w:tcW w:type="dxa" w:w="3324"/>
+          </w:tcPr>
+          <w:p>
+            <w:r>
+              <w:rPr>
+                <w:sz w:val="18"/>
+              </w:rPr>
+              <w:t>AWA KA</w:t>
+            </w:r>
+          </w:p>
+        </w:tc>
+        <w:tc>
+          <w:tcPr>
+            <w:tcW w:type="dxa" w:w="3324"/>
+          </w:tcPr>
+          <w:p>
+            <w:r>
+              <w:rPr>
+                <w:sz w:val="18"/>
+              </w:rPr>
+              <w:t>N/A</w:t>
+            </w:r>
+          </w:p>
+        </w:tc>
+        <w:tc>
+          <w:tcPr>
+            <w:tcW w:type="dxa" w:w="3324"/>
+          </w:tcPr>
+          <w:p>
+            <w:r/>
+            <w:hyperlink r:id="rId19">
+              <w:r>
+                <w:rPr>
+                  <w:color w:val="0563C1"/>
+                  <w:u w:val="single"/>
+                </w:rPr>
+                <w:t>rez de chauss�e � droite</w:t>
+              </w:r>
+            </w:hyperlink>
+          </w:p>
+        </w:tc>
+      </w:tr>
+    </w:tbl>
+    <w:p/>
+    <w:p>
+      <w:r>
+        <w:rPr>
+          <w:b/>
+          <w:color w:val="4672C4"/>
+          <w:sz w:val="22"/>
+        </w:rPr>
+        <w:t>&gt;&gt; Section2 - Education</w:t>
+      </w:r>
+    </w:p>
+    <w:p>
+      <w:pPr>
+        <w:ind w:left="283"/>
+      </w:pPr>
+      <w:r>
+        <w:rPr>
+          <w:sz w:val="20"/>
+        </w:rPr>
+        <w:t xml:space="preserve">- Peu probable! adama ka  n'arrive pas  à comprendre un petit texte lu dans une langue locale (s02q03). Veuillez corriger ou donner des explications au QG. </w:t>
+        <w:br/>
+        <w:t xml:space="preserve">- Peu probable! assmawo ka  n'arrive pas  à comprendre un petit texte lu dans une langue locale (s02q03). Veuillez corriger ou donner des explications au QG. </w:t>
+        <w:br/>
+        <w:t xml:space="preserve">- Peu probable! awa ka  n'arrive pas  à comprendre un petit texte lu dans une langue locale (s02q03). Veuillez corriger ou donner des explications au QG. Peu probable! awa ka  ne sait ni lire, ni écrire, ni comprendre dans aucune des langues  (s02q01,s02q02,s02q03). Veuillez corriger ou donner des explications au QG. </w:t>
+        <w:br/>
+        <w:t xml:space="preserve">- Peu probable! khady ka  n'arrive pas  à comprendre un petit texte lu dans une langue locale (s02q03). Veuillez corriger ou donner des explications au QG. </w:t>
+        <w:br/>
+        <w:t xml:space="preserve">- Peu probable! mbanyene ka  n'arrive pas  à comprendre un petit texte lu dans une langue locale (s02q03). Veuillez corriger ou donner des explications au QG. Peu probable! mbanyene ka  ne sait ni lire, ni écrire, ni comprendre dans aucune des langues  (s02q01,s02q02,s02q03). Veuillez corriger ou donner des explications au QG. </w:t>
+        <w:br/>
+        <w:t xml:space="preserve">- Peu probable! mouhamed ka  n'arrive pas  à comprendre un petit texte lu dans une langue locale (s02q03). Veuillez corriger ou donner des explications au QG. </w:t>
+        <w:br/>
+        <w:t>- Peu probable! moussa ba  n'arrive pas  à comprendre un petit texte lu dans une langue locale (s02q03). Veuillez corriger ou donner des explications au QG. Dans les milieux urbains c'est peu probable de voir une école dont les élèves ou étudiants ne dépensent pas en frais d'uniformes, prière de verifier pour moussa ba et corriger ou confirmer avec le QG.</w:t>
+      </w:r>
+    </w:p>
+    <w:p>
+      <w:r>
+        <w:rPr>
+          <w:b/>
+          <w:color w:val="4672C4"/>
+          <w:sz w:val="22"/>
+        </w:rPr>
+        <w:t>&gt;&gt; Section4a - Emploi</w:t>
+      </w:r>
+    </w:p>
+    <w:p>
+      <w:pPr>
+        <w:ind w:left="283"/>
+      </w:pPr>
+      <w:r>
+        <w:rPr>
+          <w:sz w:val="20"/>
+        </w:rPr>
+        <w:t xml:space="preserve">- Avertissement! Généralement les jeunes hommes (10 à 25ans) font des travaux ménager soit apprendre les enfants à reviser leurs léçons ou d'autres cours, mouhamed ka n'a consacré aucune heure pour les travaux cités en s04q01, s04q02, s04q03, s04q04, s04q05, s04q06, s04q07 et s04q08.Prière de regarder pour corriger ou confirmer avec le QG. Avertissement! Nombre d'heure que mouhamed ka a consacré à son emploi au cours des 7 derniers jours est trop faible, veuillez revoir s'il vous plait ou confirmer cette information avec QG. </w:t>
+        <w:br/>
+        <w:t>- Avertissement! Généralement les jeunes hommes (10 à 25ans) font des travaux ménager soit apprendre les enfants à reviser leurs léçons ou d'autres cours, moussa ba n'a consacré aucune heure pour les travaux cités en s04q01, s04q02, s04q03, s04q04, s04q05, s04q06, s04q07 et s04q08.Prière de regarder pour corriger ou confirmer avec le QG.</w:t>
+      </w:r>
+    </w:p>
+    <w:p>
+      <w:r>
+        <w:rPr>
+          <w:b/>
+          <w:color w:val="4672C4"/>
+          <w:sz w:val="22"/>
+        </w:rPr>
+        <w:t>&gt;&gt; Section4b - Emploi - Activite principale</w:t>
+      </w:r>
+    </w:p>
+    <w:p>
+      <w:pPr>
+        <w:ind w:left="283"/>
+      </w:pPr>
+      <w:r>
+        <w:rPr>
+          <w:sz w:val="20"/>
+        </w:rPr>
+        <w:t>- Attention ! Le nombre de jours que assmawo ka a travaillés par mois semble être inférieur à 15. Veuillez, s'il vous plaît, confirmer cette information.</w:t>
+      </w:r>
+    </w:p>
+    <w:p>
+      <w:r>
+        <w:rPr>
+          <w:b/>
+          <w:color w:val="4672C4"/>
+          <w:sz w:val="22"/>
+        </w:rPr>
+        <w:t>&gt;&gt; Section7b - Consommation alimentaire - 7 jours</w:t>
+      </w:r>
+    </w:p>
+    <w:p>
+      <w:pPr>
+        <w:ind w:left="283"/>
+      </w:pPr>
+      <w:r>
+        <w:rPr>
+          <w:sz w:val="20"/>
+        </w:rPr>
+        <w:t>- Attention ! Le prix unitaire d'achat (166.6667 Fcfa) de Pain moderne (Baguette) en miche (Moyen) est relativement élevé par rapport aux autres prix observés dans cette zone. Prière de corriger ou de confirmer avec le QG. Attention ! Le prix unitaire d'achat (2400 Fcfa) de Pâte d'arachide en Kg (taille unique) est relativement élevé par rapport aux autres prix observés dans cette zone. Prière de corriger ou de confirmer avec le QG. Attention ! Le prix unitaire d'achat (300 Fcfa) de Spaghettis en Sachets industriel (Petit) est relativement élevé par rapport aux autres prix observés dans cette zone. Prière de corriger ou de confirmer avec le QG. Avertissement!! La quantité (3.12 litre) du produit Huile de soja  consommée  par le ménage semble très élevé, prière de corriger ou confirmer avec le QG. Attention ! Le prix unitaire d'achat (600 Fcfa) de Huile de soja  en Litre (taille unique) est relativement faible par rapport aux autres prix observés dans cette zone. Prière de corriger ou de confirmer avec le QG. Avertissement!!! Le ménage a consommé 1 Paquet Tres petit de Thé en sachet, cette quantité semble anormale pour une consommation des 7 derniers jours.Prière de corriger ou de confirmer avec le QG. Avertissement!! le prix unitaire (150 Fcfa) de Thé en sachet (unité: Paquet) de taille Tres petit est très faible ou élevé. Prière de corriger ou de confirmer avec le QG. Difficile de consommer le Sel en Sachets industriel Petit prière de verifier. Incohérence!! Dans ce ménage, chaque individus consomme par jour .75 Kg  de cereale; Prière de revoir les quantités prises de ces produits.</w:t>
+      </w:r>
+    </w:p>
+    <w:p>
+      <w:r>
+        <w:rPr>
+          <w:b/>
+          <w:color w:val="4672C4"/>
+          <w:sz w:val="22"/>
+        </w:rPr>
+        <w:t>&gt;&gt; Section11 - Caracteristiques logement</w:t>
+      </w:r>
+    </w:p>
+    <w:p>
+      <w:pPr>
+        <w:ind w:left="283"/>
+      </w:pPr>
+      <w:r>
+        <w:rPr>
+          <w:sz w:val="20"/>
+        </w:rPr>
+        <w:t>- Avertissement!! Le ménage (vit en milieu urbain) se débarrasse de ses ordures ménagères soit par le Dépotoir sauvage, brûle et enterre, prière de corriger ou confirmer avec le QG.</w:t>
+      </w:r>
+    </w:p>
+    <w:p>
+      <w:r>
+        <w:rPr>
+          <w:b/>
+          <w:color w:val="4672C4"/>
+          <w:sz w:val="22"/>
+        </w:rPr>
+        <w:t>&gt;&gt; Section12 - Actifs du menage</w:t>
+      </w:r>
+    </w:p>
+    <w:p>
+      <w:pPr>
+        <w:ind w:left="283"/>
+      </w:pPr>
+      <w:r>
+        <w:rPr>
+          <w:sz w:val="20"/>
+        </w:rPr>
+        <w:t xml:space="preserve">- Attention ! Appareil TV a été revendu à 250000 Fcfa qui est relativement élevé par rapport aux autres prix de revente observés dans cette zone. Prière de corriger ou de confirmer avec le QG. </w:t>
+        <w:br/>
+        <w:t>- Attention ! Téléphone portable a été achété à 265000 Fcfa est relativement élevé par rapport aux autres prix d'achat observés dans cette zone. Prière de corriger ou de confirmer avec le QG. Attention ! Téléphone portable a été revendu à 265000 Fcfa qui est relativement élevé par rapport aux autres prix de revente observés dans cette zone. Prière de corriger ou de confirmer avec le QG.</w:t>
+      </w:r>
+    </w:p>
+    <w:p>
+      <w:r>
+        <w:rPr>
+          <w:b/>
+          <w:color w:val="4672C4"/>
+          <w:sz w:val="22"/>
+        </w:rPr>
+        <w:t>&gt;&gt; Section13a - Transferts recus</w:t>
+      </w:r>
+    </w:p>
+    <w:p>
+      <w:pPr>
+        <w:ind w:left="283"/>
+      </w:pPr>
+      <w:r>
+        <w:rPr>
+          <w:sz w:val="20"/>
+        </w:rPr>
+        <w:t>- Avertissement!! Le montant des transferts reçu par mois semble très élevé ou faible, peut-être que vous vous êtes trompés du choix de l'unité.</w:t>
+      </w:r>
+    </w:p>
+    <w:p>
+      <w:r>
+        <w:rPr>
+          <w:b/>
+          <w:color w:val="4672C4"/>
+          <w:sz w:val="22"/>
+        </w:rPr>
+        <w:t>&gt;&gt; Section14 - Chocs</w:t>
+      </w:r>
+    </w:p>
+    <w:p>
+      <w:pPr>
+        <w:ind w:left="283"/>
+      </w:pPr>
+      <w:r>
+        <w:rPr>
+          <w:sz w:val="20"/>
+        </w:rPr>
+        <w:t>- Avertissement!! Le ménage n'a été négativement affecté par aucun des problèmes donnés dans la section 14. Confirmez vous cette information avec le QG?</w:t>
+      </w:r>
+    </w:p>
+    <w:p>
+      <w:r>
+        <w:rPr>
+          <w:b/>
+          <w:color w:val="4672C4"/>
+          <w:sz w:val="22"/>
+        </w:rPr>
+        <w:t>&gt;&gt; Section16a - Champs et parcelles</w:t>
+      </w:r>
+    </w:p>
+    <w:p>
+      <w:pPr>
+        <w:ind w:left="283"/>
+      </w:pPr>
+      <w:r>
+        <w:rPr>
+          <w:sz w:val="20"/>
+        </w:rPr>
+        <w:t>- La section 16 du ménage de awa ka n'est pas renseigné, prière de renseigner.</w:t>
       </w:r>
     </w:p>
     <w:p>
